--- a/pm/K-POP_대시보드_신규_계획서_개정판.docx
+++ b/pm/K-POP_대시보드_신규_계획서_개정판.docx
@@ -258,7 +258,7 @@
     <w:sdt>
       <w:sdtPr>
         <w:alias w:val="목차"/>
-        <w:id w:val="800035909"/>
+        <w:id w:val="-47146638"/>
       </w:sdtPr>
       <w:sdtEndPr/>
       <w:sdtContent>
@@ -281,7 +281,7 @@
           <w:r>
             <w:fldChar w:fldCharType="separate"/>
           </w:r>
-          <w:hyperlink w:anchor="_Toc242637479" w:history="1">
+          <w:hyperlink w:anchor="_Toc242647964" w:history="1">
             <w:r>
               <w:rPr>
                 <w:rStyle w:val="a5"/>
@@ -305,7 +305,7 @@
               <w:rPr>
                 <w:noProof/>
               </w:rPr>
-              <w:instrText xml:space="preserve"> PAGEREF _Toc242637479 \h </w:instrText>
+              <w:instrText xml:space="preserve"> PAGEREF _Toc242647964 \h </w:instrText>
             </w:r>
             <w:r>
               <w:rPr>
@@ -343,7 +343,7 @@
               <w:noProof/>
             </w:rPr>
           </w:pPr>
-          <w:hyperlink w:anchor="_Toc242637480" w:history="1">
+          <w:hyperlink w:anchor="_Toc242647965" w:history="1">
             <w:r>
               <w:rPr>
                 <w:rStyle w:val="a5"/>
@@ -367,7 +367,7 @@
               <w:rPr>
                 <w:noProof/>
               </w:rPr>
-              <w:instrText xml:space="preserve"> PAGEREF _Toc242637480 \h </w:instrText>
+              <w:instrText xml:space="preserve"> PAGEREF _Toc242647965 \h </w:instrText>
             </w:r>
             <w:r>
               <w:rPr>
@@ -405,7 +405,7 @@
               <w:noProof/>
             </w:rPr>
           </w:pPr>
-          <w:hyperlink w:anchor="_Toc242637481" w:history="1">
+          <w:hyperlink w:anchor="_Toc242647966" w:history="1">
             <w:r>
               <w:rPr>
                 <w:rStyle w:val="a5"/>
@@ -429,7 +429,7 @@
               <w:rPr>
                 <w:noProof/>
               </w:rPr>
-              <w:instrText xml:space="preserve"> PAGEREF _Toc242637481 \h </w:instrText>
+              <w:instrText xml:space="preserve"> PAGEREF _Toc242647966 \h </w:instrText>
             </w:r>
             <w:r>
               <w:rPr>
@@ -467,7 +467,7 @@
               <w:noProof/>
             </w:rPr>
           </w:pPr>
-          <w:hyperlink w:anchor="_Toc242637482" w:history="1">
+          <w:hyperlink w:anchor="_Toc242647967" w:history="1">
             <w:r>
               <w:rPr>
                 <w:rStyle w:val="a5"/>
@@ -491,7 +491,7 @@
               <w:rPr>
                 <w:noProof/>
               </w:rPr>
-              <w:instrText xml:space="preserve"> PAGEREF _Toc242637482 \h </w:instrText>
+              <w:instrText xml:space="preserve"> PAGEREF _Toc242647967 \h </w:instrText>
             </w:r>
             <w:r>
               <w:rPr>
@@ -528,7 +528,7 @@
               <w:noProof/>
             </w:rPr>
           </w:pPr>
-          <w:hyperlink w:anchor="_Toc242637483" w:history="1">
+          <w:hyperlink w:anchor="_Toc242647968" w:history="1">
             <w:r>
               <w:rPr>
                 <w:rStyle w:val="a5"/>
@@ -552,7 +552,7 @@
               <w:rPr>
                 <w:noProof/>
               </w:rPr>
-              <w:instrText xml:space="preserve"> PAGEREF _Toc242637483 \h </w:instrText>
+              <w:instrText xml:space="preserve"> PAGEREF _Toc242647968 \h </w:instrText>
             </w:r>
             <w:r>
               <w:rPr>
@@ -590,7 +590,7 @@
               <w:noProof/>
             </w:rPr>
           </w:pPr>
-          <w:hyperlink w:anchor="_Toc242637484" w:history="1">
+          <w:hyperlink w:anchor="_Toc242647969" w:history="1">
             <w:r>
               <w:rPr>
                 <w:rStyle w:val="a5"/>
@@ -614,7 +614,7 @@
               <w:rPr>
                 <w:noProof/>
               </w:rPr>
-              <w:instrText xml:space="preserve"> PAGEREF _Toc242637484 \h </w:instrText>
+              <w:instrText xml:space="preserve"> PAGEREF _Toc242647969 \h </w:instrText>
             </w:r>
             <w:r>
               <w:rPr>
@@ -652,7 +652,7 @@
               <w:noProof/>
             </w:rPr>
           </w:pPr>
-          <w:hyperlink w:anchor="_Toc242637485" w:history="1">
+          <w:hyperlink w:anchor="_Toc242647970" w:history="1">
             <w:r>
               <w:rPr>
                 <w:rStyle w:val="a5"/>
@@ -676,7 +676,7 @@
               <w:rPr>
                 <w:noProof/>
               </w:rPr>
-              <w:instrText xml:space="preserve"> PAGEREF _Toc242637485 \h </w:instrText>
+              <w:instrText xml:space="preserve"> PAGEREF _Toc242647970 \h </w:instrText>
             </w:r>
             <w:r>
               <w:rPr>
@@ -714,7 +714,7 @@
               <w:noProof/>
             </w:rPr>
           </w:pPr>
-          <w:hyperlink w:anchor="_Toc242637486" w:history="1">
+          <w:hyperlink w:anchor="_Toc242647971" w:history="1">
             <w:r>
               <w:rPr>
                 <w:rStyle w:val="a5"/>
@@ -738,7 +738,7 @@
               <w:rPr>
                 <w:noProof/>
               </w:rPr>
-              <w:instrText xml:space="preserve"> PAGEREF _Toc242637486 \h </w:instrText>
+              <w:instrText xml:space="preserve"> PAGEREF _Toc242647971 \h </w:instrText>
             </w:r>
             <w:r>
               <w:rPr>
@@ -775,7 +775,7 @@
               <w:noProof/>
             </w:rPr>
           </w:pPr>
-          <w:hyperlink w:anchor="_Toc242637487" w:history="1">
+          <w:hyperlink w:anchor="_Toc242647972" w:history="1">
             <w:r>
               <w:rPr>
                 <w:rStyle w:val="a5"/>
@@ -799,7 +799,7 @@
               <w:rPr>
                 <w:noProof/>
               </w:rPr>
-              <w:instrText xml:space="preserve"> PAGEREF _Toc242637487 \h </w:instrText>
+              <w:instrText xml:space="preserve"> PAGEREF _Toc242647972 \h </w:instrText>
             </w:r>
             <w:r>
               <w:rPr>
@@ -837,7 +837,7 @@
               <w:noProof/>
             </w:rPr>
           </w:pPr>
-          <w:hyperlink w:anchor="_Toc242637488" w:history="1">
+          <w:hyperlink w:anchor="_Toc242647973" w:history="1">
             <w:r>
               <w:rPr>
                 <w:rStyle w:val="a5"/>
@@ -861,7 +861,7 @@
               <w:rPr>
                 <w:noProof/>
               </w:rPr>
-              <w:instrText xml:space="preserve"> PAGEREF _Toc242637488 \h </w:instrText>
+              <w:instrText xml:space="preserve"> PAGEREF _Toc242647973 \h </w:instrText>
             </w:r>
             <w:r>
               <w:rPr>
@@ -899,7 +899,7 @@
               <w:noProof/>
             </w:rPr>
           </w:pPr>
-          <w:hyperlink w:anchor="_Toc242637489" w:history="1">
+          <w:hyperlink w:anchor="_Toc242647974" w:history="1">
             <w:r>
               <w:rPr>
                 <w:rStyle w:val="a5"/>
@@ -923,7 +923,7 @@
               <w:rPr>
                 <w:noProof/>
               </w:rPr>
-              <w:instrText xml:space="preserve"> PAGEREF _Toc242637489 \h </w:instrText>
+              <w:instrText xml:space="preserve"> PAGEREF _Toc242647974 \h </w:instrText>
             </w:r>
             <w:r>
               <w:rPr>
@@ -961,13 +961,13 @@
               <w:noProof/>
             </w:rPr>
           </w:pPr>
-          <w:hyperlink w:anchor="_Toc242637490" w:history="1">
+          <w:hyperlink w:anchor="_Toc242647975" w:history="1">
             <w:r>
               <w:rPr>
                 <w:rStyle w:val="a5"/>
                 <w:noProof/>
               </w:rPr>
-              <w:t>3.3 화면 구성 (11개)</w:t>
+              <w:t>3.3 화면 구성 (12개)</w:t>
             </w:r>
             <w:r>
               <w:rPr>
@@ -985,7 +985,7 @@
               <w:rPr>
                 <w:noProof/>
               </w:rPr>
-              <w:instrText xml:space="preserve"> PAGEREF _Toc242637490 \h </w:instrText>
+              <w:instrText xml:space="preserve"> PAGEREF _Toc242647975 \h </w:instrText>
             </w:r>
             <w:r>
               <w:rPr>
@@ -1023,7 +1023,7 @@
               <w:noProof/>
             </w:rPr>
           </w:pPr>
-          <w:hyperlink w:anchor="_Toc242637491" w:history="1">
+          <w:hyperlink w:anchor="_Toc242647976" w:history="1">
             <w:r>
               <w:rPr>
                 <w:rStyle w:val="a5"/>
@@ -1047,7 +1047,7 @@
               <w:rPr>
                 <w:noProof/>
               </w:rPr>
-              <w:instrText xml:space="preserve"> PAGEREF _Toc242637491 \h </w:instrText>
+              <w:instrText xml:space="preserve"> PAGEREF _Toc242647976 \h </w:instrText>
             </w:r>
             <w:r>
               <w:rPr>
@@ -1085,13 +1085,13 @@
               <w:noProof/>
             </w:rPr>
           </w:pPr>
-          <w:hyperlink w:anchor="_Toc242637492" w:history="1">
+          <w:hyperlink w:anchor="_Toc242647977" w:history="1">
             <w:r>
               <w:rPr>
                 <w:rStyle w:val="a5"/>
                 <w:noProof/>
               </w:rPr>
-              <w:t>3.5 공통 컴포넌트</w:t>
+              <w:t>3.5 종합 결론</w:t>
             </w:r>
             <w:r>
               <w:rPr>
@@ -1109,7 +1109,7 @@
               <w:rPr>
                 <w:noProof/>
               </w:rPr>
-              <w:instrText xml:space="preserve"> PAGEREF _Toc242637492 \h </w:instrText>
+              <w:instrText xml:space="preserve"> PAGEREF _Toc242647977 \h </w:instrText>
             </w:r>
             <w:r>
               <w:rPr>
@@ -1127,67 +1127,6 @@
                 <w:noProof/>
               </w:rPr>
               <w:t>6</w:t>
-            </w:r>
-            <w:r>
-              <w:rPr>
-                <w:noProof/>
-              </w:rPr>
-              <w:fldChar w:fldCharType="end"/>
-            </w:r>
-          </w:hyperlink>
-        </w:p>
-        <w:p>
-          <w:pPr>
-            <w:pStyle w:val="11"/>
-            <w:tabs>
-              <w:tab w:val="right" w:leader="dot" w:pos="9628"/>
-            </w:tabs>
-            <w:rPr>
-              <w:noProof/>
-            </w:rPr>
-          </w:pPr>
-          <w:hyperlink w:anchor="_Toc242637493" w:history="1">
-            <w:r>
-              <w:rPr>
-                <w:rStyle w:val="a5"/>
-                <w:noProof/>
-              </w:rPr>
-              <w:t>4. 데이터 설계</w:t>
-            </w:r>
-            <w:r>
-              <w:rPr>
-                <w:noProof/>
-              </w:rPr>
-              <w:tab/>
-            </w:r>
-            <w:r>
-              <w:rPr>
-                <w:noProof/>
-              </w:rPr>
-              <w:fldChar w:fldCharType="begin"/>
-            </w:r>
-            <w:r>
-              <w:rPr>
-                <w:noProof/>
-              </w:rPr>
-              <w:instrText xml:space="preserve"> PAGEREF _Toc242637493 \h </w:instrText>
-            </w:r>
-            <w:r>
-              <w:rPr>
-                <w:noProof/>
-              </w:rPr>
-            </w:r>
-            <w:r>
-              <w:rPr>
-                <w:noProof/>
-              </w:rPr>
-              <w:fldChar w:fldCharType="separate"/>
-            </w:r>
-            <w:r>
-              <w:rPr>
-                <w:noProof/>
-              </w:rPr>
-              <w:t>7</w:t>
             </w:r>
             <w:r>
               <w:rPr>
@@ -1208,13 +1147,13 @@
               <w:noProof/>
             </w:rPr>
           </w:pPr>
-          <w:hyperlink w:anchor="_Toc242637494" w:history="1">
+          <w:hyperlink w:anchor="_Toc242647978" w:history="1">
             <w:r>
               <w:rPr>
                 <w:rStyle w:val="a5"/>
                 <w:noProof/>
               </w:rPr>
-              <w:t>4.1 신뢰도 라벨 정책</w:t>
+              <w:t>3.6 공통 컴포넌트</w:t>
             </w:r>
             <w:r>
               <w:rPr>
@@ -1232,7 +1171,68 @@
               <w:rPr>
                 <w:noProof/>
               </w:rPr>
-              <w:instrText xml:space="preserve"> PAGEREF _Toc242637494 \h </w:instrText>
+              <w:instrText xml:space="preserve"> PAGEREF _Toc242647978 \h </w:instrText>
+            </w:r>
+            <w:r>
+              <w:rPr>
+                <w:noProof/>
+              </w:rPr>
+            </w:r>
+            <w:r>
+              <w:rPr>
+                <w:noProof/>
+              </w:rPr>
+              <w:fldChar w:fldCharType="separate"/>
+            </w:r>
+            <w:r>
+              <w:rPr>
+                <w:noProof/>
+              </w:rPr>
+              <w:t>7</w:t>
+            </w:r>
+            <w:r>
+              <w:rPr>
+                <w:noProof/>
+              </w:rPr>
+              <w:fldChar w:fldCharType="end"/>
+            </w:r>
+          </w:hyperlink>
+        </w:p>
+        <w:p>
+          <w:pPr>
+            <w:pStyle w:val="11"/>
+            <w:tabs>
+              <w:tab w:val="right" w:leader="dot" w:pos="9628"/>
+            </w:tabs>
+            <w:rPr>
+              <w:noProof/>
+            </w:rPr>
+          </w:pPr>
+          <w:hyperlink w:anchor="_Toc242647979" w:history="1">
+            <w:r>
+              <w:rPr>
+                <w:rStyle w:val="a5"/>
+                <w:noProof/>
+              </w:rPr>
+              <w:t>4. 데이터 설계</w:t>
+            </w:r>
+            <w:r>
+              <w:rPr>
+                <w:noProof/>
+              </w:rPr>
+              <w:tab/>
+            </w:r>
+            <w:r>
+              <w:rPr>
+                <w:noProof/>
+              </w:rPr>
+              <w:fldChar w:fldCharType="begin"/>
+            </w:r>
+            <w:r>
+              <w:rPr>
+                <w:noProof/>
+              </w:rPr>
+              <w:instrText xml:space="preserve"> PAGEREF _Toc242647979 \h </w:instrText>
             </w:r>
             <w:r>
               <w:rPr>
@@ -1270,13 +1270,13 @@
               <w:noProof/>
             </w:rPr>
           </w:pPr>
-          <w:hyperlink w:anchor="_Toc242637495" w:history="1">
+          <w:hyperlink w:anchor="_Toc242647980" w:history="1">
             <w:r>
               <w:rPr>
                 <w:rStyle w:val="a5"/>
                 <w:noProof/>
               </w:rPr>
-              <w:t>4.2 데이터 소스</w:t>
+              <w:t>4.1 신뢰도 라벨 정책</w:t>
             </w:r>
             <w:r>
               <w:rPr>
@@ -1294,7 +1294,7 @@
               <w:rPr>
                 <w:noProof/>
               </w:rPr>
-              <w:instrText xml:space="preserve"> PAGEREF _Toc242637495 \h </w:instrText>
+              <w:instrText xml:space="preserve"> PAGEREF _Toc242647980 \h </w:instrText>
             </w:r>
             <w:r>
               <w:rPr>
@@ -1332,13 +1332,13 @@
               <w:noProof/>
             </w:rPr>
           </w:pPr>
-          <w:hyperlink w:anchor="_Toc242637496" w:history="1">
+          <w:hyperlink w:anchor="_Toc242647981" w:history="1">
             <w:r>
               <w:rPr>
                 <w:rStyle w:val="a5"/>
                 <w:noProof/>
               </w:rPr>
-              <w:t>4.3 주요 수치</w:t>
+              <w:t>4.2 데이터 소스</w:t>
             </w:r>
             <w:r>
               <w:rPr>
@@ -1356,7 +1356,7 @@
               <w:rPr>
                 <w:noProof/>
               </w:rPr>
-              <w:instrText xml:space="preserve"> PAGEREF _Toc242637496 \h </w:instrText>
+              <w:instrText xml:space="preserve"> PAGEREF _Toc242647981 \h </w:instrText>
             </w:r>
             <w:r>
               <w:rPr>
@@ -1394,13 +1394,13 @@
               <w:noProof/>
             </w:rPr>
           </w:pPr>
-          <w:hyperlink w:anchor="_Toc242637497" w:history="1">
+          <w:hyperlink w:anchor="_Toc242647982" w:history="1">
             <w:r>
               <w:rPr>
                 <w:rStyle w:val="a5"/>
                 <w:noProof/>
               </w:rPr>
-              <w:t>4.4 수집·분석 구조</w:t>
+              <w:t>4.3 주요 수치</w:t>
             </w:r>
             <w:r>
               <w:rPr>
@@ -1418,7 +1418,7 @@
               <w:rPr>
                 <w:noProof/>
               </w:rPr>
-              <w:instrText xml:space="preserve"> PAGEREF _Toc242637497 \h </w:instrText>
+              <w:instrText xml:space="preserve"> PAGEREF _Toc242647982 \h </w:instrText>
             </w:r>
             <w:r>
               <w:rPr>
@@ -1456,13 +1456,13 @@
               <w:noProof/>
             </w:rPr>
           </w:pPr>
-          <w:hyperlink w:anchor="_Toc242637498" w:history="1">
+          <w:hyperlink w:anchor="_Toc242647983" w:history="1">
             <w:r>
               <w:rPr>
                 <w:rStyle w:val="a5"/>
                 <w:noProof/>
               </w:rPr>
-              <w:t>4.5 공개 범위</w:t>
+              <w:t>4.4 수집·분석 구조</w:t>
             </w:r>
             <w:r>
               <w:rPr>
@@ -1480,7 +1480,7 @@
               <w:rPr>
                 <w:noProof/>
               </w:rPr>
-              <w:instrText xml:space="preserve"> PAGEREF _Toc242637498 \h </w:instrText>
+              <w:instrText xml:space="preserve"> PAGEREF _Toc242647983 \h </w:instrText>
             </w:r>
             <w:r>
               <w:rPr>
@@ -1518,13 +1518,13 @@
               <w:noProof/>
             </w:rPr>
           </w:pPr>
-          <w:hyperlink w:anchor="_Toc242637499" w:history="1">
+          <w:hyperlink w:anchor="_Toc242647984" w:history="1">
             <w:r>
               <w:rPr>
                 <w:rStyle w:val="a5"/>
                 <w:noProof/>
               </w:rPr>
-              <w:t>4.6 알려진 불일치 (4건)</w:t>
+              <w:t>4.5 공개 범위</w:t>
             </w:r>
             <w:r>
               <w:rPr>
@@ -1542,7 +1542,7 @@
               <w:rPr>
                 <w:noProof/>
               </w:rPr>
-              <w:instrText xml:space="preserve"> PAGEREF _Toc242637499 \h </w:instrText>
+              <w:instrText xml:space="preserve"> PAGEREF _Toc242647984 \h </w:instrText>
             </w:r>
             <w:r>
               <w:rPr>
@@ -1580,13 +1580,13 @@
               <w:noProof/>
             </w:rPr>
           </w:pPr>
-          <w:hyperlink w:anchor="_Toc242637500" w:history="1">
+          <w:hyperlink w:anchor="_Toc242647985" w:history="1">
             <w:r>
               <w:rPr>
                 <w:rStyle w:val="a5"/>
                 <w:noProof/>
               </w:rPr>
-              <w:t>4.7 출처 레지스트리와 검증</w:t>
+              <w:t>4.6 알려진 불일치 (4건)</w:t>
             </w:r>
             <w:r>
               <w:rPr>
@@ -1604,7 +1604,7 @@
               <w:rPr>
                 <w:noProof/>
               </w:rPr>
-              <w:instrText xml:space="preserve"> PAGEREF _Toc242637500 \h </w:instrText>
+              <w:instrText xml:space="preserve"> PAGEREF _Toc242647985 \h </w:instrText>
             </w:r>
             <w:r>
               <w:rPr>
@@ -1622,189 +1622,6 @@
                 <w:noProof/>
               </w:rPr>
               <w:t>9</w:t>
-            </w:r>
-            <w:r>
-              <w:rPr>
-                <w:noProof/>
-              </w:rPr>
-              <w:fldChar w:fldCharType="end"/>
-            </w:r>
-          </w:hyperlink>
-        </w:p>
-        <w:p>
-          <w:pPr>
-            <w:pStyle w:val="11"/>
-            <w:tabs>
-              <w:tab w:val="right" w:leader="dot" w:pos="9628"/>
-            </w:tabs>
-            <w:rPr>
-              <w:noProof/>
-            </w:rPr>
-          </w:pPr>
-          <w:hyperlink w:anchor="_Toc242637501" w:history="1">
-            <w:r>
-              <w:rPr>
-                <w:rStyle w:val="a5"/>
-                <w:noProof/>
-              </w:rPr>
-              <w:t>5. 기술 아키텍처</w:t>
-            </w:r>
-            <w:r>
-              <w:rPr>
-                <w:noProof/>
-              </w:rPr>
-              <w:tab/>
-            </w:r>
-            <w:r>
-              <w:rPr>
-                <w:noProof/>
-              </w:rPr>
-              <w:fldChar w:fldCharType="begin"/>
-            </w:r>
-            <w:r>
-              <w:rPr>
-                <w:noProof/>
-              </w:rPr>
-              <w:instrText xml:space="preserve"> PAGEREF _Toc242637501 \h </w:instrText>
-            </w:r>
-            <w:r>
-              <w:rPr>
-                <w:noProof/>
-              </w:rPr>
-            </w:r>
-            <w:r>
-              <w:rPr>
-                <w:noProof/>
-              </w:rPr>
-              <w:fldChar w:fldCharType="separate"/>
-            </w:r>
-            <w:r>
-              <w:rPr>
-                <w:noProof/>
-              </w:rPr>
-              <w:t>9</w:t>
-            </w:r>
-            <w:r>
-              <w:rPr>
-                <w:noProof/>
-              </w:rPr>
-              <w:fldChar w:fldCharType="end"/>
-            </w:r>
-          </w:hyperlink>
-        </w:p>
-        <w:p>
-          <w:pPr>
-            <w:pStyle w:val="11"/>
-            <w:tabs>
-              <w:tab w:val="right" w:leader="dot" w:pos="9628"/>
-            </w:tabs>
-            <w:rPr>
-              <w:noProof/>
-            </w:rPr>
-          </w:pPr>
-          <w:hyperlink w:anchor="_Toc242637502" w:history="1">
-            <w:r>
-              <w:rPr>
-                <w:rStyle w:val="a5"/>
-                <w:noProof/>
-              </w:rPr>
-              <w:t>6. 단계별 수행 내용</w:t>
-            </w:r>
-            <w:r>
-              <w:rPr>
-                <w:noProof/>
-              </w:rPr>
-              <w:tab/>
-            </w:r>
-            <w:r>
-              <w:rPr>
-                <w:noProof/>
-              </w:rPr>
-              <w:fldChar w:fldCharType="begin"/>
-            </w:r>
-            <w:r>
-              <w:rPr>
-                <w:noProof/>
-              </w:rPr>
-              <w:instrText xml:space="preserve"> PAGEREF _Toc242637502 \h </w:instrText>
-            </w:r>
-            <w:r>
-              <w:rPr>
-                <w:noProof/>
-              </w:rPr>
-            </w:r>
-            <w:r>
-              <w:rPr>
-                <w:noProof/>
-              </w:rPr>
-              <w:fldChar w:fldCharType="separate"/>
-            </w:r>
-            <w:r>
-              <w:rPr>
-                <w:noProof/>
-              </w:rPr>
-              <w:t>10</w:t>
-            </w:r>
-            <w:r>
-              <w:rPr>
-                <w:noProof/>
-              </w:rPr>
-              <w:fldChar w:fldCharType="end"/>
-            </w:r>
-          </w:hyperlink>
-        </w:p>
-        <w:p>
-          <w:pPr>
-            <w:pStyle w:val="11"/>
-            <w:tabs>
-              <w:tab w:val="right" w:leader="dot" w:pos="9628"/>
-            </w:tabs>
-            <w:rPr>
-              <w:noProof/>
-            </w:rPr>
-          </w:pPr>
-          <w:hyperlink w:anchor="_Toc242637503" w:history="1">
-            <w:r>
-              <w:rPr>
-                <w:rStyle w:val="a5"/>
-                <w:noProof/>
-              </w:rPr>
-              <w:t>7. 한계와 후속 과제</w:t>
-            </w:r>
-            <w:r>
-              <w:rPr>
-                <w:noProof/>
-              </w:rPr>
-              <w:tab/>
-            </w:r>
-            <w:r>
-              <w:rPr>
-                <w:noProof/>
-              </w:rPr>
-              <w:fldChar w:fldCharType="begin"/>
-            </w:r>
-            <w:r>
-              <w:rPr>
-                <w:noProof/>
-              </w:rPr>
-              <w:instrText xml:space="preserve"> PAGEREF _Toc242637503 \h </w:instrText>
-            </w:r>
-            <w:r>
-              <w:rPr>
-                <w:noProof/>
-              </w:rPr>
-            </w:r>
-            <w:r>
-              <w:rPr>
-                <w:noProof/>
-              </w:rPr>
-              <w:fldChar w:fldCharType="separate"/>
-            </w:r>
-            <w:r>
-              <w:rPr>
-                <w:noProof/>
-              </w:rPr>
-              <w:t>10</w:t>
             </w:r>
             <w:r>
               <w:rPr>
@@ -1825,13 +1642,13 @@
               <w:noProof/>
             </w:rPr>
           </w:pPr>
-          <w:hyperlink w:anchor="_Toc242637504" w:history="1">
+          <w:hyperlink w:anchor="_Toc242647986" w:history="1">
             <w:r>
               <w:rPr>
                 <w:rStyle w:val="a5"/>
                 <w:noProof/>
               </w:rPr>
-              <w:t>7.1 한계</w:t>
+              <w:t>4.7 출처 레지스트리와 검증</w:t>
             </w:r>
             <w:r>
               <w:rPr>
@@ -1849,7 +1666,7 @@
               <w:rPr>
                 <w:noProof/>
               </w:rPr>
-              <w:instrText xml:space="preserve"> PAGEREF _Toc242637504 \h </w:instrText>
+              <w:instrText xml:space="preserve"> PAGEREF _Toc242647986 \h </w:instrText>
             </w:r>
             <w:r>
               <w:rPr>
@@ -1866,7 +1683,190 @@
               <w:rPr>
                 <w:noProof/>
               </w:rPr>
+              <w:t>9</w:t>
+            </w:r>
+            <w:r>
+              <w:rPr>
+                <w:noProof/>
+              </w:rPr>
+              <w:fldChar w:fldCharType="end"/>
+            </w:r>
+          </w:hyperlink>
+        </w:p>
+        <w:p>
+          <w:pPr>
+            <w:pStyle w:val="11"/>
+            <w:tabs>
+              <w:tab w:val="right" w:leader="dot" w:pos="9628"/>
+            </w:tabs>
+            <w:rPr>
+              <w:noProof/>
+            </w:rPr>
+          </w:pPr>
+          <w:hyperlink w:anchor="_Toc242647987" w:history="1">
+            <w:r>
+              <w:rPr>
+                <w:rStyle w:val="a5"/>
+                <w:noProof/>
+              </w:rPr>
+              <w:t>5. 기술 아키텍처</w:t>
+            </w:r>
+            <w:r>
+              <w:rPr>
+                <w:noProof/>
+              </w:rPr>
+              <w:tab/>
+            </w:r>
+            <w:r>
+              <w:rPr>
+                <w:noProof/>
+              </w:rPr>
+              <w:fldChar w:fldCharType="begin"/>
+            </w:r>
+            <w:r>
+              <w:rPr>
+                <w:noProof/>
+              </w:rPr>
+              <w:instrText xml:space="preserve"> PAGEREF _Toc242647987 \h </w:instrText>
+            </w:r>
+            <w:r>
+              <w:rPr>
+                <w:noProof/>
+              </w:rPr>
+            </w:r>
+            <w:r>
+              <w:rPr>
+                <w:noProof/>
+              </w:rPr>
+              <w:fldChar w:fldCharType="separate"/>
+            </w:r>
+            <w:r>
+              <w:rPr>
+                <w:noProof/>
+              </w:rPr>
               <w:t>10</w:t>
+            </w:r>
+            <w:r>
+              <w:rPr>
+                <w:noProof/>
+              </w:rPr>
+              <w:fldChar w:fldCharType="end"/>
+            </w:r>
+          </w:hyperlink>
+        </w:p>
+        <w:p>
+          <w:pPr>
+            <w:pStyle w:val="11"/>
+            <w:tabs>
+              <w:tab w:val="right" w:leader="dot" w:pos="9628"/>
+            </w:tabs>
+            <w:rPr>
+              <w:noProof/>
+            </w:rPr>
+          </w:pPr>
+          <w:hyperlink w:anchor="_Toc242647988" w:history="1">
+            <w:r>
+              <w:rPr>
+                <w:rStyle w:val="a5"/>
+                <w:noProof/>
+              </w:rPr>
+              <w:t>6. 단계별 수행 내용</w:t>
+            </w:r>
+            <w:r>
+              <w:rPr>
+                <w:noProof/>
+              </w:rPr>
+              <w:tab/>
+            </w:r>
+            <w:r>
+              <w:rPr>
+                <w:noProof/>
+              </w:rPr>
+              <w:fldChar w:fldCharType="begin"/>
+            </w:r>
+            <w:r>
+              <w:rPr>
+                <w:noProof/>
+              </w:rPr>
+              <w:instrText xml:space="preserve"> PAGEREF _Toc242647988 \h </w:instrText>
+            </w:r>
+            <w:r>
+              <w:rPr>
+                <w:noProof/>
+              </w:rPr>
+            </w:r>
+            <w:r>
+              <w:rPr>
+                <w:noProof/>
+              </w:rPr>
+              <w:fldChar w:fldCharType="separate"/>
+            </w:r>
+            <w:r>
+              <w:rPr>
+                <w:noProof/>
+              </w:rPr>
+              <w:t>10</w:t>
+            </w:r>
+            <w:r>
+              <w:rPr>
+                <w:noProof/>
+              </w:rPr>
+              <w:fldChar w:fldCharType="end"/>
+            </w:r>
+          </w:hyperlink>
+        </w:p>
+        <w:p>
+          <w:pPr>
+            <w:pStyle w:val="11"/>
+            <w:tabs>
+              <w:tab w:val="right" w:leader="dot" w:pos="9628"/>
+            </w:tabs>
+            <w:rPr>
+              <w:noProof/>
+            </w:rPr>
+          </w:pPr>
+          <w:hyperlink w:anchor="_Toc242647989" w:history="1">
+            <w:r>
+              <w:rPr>
+                <w:rStyle w:val="a5"/>
+                <w:noProof/>
+              </w:rPr>
+              <w:t>7. 한계와 후속 과제</w:t>
+            </w:r>
+            <w:r>
+              <w:rPr>
+                <w:noProof/>
+              </w:rPr>
+              <w:tab/>
+            </w:r>
+            <w:r>
+              <w:rPr>
+                <w:noProof/>
+              </w:rPr>
+              <w:fldChar w:fldCharType="begin"/>
+            </w:r>
+            <w:r>
+              <w:rPr>
+                <w:noProof/>
+              </w:rPr>
+              <w:instrText xml:space="preserve"> PAGEREF _Toc242647989 \h </w:instrText>
+            </w:r>
+            <w:r>
+              <w:rPr>
+                <w:noProof/>
+              </w:rPr>
+            </w:r>
+            <w:r>
+              <w:rPr>
+                <w:noProof/>
+              </w:rPr>
+              <w:fldChar w:fldCharType="separate"/>
+            </w:r>
+            <w:r>
+              <w:rPr>
+                <w:noProof/>
+              </w:rPr>
+              <w:t>11</w:t>
             </w:r>
             <w:r>
               <w:rPr>
@@ -1887,13 +1887,13 @@
               <w:noProof/>
             </w:rPr>
           </w:pPr>
-          <w:hyperlink w:anchor="_Toc242637505" w:history="1">
+          <w:hyperlink w:anchor="_Toc242647990" w:history="1">
             <w:r>
               <w:rPr>
                 <w:rStyle w:val="a5"/>
                 <w:noProof/>
               </w:rPr>
-              <w:t>7.2 리스크와 대응</w:t>
+              <w:t>7.1 한계</w:t>
             </w:r>
             <w:r>
               <w:rPr>
@@ -1911,7 +1911,7 @@
               <w:rPr>
                 <w:noProof/>
               </w:rPr>
-              <w:instrText xml:space="preserve"> PAGEREF _Toc242637505 \h </w:instrText>
+              <w:instrText xml:space="preserve"> PAGEREF _Toc242647990 \h </w:instrText>
             </w:r>
             <w:r>
               <w:rPr>
@@ -1949,12 +1949,74 @@
               <w:noProof/>
             </w:rPr>
           </w:pPr>
-          <w:hyperlink w:anchor="_Toc242637506" w:history="1">
+          <w:hyperlink w:anchor="_Toc242647991" w:history="1">
             <w:r>
               <w:rPr>
                 <w:rStyle w:val="a5"/>
                 <w:noProof/>
               </w:rPr>
+              <w:t>7.2 리스크와 대응</w:t>
+            </w:r>
+            <w:r>
+              <w:rPr>
+                <w:noProof/>
+              </w:rPr>
+              <w:tab/>
+            </w:r>
+            <w:r>
+              <w:rPr>
+                <w:noProof/>
+              </w:rPr>
+              <w:fldChar w:fldCharType="begin"/>
+            </w:r>
+            <w:r>
+              <w:rPr>
+                <w:noProof/>
+              </w:rPr>
+              <w:instrText xml:space="preserve"> PAGEREF _Toc242647991 \h </w:instrText>
+            </w:r>
+            <w:r>
+              <w:rPr>
+                <w:noProof/>
+              </w:rPr>
+            </w:r>
+            <w:r>
+              <w:rPr>
+                <w:noProof/>
+              </w:rPr>
+              <w:fldChar w:fldCharType="separate"/>
+            </w:r>
+            <w:r>
+              <w:rPr>
+                <w:noProof/>
+              </w:rPr>
+              <w:t>11</w:t>
+            </w:r>
+            <w:r>
+              <w:rPr>
+                <w:noProof/>
+              </w:rPr>
+              <w:fldChar w:fldCharType="end"/>
+            </w:r>
+          </w:hyperlink>
+        </w:p>
+        <w:p>
+          <w:pPr>
+            <w:pStyle w:val="20"/>
+            <w:tabs>
+              <w:tab w:val="right" w:leader="dot" w:pos="9628"/>
+            </w:tabs>
+            <w:ind w:left="400"/>
+            <w:rPr>
+              <w:noProof/>
+            </w:rPr>
+          </w:pPr>
+          <w:hyperlink w:anchor="_Toc242647992" w:history="1">
+            <w:r>
+              <w:rPr>
+                <w:rStyle w:val="a5"/>
+                <w:noProof/>
+              </w:rPr>
               <w:t>7.3 후속 과제</w:t>
             </w:r>
             <w:r>
@@ -1973,7 +2035,7 @@
               <w:rPr>
                 <w:noProof/>
               </w:rPr>
-              <w:instrText xml:space="preserve"> PAGEREF _Toc242637506 \h </w:instrText>
+              <w:instrText xml:space="preserve"> PAGEREF _Toc242647992 \h </w:instrText>
             </w:r>
             <w:r>
               <w:rPr>
@@ -1990,7 +2052,7 @@
               <w:rPr>
                 <w:noProof/>
               </w:rPr>
-              <w:t>11</w:t>
+              <w:t>12</w:t>
             </w:r>
             <w:r>
               <w:rPr>
@@ -2010,7 +2072,7 @@
               <w:noProof/>
             </w:rPr>
           </w:pPr>
-          <w:hyperlink w:anchor="_Toc242637507" w:history="1">
+          <w:hyperlink w:anchor="_Toc242647993" w:history="1">
             <w:r>
               <w:rPr>
                 <w:rStyle w:val="a5"/>
@@ -2034,7 +2096,7 @@
               <w:rPr>
                 <w:noProof/>
               </w:rPr>
-              <w:instrText xml:space="preserve"> PAGEREF _Toc242637507 \h </w:instrText>
+              <w:instrText xml:space="preserve"> PAGEREF _Toc242647993 \h </w:instrText>
             </w:r>
             <w:r>
               <w:rPr>
@@ -2077,7 +2139,7 @@
       <w:pPr>
         <w:pStyle w:val="1"/>
       </w:pPr>
-      <w:bookmarkStart w:id="0" w:name="_Toc242637479"/>
+      <w:bookmarkStart w:id="0" w:name="_Toc242647964"/>
       <w:r>
         <w:lastRenderedPageBreak/>
         <w:t xml:space="preserve">1. </w:t>
@@ -2103,7 +2165,7 @@
       <w:pPr>
         <w:pStyle w:val="2"/>
       </w:pPr>
-      <w:bookmarkStart w:id="1" w:name="_Toc242637480"/>
+      <w:bookmarkStart w:id="1" w:name="_Toc242647965"/>
       <w:r>
         <w:t xml:space="preserve">1.1 </w:t>
       </w:r>
@@ -2495,7 +2557,7 @@
       <w:pPr>
         <w:pStyle w:val="2"/>
       </w:pPr>
-      <w:bookmarkStart w:id="2" w:name="_Toc242637481"/>
+      <w:bookmarkStart w:id="2" w:name="_Toc242647966"/>
       <w:r>
         <w:t xml:space="preserve">1.2 </w:t>
       </w:r>
@@ -4349,7 +4411,7 @@
       <w:pPr>
         <w:pStyle w:val="2"/>
       </w:pPr>
-      <w:bookmarkStart w:id="3" w:name="_Toc242637482"/>
+      <w:bookmarkStart w:id="3" w:name="_Toc242647967"/>
       <w:r>
         <w:t xml:space="preserve">1.3 </w:t>
       </w:r>
@@ -4459,7 +4521,25 @@
         <w:t xml:space="preserve"> </w:t>
       </w:r>
       <w:r>
-        <w:t>연결한다</w:t>
+        <w:t>연결하고</w:t>
+      </w:r>
+      <w:r>
+        <w:t xml:space="preserve">, </w:t>
+      </w:r>
+      <w:r>
+        <w:t>종합</w:t>
+      </w:r>
+      <w:r>
+        <w:t xml:space="preserve"> </w:t>
+      </w:r>
+      <w:r>
+        <w:t>결론으로</w:t>
+      </w:r>
+      <w:r>
+        <w:t xml:space="preserve"> </w:t>
+      </w:r>
+      <w:r>
+        <w:t>묶는다</w:t>
       </w:r>
       <w:r>
         <w:t>.</w:t>
@@ -4637,7 +4717,7 @@
       <w:pPr>
         <w:pStyle w:val="1"/>
       </w:pPr>
-      <w:bookmarkStart w:id="4" w:name="_Toc242637483"/>
+      <w:bookmarkStart w:id="4" w:name="_Toc242647968"/>
       <w:r>
         <w:t xml:space="preserve">2. </w:t>
       </w:r>
@@ -4668,7 +4748,7 @@
       <w:pPr>
         <w:pStyle w:val="2"/>
       </w:pPr>
-      <w:bookmarkStart w:id="5" w:name="_Toc242637484"/>
+      <w:bookmarkStart w:id="5" w:name="_Toc242647969"/>
       <w:r>
         <w:t xml:space="preserve">2.1 </w:t>
       </w:r>
@@ -4773,7 +4853,7 @@
       <w:pPr>
         <w:pStyle w:val="2"/>
       </w:pPr>
-      <w:bookmarkStart w:id="6" w:name="_Toc242637485"/>
+      <w:bookmarkStart w:id="6" w:name="_Toc242647970"/>
       <w:r>
         <w:t xml:space="preserve">2.2 </w:t>
       </w:r>
@@ -5766,7 +5846,7 @@
       <w:pPr>
         <w:pStyle w:val="2"/>
       </w:pPr>
-      <w:bookmarkStart w:id="7" w:name="_Toc242637486"/>
+      <w:bookmarkStart w:id="7" w:name="_Toc242647971"/>
       <w:r>
         <w:t xml:space="preserve">2.3 </w:t>
       </w:r>
@@ -6651,7 +6731,7 @@
                 <w:sz w:val="18"/>
                 <w:szCs w:val="18"/>
               </w:rPr>
-              <w:t>11</w:t>
+              <w:t>12</w:t>
             </w:r>
             <w:r>
               <w:rPr>
@@ -7206,7 +7286,7 @@
       <w:pPr>
         <w:pStyle w:val="1"/>
       </w:pPr>
-      <w:bookmarkStart w:id="8" w:name="_Toc242637487"/>
+      <w:bookmarkStart w:id="8" w:name="_Toc242647972"/>
       <w:r>
         <w:t xml:space="preserve">3. </w:t>
       </w:r>
@@ -7237,7 +7317,7 @@
       <w:pPr>
         <w:pStyle w:val="2"/>
       </w:pPr>
-      <w:bookmarkStart w:id="9" w:name="_Toc242637488"/>
+      <w:bookmarkStart w:id="9" w:name="_Toc242647973"/>
       <w:r>
         <w:t xml:space="preserve">3.1 </w:t>
       </w:r>
@@ -7349,6 +7429,48 @@
         <w:t>이동한다</w:t>
       </w:r>
       <w:r>
+        <w:t xml:space="preserve">. </w:t>
+      </w:r>
+      <w:r>
+        <w:t>서사</w:t>
+      </w:r>
+      <w:r>
+        <w:t xml:space="preserve"> ①~③</w:t>
+      </w:r>
+      <w:r>
+        <w:t>을</w:t>
+      </w:r>
+      <w:r>
+        <w:t xml:space="preserve"> </w:t>
+      </w:r>
+      <w:r>
+        <w:t>읽고</w:t>
+      </w:r>
+      <w:r>
+        <w:t xml:space="preserve"> </w:t>
+      </w:r>
+      <w:r>
+        <w:t>나면</w:t>
+      </w:r>
+      <w:r>
+        <w:t xml:space="preserve"> </w:t>
+      </w:r>
+      <w:r>
+        <w:t>종합</w:t>
+      </w:r>
+      <w:r>
+        <w:t xml:space="preserve"> </w:t>
+      </w:r>
+      <w:r>
+        <w:t>결론으로</w:t>
+      </w:r>
+      <w:r>
+        <w:t xml:space="preserve"> </w:t>
+      </w:r>
+      <w:r>
+        <w:t>이어진다</w:t>
+      </w:r>
+      <w:r>
         <w:t>.</w:t>
       </w:r>
     </w:p>
@@ -7666,7 +7788,7 @@
       <w:pPr>
         <w:pStyle w:val="2"/>
       </w:pPr>
-      <w:bookmarkStart w:id="10" w:name="_Toc242637489"/>
+      <w:bookmarkStart w:id="10" w:name="_Toc242647974"/>
       <w:r>
         <w:t>3.2 3</w:t>
       </w:r>
@@ -9442,7 +9564,7 @@
       <w:pPr>
         <w:pStyle w:val="2"/>
       </w:pPr>
-      <w:bookmarkStart w:id="11" w:name="_Toc242637490"/>
+      <w:bookmarkStart w:id="11" w:name="_Toc242647975"/>
       <w:r>
         <w:t xml:space="preserve">3.3 </w:t>
       </w:r>
@@ -9456,7 +9578,7 @@
         <w:t>구성</w:t>
       </w:r>
       <w:r>
-        <w:t xml:space="preserve"> (11</w:t>
+        <w:t xml:space="preserve"> (12</w:t>
       </w:r>
       <w:r>
         <w:t>개</w:t>
@@ -10257,21 +10379,21 @@
                 <w:sz w:val="18"/>
                 <w:szCs w:val="18"/>
               </w:rPr>
-              <w:t>시장</w:t>
-            </w:r>
-            <w:r>
-              <w:rPr>
-                <w:sz w:val="18"/>
-                <w:szCs w:val="18"/>
-              </w:rPr>
-              <w:t xml:space="preserve"> </w:t>
-            </w:r>
-            <w:r>
-              <w:rPr>
-                <w:sz w:val="18"/>
-                <w:szCs w:val="18"/>
-              </w:rPr>
-              <w:t>전망</w:t>
+              <w:t>종합</w:t>
+            </w:r>
+            <w:r>
+              <w:rPr>
+                <w:sz w:val="18"/>
+                <w:szCs w:val="18"/>
+              </w:rPr>
+              <w:t xml:space="preserve"> </w:t>
+            </w:r>
+            <w:r>
+              <w:rPr>
+                <w:sz w:val="18"/>
+                <w:szCs w:val="18"/>
+              </w:rPr>
+              <w:t>결론</w:t>
             </w:r>
           </w:p>
         </w:tc>
@@ -10301,35 +10423,63 @@
                 <w:sz w:val="18"/>
                 <w:szCs w:val="18"/>
               </w:rPr>
-              <w:t>음반</w:t>
-            </w:r>
-            <w:r>
-              <w:rPr>
-                <w:sz w:val="18"/>
-                <w:szCs w:val="18"/>
-              </w:rPr>
-              <w:t xml:space="preserve"> </w:t>
-            </w:r>
-            <w:r>
-              <w:rPr>
-                <w:sz w:val="18"/>
-                <w:szCs w:val="18"/>
-              </w:rPr>
-              <w:t>수출</w:t>
-            </w:r>
-            <w:r>
-              <w:rPr>
-                <w:sz w:val="18"/>
-                <w:szCs w:val="18"/>
-              </w:rPr>
-              <w:t xml:space="preserve"> </w:t>
-            </w:r>
-            <w:r>
-              <w:rPr>
-                <w:sz w:val="18"/>
-                <w:szCs w:val="18"/>
-              </w:rPr>
-              <w:t>추이</w:t>
+              <w:t>서사별</w:t>
+            </w:r>
+            <w:r>
+              <w:rPr>
+                <w:sz w:val="18"/>
+                <w:szCs w:val="18"/>
+              </w:rPr>
+              <w:t xml:space="preserve"> </w:t>
+            </w:r>
+            <w:r>
+              <w:rPr>
+                <w:sz w:val="18"/>
+                <w:szCs w:val="18"/>
+              </w:rPr>
+              <w:t>정리와</w:t>
+            </w:r>
+            <w:r>
+              <w:rPr>
+                <w:sz w:val="18"/>
+                <w:szCs w:val="18"/>
+              </w:rPr>
+              <w:t xml:space="preserve"> </w:t>
+            </w:r>
+            <w:r>
+              <w:rPr>
+                <w:sz w:val="18"/>
+                <w:szCs w:val="18"/>
+              </w:rPr>
+              <w:t>근거</w:t>
+            </w:r>
+            <w:r>
+              <w:rPr>
+                <w:sz w:val="18"/>
+                <w:szCs w:val="18"/>
+              </w:rPr>
+              <w:t xml:space="preserve"> </w:t>
+            </w:r>
+            <w:r>
+              <w:rPr>
+                <w:sz w:val="18"/>
+                <w:szCs w:val="18"/>
+              </w:rPr>
+              <w:t>지표</w:t>
+            </w:r>
+            <w:r>
+              <w:rPr>
+                <w:sz w:val="18"/>
+                <w:szCs w:val="18"/>
+              </w:rPr>
+              <w:t>(</w:t>
+            </w:r>
+            <w:r>
+              <w:rPr>
+                <w:sz w:val="18"/>
+                <w:szCs w:val="18"/>
+              </w:rPr>
+              <w:t>값</w:t>
             </w:r>
             <w:r>
               <w:rPr>
@@ -10343,7 +10493,77 @@
                 <w:sz w:val="18"/>
                 <w:szCs w:val="18"/>
               </w:rPr>
-              <w:t>증가율</w:t>
+              <w:t>신뢰도</w:t>
+            </w:r>
+            <w:r>
+              <w:rPr>
+                <w:sz w:val="18"/>
+                <w:szCs w:val="18"/>
+              </w:rPr>
+              <w:t xml:space="preserve">), </w:t>
+            </w:r>
+            <w:r>
+              <w:rPr>
+                <w:sz w:val="18"/>
+                <w:szCs w:val="18"/>
+              </w:rPr>
+              <w:t>세</w:t>
+            </w:r>
+            <w:r>
+              <w:rPr>
+                <w:sz w:val="18"/>
+                <w:szCs w:val="18"/>
+              </w:rPr>
+              <w:t xml:space="preserve"> </w:t>
+            </w:r>
+            <w:r>
+              <w:rPr>
+                <w:sz w:val="18"/>
+                <w:szCs w:val="18"/>
+              </w:rPr>
+              <w:t>서사를</w:t>
+            </w:r>
+            <w:r>
+              <w:rPr>
+                <w:sz w:val="18"/>
+                <w:szCs w:val="18"/>
+              </w:rPr>
+              <w:t xml:space="preserve"> </w:t>
+            </w:r>
+            <w:r>
+              <w:rPr>
+                <w:sz w:val="18"/>
+                <w:szCs w:val="18"/>
+              </w:rPr>
+              <w:t>함께</w:t>
+            </w:r>
+            <w:r>
+              <w:rPr>
+                <w:sz w:val="18"/>
+                <w:szCs w:val="18"/>
+              </w:rPr>
+              <w:t xml:space="preserve"> </w:t>
+            </w:r>
+            <w:r>
+              <w:rPr>
+                <w:sz w:val="18"/>
+                <w:szCs w:val="18"/>
+              </w:rPr>
+              <w:t>읽은</w:t>
+            </w:r>
+            <w:r>
+              <w:rPr>
+                <w:sz w:val="18"/>
+                <w:szCs w:val="18"/>
+              </w:rPr>
+              <w:t xml:space="preserve"> </w:t>
+            </w:r>
+            <w:r>
+              <w:rPr>
+                <w:sz w:val="18"/>
+                <w:szCs w:val="18"/>
+              </w:rPr>
+              <w:t>종합</w:t>
             </w:r>
             <w:r>
               <w:rPr>
@@ -10357,49 +10577,119 @@
                 <w:sz w:val="18"/>
                 <w:szCs w:val="18"/>
               </w:rPr>
-              <w:t>공연</w:t>
-            </w:r>
-            <w:r>
-              <w:rPr>
-                <w:sz w:val="18"/>
-                <w:szCs w:val="18"/>
-              </w:rPr>
-              <w:t xml:space="preserve"> </w:t>
-            </w:r>
-            <w:r>
-              <w:rPr>
-                <w:sz w:val="18"/>
-                <w:szCs w:val="18"/>
-              </w:rPr>
-              <w:t>시장</w:t>
-            </w:r>
-            <w:r>
-              <w:rPr>
-                <w:sz w:val="18"/>
-                <w:szCs w:val="18"/>
-              </w:rPr>
-              <w:t xml:space="preserve"> </w:t>
-            </w:r>
-            <w:r>
-              <w:rPr>
-                <w:sz w:val="18"/>
-                <w:szCs w:val="18"/>
-              </w:rPr>
-              <w:t>조사기관</w:t>
-            </w:r>
-            <w:r>
-              <w:rPr>
-                <w:sz w:val="18"/>
-                <w:szCs w:val="18"/>
-              </w:rPr>
-              <w:t xml:space="preserve"> </w:t>
-            </w:r>
-            <w:r>
-              <w:rPr>
-                <w:sz w:val="18"/>
-                <w:szCs w:val="18"/>
-              </w:rPr>
-              <w:t>비교</w:t>
+              <w:t>이</w:t>
+            </w:r>
+            <w:r>
+              <w:rPr>
+                <w:sz w:val="18"/>
+                <w:szCs w:val="18"/>
+              </w:rPr>
+              <w:t xml:space="preserve"> </w:t>
+            </w:r>
+            <w:r>
+              <w:rPr>
+                <w:sz w:val="18"/>
+                <w:szCs w:val="18"/>
+              </w:rPr>
+              <w:t>데이터로</w:t>
+            </w:r>
+            <w:r>
+              <w:rPr>
+                <w:sz w:val="18"/>
+                <w:szCs w:val="18"/>
+              </w:rPr>
+              <w:t xml:space="preserve"> </w:t>
+            </w:r>
+            <w:r>
+              <w:rPr>
+                <w:sz w:val="18"/>
+                <w:szCs w:val="18"/>
+              </w:rPr>
+              <w:t>말할</w:t>
+            </w:r>
+            <w:r>
+              <w:rPr>
+                <w:sz w:val="18"/>
+                <w:szCs w:val="18"/>
+              </w:rPr>
+              <w:t xml:space="preserve"> </w:t>
+            </w:r>
+            <w:r>
+              <w:rPr>
+                <w:sz w:val="18"/>
+                <w:szCs w:val="18"/>
+              </w:rPr>
+              <w:t>수</w:t>
+            </w:r>
+            <w:r>
+              <w:rPr>
+                <w:sz w:val="18"/>
+                <w:szCs w:val="18"/>
+              </w:rPr>
+              <w:t xml:space="preserve"> </w:t>
+            </w:r>
+            <w:r>
+              <w:rPr>
+                <w:sz w:val="18"/>
+                <w:szCs w:val="18"/>
+              </w:rPr>
+              <w:t>없는</w:t>
+            </w:r>
+            <w:r>
+              <w:rPr>
+                <w:sz w:val="18"/>
+                <w:szCs w:val="18"/>
+              </w:rPr>
+              <w:t xml:space="preserve"> </w:t>
+            </w:r>
+            <w:r>
+              <w:rPr>
+                <w:sz w:val="18"/>
+                <w:szCs w:val="18"/>
+              </w:rPr>
+              <w:t>것</w:t>
+            </w:r>
+            <w:r>
+              <w:rPr>
+                <w:sz w:val="18"/>
+                <w:szCs w:val="18"/>
+              </w:rPr>
+              <w:t xml:space="preserve">. </w:t>
+            </w:r>
+            <w:r>
+              <w:rPr>
+                <w:sz w:val="18"/>
+                <w:szCs w:val="18"/>
+              </w:rPr>
+              <w:t>서사</w:t>
+            </w:r>
+            <w:r>
+              <w:rPr>
+                <w:sz w:val="18"/>
+                <w:szCs w:val="18"/>
+              </w:rPr>
+              <w:t xml:space="preserve"> ③ </w:t>
+            </w:r>
+            <w:r>
+              <w:rPr>
+                <w:sz w:val="18"/>
+                <w:szCs w:val="18"/>
+              </w:rPr>
+              <w:t>다음에</w:t>
+            </w:r>
+            <w:r>
+              <w:rPr>
+                <w:sz w:val="18"/>
+                <w:szCs w:val="18"/>
+              </w:rPr>
+              <w:t xml:space="preserve"> </w:t>
+            </w:r>
+            <w:r>
+              <w:rPr>
+                <w:sz w:val="18"/>
+                <w:szCs w:val="18"/>
+              </w:rPr>
+              <w:t>이어진다</w:t>
             </w:r>
           </w:p>
         </w:tc>
@@ -10429,63 +10719,35 @@
                 <w:sz w:val="18"/>
                 <w:szCs w:val="18"/>
               </w:rPr>
-              <w:t>관세청</w:t>
-            </w:r>
-            <w:r>
-              <w:rPr>
-                <w:sz w:val="18"/>
-                <w:szCs w:val="18"/>
-              </w:rPr>
-              <w:t xml:space="preserve"> </w:t>
-            </w:r>
-            <w:r>
-              <w:rPr>
-                <w:sz w:val="18"/>
-                <w:szCs w:val="18"/>
-              </w:rPr>
-              <w:t>통계</w:t>
-            </w:r>
-            <w:r>
-              <w:rPr>
-                <w:sz w:val="18"/>
-                <w:szCs w:val="18"/>
-              </w:rPr>
-              <w:t xml:space="preserve"> </w:t>
-            </w:r>
-            <w:r>
-              <w:rPr>
-                <w:sz w:val="18"/>
-                <w:szCs w:val="18"/>
-              </w:rPr>
-              <w:t>보도</w:t>
-            </w:r>
-            <w:r>
-              <w:rPr>
-                <w:sz w:val="18"/>
-                <w:szCs w:val="18"/>
-              </w:rPr>
-              <w:t xml:space="preserve">, </w:t>
-            </w:r>
-            <w:r>
-              <w:rPr>
-                <w:sz w:val="18"/>
-                <w:szCs w:val="18"/>
-              </w:rPr>
-              <w:t>리서치</w:t>
-            </w:r>
-            <w:r>
-              <w:rPr>
-                <w:sz w:val="18"/>
-                <w:szCs w:val="18"/>
-              </w:rPr>
-              <w:t xml:space="preserve"> </w:t>
-            </w:r>
-            <w:r>
-              <w:rPr>
-                <w:sz w:val="18"/>
-                <w:szCs w:val="18"/>
-              </w:rPr>
-              <w:t>기관</w:t>
+              <w:t>서사</w:t>
+            </w:r>
+            <w:r>
+              <w:rPr>
+                <w:sz w:val="18"/>
+                <w:szCs w:val="18"/>
+              </w:rPr>
+              <w:t>·</w:t>
+            </w:r>
+            <w:r>
+              <w:rPr>
+                <w:sz w:val="18"/>
+                <w:szCs w:val="18"/>
+              </w:rPr>
+              <w:t>지표</w:t>
+            </w:r>
+            <w:r>
+              <w:rPr>
+                <w:sz w:val="18"/>
+                <w:szCs w:val="18"/>
+              </w:rPr>
+              <w:t xml:space="preserve"> </w:t>
+            </w:r>
+            <w:r>
+              <w:rPr>
+                <w:sz w:val="18"/>
+                <w:szCs w:val="18"/>
+              </w:rPr>
+              <w:t>레지스트리</w:t>
             </w:r>
           </w:p>
         </w:tc>
@@ -10520,21 +10782,21 @@
                 <w:sz w:val="18"/>
                 <w:szCs w:val="18"/>
               </w:rPr>
-              <w:t>판매</w:t>
-            </w:r>
-            <w:r>
-              <w:rPr>
-                <w:sz w:val="18"/>
-                <w:szCs w:val="18"/>
-              </w:rPr>
-              <w:t xml:space="preserve"> </w:t>
-            </w:r>
-            <w:r>
-              <w:rPr>
-                <w:sz w:val="18"/>
-                <w:szCs w:val="18"/>
-              </w:rPr>
-              <w:t>집중도</w:t>
+              <w:t>시장</w:t>
+            </w:r>
+            <w:r>
+              <w:rPr>
+                <w:sz w:val="18"/>
+                <w:szCs w:val="18"/>
+              </w:rPr>
+              <w:t xml:space="preserve"> </w:t>
+            </w:r>
+            <w:r>
+              <w:rPr>
+                <w:sz w:val="18"/>
+                <w:szCs w:val="18"/>
+              </w:rPr>
+              <w:t>전망</w:t>
             </w:r>
           </w:p>
         </w:tc>
@@ -10564,49 +10826,35 @@
                 <w:sz w:val="18"/>
                 <w:szCs w:val="18"/>
               </w:rPr>
-              <w:t>점유율</w:t>
-            </w:r>
-            <w:r>
-              <w:rPr>
-                <w:sz w:val="18"/>
-                <w:szCs w:val="18"/>
-              </w:rPr>
-              <w:t>·Gini·1</w:t>
-            </w:r>
-            <w:r>
-              <w:rPr>
-                <w:sz w:val="18"/>
-                <w:szCs w:val="18"/>
-              </w:rPr>
-              <w:t>위</w:t>
-            </w:r>
-            <w:r>
-              <w:rPr>
-                <w:sz w:val="18"/>
-                <w:szCs w:val="18"/>
-              </w:rPr>
-              <w:t xml:space="preserve"> </w:t>
-            </w:r>
-            <w:r>
-              <w:rPr>
-                <w:sz w:val="18"/>
-                <w:szCs w:val="18"/>
-              </w:rPr>
-              <w:t>대</w:t>
-            </w:r>
-            <w:r>
-              <w:rPr>
-                <w:sz w:val="18"/>
-                <w:szCs w:val="18"/>
-              </w:rPr>
-              <w:t xml:space="preserve"> 100</w:t>
-            </w:r>
-            <w:r>
-              <w:rPr>
-                <w:sz w:val="18"/>
-                <w:szCs w:val="18"/>
-              </w:rPr>
-              <w:t>위</w:t>
+              <w:t>음반</w:t>
+            </w:r>
+            <w:r>
+              <w:rPr>
+                <w:sz w:val="18"/>
+                <w:szCs w:val="18"/>
+              </w:rPr>
+              <w:t xml:space="preserve"> </w:t>
+            </w:r>
+            <w:r>
+              <w:rPr>
+                <w:sz w:val="18"/>
+                <w:szCs w:val="18"/>
+              </w:rPr>
+              <w:t>수출</w:t>
+            </w:r>
+            <w:r>
+              <w:rPr>
+                <w:sz w:val="18"/>
+                <w:szCs w:val="18"/>
+              </w:rPr>
+              <w:t xml:space="preserve"> </w:t>
+            </w:r>
+            <w:r>
+              <w:rPr>
+                <w:sz w:val="18"/>
+                <w:szCs w:val="18"/>
+              </w:rPr>
+              <w:t>추이</w:t>
             </w:r>
             <w:r>
               <w:rPr>
@@ -10620,91 +10868,7 @@
                 <w:sz w:val="18"/>
                 <w:szCs w:val="18"/>
               </w:rPr>
-              <w:t>총판매량</w:t>
-            </w:r>
-            <w:r>
-              <w:rPr>
-                <w:sz w:val="18"/>
-                <w:szCs w:val="18"/>
-              </w:rPr>
-              <w:t xml:space="preserve"> </w:t>
-            </w:r>
-            <w:r>
-              <w:rPr>
-                <w:sz w:val="18"/>
-                <w:szCs w:val="18"/>
-              </w:rPr>
-              <w:t>추이</w:t>
-            </w:r>
-            <w:r>
-              <w:rPr>
-                <w:sz w:val="18"/>
-                <w:szCs w:val="18"/>
-              </w:rPr>
-              <w:t>(15</w:t>
-            </w:r>
-            <w:r>
-              <w:rPr>
-                <w:sz w:val="18"/>
-                <w:szCs w:val="18"/>
-              </w:rPr>
-              <w:t>개</w:t>
-            </w:r>
-            <w:r>
-              <w:rPr>
-                <w:sz w:val="18"/>
-                <w:szCs w:val="18"/>
-              </w:rPr>
-              <w:t xml:space="preserve"> </w:t>
-            </w:r>
-            <w:r>
-              <w:rPr>
-                <w:sz w:val="18"/>
-                <w:szCs w:val="18"/>
-              </w:rPr>
-              <w:t>연도</w:t>
-            </w:r>
-            <w:r>
-              <w:rPr>
-                <w:sz w:val="18"/>
-                <w:szCs w:val="18"/>
-              </w:rPr>
-              <w:t xml:space="preserve">), </w:t>
-            </w:r>
-            <w:r>
-              <w:rPr>
-                <w:sz w:val="18"/>
-                <w:szCs w:val="18"/>
-              </w:rPr>
-              <w:t>자본</w:t>
-            </w:r>
-            <w:r>
-              <w:rPr>
-                <w:sz w:val="18"/>
-                <w:szCs w:val="18"/>
-              </w:rPr>
-              <w:t xml:space="preserve"> </w:t>
-            </w:r>
-            <w:r>
-              <w:rPr>
-                <w:sz w:val="18"/>
-                <w:szCs w:val="18"/>
-              </w:rPr>
-              <w:t>격차</w:t>
-            </w:r>
-            <w:r>
-              <w:rPr>
-                <w:sz w:val="18"/>
-                <w:szCs w:val="18"/>
-              </w:rPr>
-              <w:t xml:space="preserve"> </w:t>
-            </w:r>
-            <w:r>
-              <w:rPr>
-                <w:sz w:val="18"/>
-                <w:szCs w:val="18"/>
-              </w:rPr>
-              <w:t>표</w:t>
+              <w:t>증가율</w:t>
             </w:r>
             <w:r>
               <w:rPr>
@@ -10718,35 +10882,49 @@
                 <w:sz w:val="18"/>
                 <w:szCs w:val="18"/>
               </w:rPr>
-              <w:t>생존율</w:t>
-            </w:r>
-            <w:r>
-              <w:rPr>
-                <w:sz w:val="18"/>
-                <w:szCs w:val="18"/>
-              </w:rPr>
-              <w:t xml:space="preserve">, </w:t>
-            </w:r>
-            <w:r>
-              <w:rPr>
-                <w:sz w:val="18"/>
-                <w:szCs w:val="18"/>
-              </w:rPr>
-              <w:t>리스크</w:t>
-            </w:r>
-            <w:r>
-              <w:rPr>
-                <w:sz w:val="18"/>
-                <w:szCs w:val="18"/>
-              </w:rPr>
-              <w:t xml:space="preserve"> </w:t>
-            </w:r>
-            <w:r>
-              <w:rPr>
-                <w:sz w:val="18"/>
-                <w:szCs w:val="18"/>
-              </w:rPr>
-              <w:t>신호</w:t>
+              <w:t>공연</w:t>
+            </w:r>
+            <w:r>
+              <w:rPr>
+                <w:sz w:val="18"/>
+                <w:szCs w:val="18"/>
+              </w:rPr>
+              <w:t xml:space="preserve"> </w:t>
+            </w:r>
+            <w:r>
+              <w:rPr>
+                <w:sz w:val="18"/>
+                <w:szCs w:val="18"/>
+              </w:rPr>
+              <w:t>시장</w:t>
+            </w:r>
+            <w:r>
+              <w:rPr>
+                <w:sz w:val="18"/>
+                <w:szCs w:val="18"/>
+              </w:rPr>
+              <w:t xml:space="preserve"> </w:t>
+            </w:r>
+            <w:r>
+              <w:rPr>
+                <w:sz w:val="18"/>
+                <w:szCs w:val="18"/>
+              </w:rPr>
+              <w:t>조사기관</w:t>
+            </w:r>
+            <w:r>
+              <w:rPr>
+                <w:sz w:val="18"/>
+                <w:szCs w:val="18"/>
+              </w:rPr>
+              <w:t xml:space="preserve"> </w:t>
+            </w:r>
+            <w:r>
+              <w:rPr>
+                <w:sz w:val="18"/>
+                <w:szCs w:val="18"/>
+              </w:rPr>
+              <w:t>비교</w:t>
             </w:r>
           </w:p>
         </w:tc>
@@ -10776,14 +10954,63 @@
                 <w:sz w:val="18"/>
                 <w:szCs w:val="18"/>
               </w:rPr>
-              <w:t xml:space="preserve">Circle Chart </w:t>
-            </w:r>
-            <w:r>
-              <w:rPr>
-                <w:sz w:val="18"/>
-                <w:szCs w:val="18"/>
-              </w:rPr>
-              <w:t>원자료</w:t>
+              <w:t>관세청</w:t>
+            </w:r>
+            <w:r>
+              <w:rPr>
+                <w:sz w:val="18"/>
+                <w:szCs w:val="18"/>
+              </w:rPr>
+              <w:t xml:space="preserve"> </w:t>
+            </w:r>
+            <w:r>
+              <w:rPr>
+                <w:sz w:val="18"/>
+                <w:szCs w:val="18"/>
+              </w:rPr>
+              <w:t>통계</w:t>
+            </w:r>
+            <w:r>
+              <w:rPr>
+                <w:sz w:val="18"/>
+                <w:szCs w:val="18"/>
+              </w:rPr>
+              <w:t xml:space="preserve"> </w:t>
+            </w:r>
+            <w:r>
+              <w:rPr>
+                <w:sz w:val="18"/>
+                <w:szCs w:val="18"/>
+              </w:rPr>
+              <w:t>보도</w:t>
+            </w:r>
+            <w:r>
+              <w:rPr>
+                <w:sz w:val="18"/>
+                <w:szCs w:val="18"/>
+              </w:rPr>
+              <w:t xml:space="preserve">, </w:t>
+            </w:r>
+            <w:r>
+              <w:rPr>
+                <w:sz w:val="18"/>
+                <w:szCs w:val="18"/>
+              </w:rPr>
+              <w:t>리서치</w:t>
+            </w:r>
+            <w:r>
+              <w:rPr>
+                <w:sz w:val="18"/>
+                <w:szCs w:val="18"/>
+              </w:rPr>
+              <w:t xml:space="preserve"> </w:t>
+            </w:r>
+            <w:r>
+              <w:rPr>
+                <w:sz w:val="18"/>
+                <w:szCs w:val="18"/>
+              </w:rPr>
+              <w:t>기관</w:t>
             </w:r>
           </w:p>
         </w:tc>
@@ -10818,21 +11045,21 @@
                 <w:sz w:val="18"/>
                 <w:szCs w:val="18"/>
               </w:rPr>
-              <w:t>기획사</w:t>
-            </w:r>
-            <w:r>
-              <w:rPr>
-                <w:sz w:val="18"/>
-                <w:szCs w:val="18"/>
-              </w:rPr>
-              <w:t xml:space="preserve"> </w:t>
-            </w:r>
-            <w:r>
-              <w:rPr>
-                <w:sz w:val="18"/>
-                <w:szCs w:val="18"/>
-              </w:rPr>
-              <w:t>재무</w:t>
+              <w:t>판매</w:t>
+            </w:r>
+            <w:r>
+              <w:rPr>
+                <w:sz w:val="18"/>
+                <w:szCs w:val="18"/>
+              </w:rPr>
+              <w:t xml:space="preserve"> </w:t>
+            </w:r>
+            <w:r>
+              <w:rPr>
+                <w:sz w:val="18"/>
+                <w:szCs w:val="18"/>
+              </w:rPr>
+              <w:t>집중도</w:t>
             </w:r>
           </w:p>
         </w:tc>
@@ -10862,7 +11089,49 @@
                 <w:sz w:val="18"/>
                 <w:szCs w:val="18"/>
               </w:rPr>
-              <w:t>회사</w:t>
+              <w:t>점유율</w:t>
+            </w:r>
+            <w:r>
+              <w:rPr>
+                <w:sz w:val="18"/>
+                <w:szCs w:val="18"/>
+              </w:rPr>
+              <w:t>·Gini·1</w:t>
+            </w:r>
+            <w:r>
+              <w:rPr>
+                <w:sz w:val="18"/>
+                <w:szCs w:val="18"/>
+              </w:rPr>
+              <w:t>위</w:t>
+            </w:r>
+            <w:r>
+              <w:rPr>
+                <w:sz w:val="18"/>
+                <w:szCs w:val="18"/>
+              </w:rPr>
+              <w:t xml:space="preserve"> </w:t>
+            </w:r>
+            <w:r>
+              <w:rPr>
+                <w:sz w:val="18"/>
+                <w:szCs w:val="18"/>
+              </w:rPr>
+              <w:t>대</w:t>
+            </w:r>
+            <w:r>
+              <w:rPr>
+                <w:sz w:val="18"/>
+                <w:szCs w:val="18"/>
+              </w:rPr>
+              <w:t xml:space="preserve"> 100</w:t>
+            </w:r>
+            <w:r>
+              <w:rPr>
+                <w:sz w:val="18"/>
+                <w:szCs w:val="18"/>
+              </w:rPr>
+              <w:t>위</w:t>
             </w:r>
             <w:r>
               <w:rPr>
@@ -10876,6 +11145,48 @@
                 <w:sz w:val="18"/>
                 <w:szCs w:val="18"/>
               </w:rPr>
+              <w:t>총판매량</w:t>
+            </w:r>
+            <w:r>
+              <w:rPr>
+                <w:sz w:val="18"/>
+                <w:szCs w:val="18"/>
+              </w:rPr>
+              <w:t xml:space="preserve"> </w:t>
+            </w:r>
+            <w:r>
+              <w:rPr>
+                <w:sz w:val="18"/>
+                <w:szCs w:val="18"/>
+              </w:rPr>
+              <w:t>추이</w:t>
+            </w:r>
+            <w:r>
+              <w:rPr>
+                <w:sz w:val="18"/>
+                <w:szCs w:val="18"/>
+              </w:rPr>
+              <w:t>(15</w:t>
+            </w:r>
+            <w:r>
+              <w:rPr>
+                <w:sz w:val="18"/>
+                <w:szCs w:val="18"/>
+              </w:rPr>
+              <w:t>개</w:t>
+            </w:r>
+            <w:r>
+              <w:rPr>
+                <w:sz w:val="18"/>
+                <w:szCs w:val="18"/>
+              </w:rPr>
+              <w:t xml:space="preserve"> </w:t>
+            </w:r>
+            <w:r>
+              <w:rPr>
+                <w:sz w:val="18"/>
+                <w:szCs w:val="18"/>
+              </w:rPr>
               <w:t>연도</w:t>
             </w:r>
             <w:r>
@@ -10883,14 +11194,42 @@
                 <w:sz w:val="18"/>
                 <w:szCs w:val="18"/>
               </w:rPr>
-              <w:t xml:space="preserve"> </w:t>
-            </w:r>
-            <w:r>
-              <w:rPr>
-                <w:sz w:val="18"/>
-                <w:szCs w:val="18"/>
-              </w:rPr>
-              <w:t>필터</w:t>
+              <w:t xml:space="preserve">), </w:t>
+            </w:r>
+            <w:r>
+              <w:rPr>
+                <w:sz w:val="18"/>
+                <w:szCs w:val="18"/>
+              </w:rPr>
+              <w:t>자본</w:t>
+            </w:r>
+            <w:r>
+              <w:rPr>
+                <w:sz w:val="18"/>
+                <w:szCs w:val="18"/>
+              </w:rPr>
+              <w:t xml:space="preserve"> </w:t>
+            </w:r>
+            <w:r>
+              <w:rPr>
+                <w:sz w:val="18"/>
+                <w:szCs w:val="18"/>
+              </w:rPr>
+              <w:t>격차</w:t>
+            </w:r>
+            <w:r>
+              <w:rPr>
+                <w:sz w:val="18"/>
+                <w:szCs w:val="18"/>
+              </w:rPr>
+              <w:t xml:space="preserve"> </w:t>
+            </w:r>
+            <w:r>
+              <w:rPr>
+                <w:sz w:val="18"/>
+                <w:szCs w:val="18"/>
+              </w:rPr>
+              <w:t>표</w:t>
             </w:r>
             <w:r>
               <w:rPr>
@@ -10904,49 +11243,7 @@
                 <w:sz w:val="18"/>
                 <w:szCs w:val="18"/>
               </w:rPr>
-              <w:t>매출</w:t>
-            </w:r>
-            <w:r>
-              <w:rPr>
-                <w:sz w:val="18"/>
-                <w:szCs w:val="18"/>
-              </w:rPr>
-              <w:t>·</w:t>
-            </w:r>
-            <w:r>
-              <w:rPr>
-                <w:sz w:val="18"/>
-                <w:szCs w:val="18"/>
-              </w:rPr>
-              <w:t>영업이익</w:t>
-            </w:r>
-            <w:r>
-              <w:rPr>
-                <w:sz w:val="18"/>
-                <w:szCs w:val="18"/>
-              </w:rPr>
-              <w:t>·</w:t>
-            </w:r>
-            <w:r>
-              <w:rPr>
-                <w:sz w:val="18"/>
-                <w:szCs w:val="18"/>
-              </w:rPr>
-              <w:t>이익률</w:t>
-            </w:r>
-            <w:r>
-              <w:rPr>
-                <w:sz w:val="18"/>
-                <w:szCs w:val="18"/>
-              </w:rPr>
-              <w:t xml:space="preserve"> </w:t>
-            </w:r>
-            <w:r>
-              <w:rPr>
-                <w:sz w:val="18"/>
-                <w:szCs w:val="18"/>
-              </w:rPr>
-              <w:t>비교</w:t>
+              <w:t>생존율</w:t>
             </w:r>
             <w:r>
               <w:rPr>
@@ -10960,119 +11257,21 @@
                 <w:sz w:val="18"/>
                 <w:szCs w:val="18"/>
               </w:rPr>
-              <w:t>실적</w:t>
-            </w:r>
-            <w:r>
-              <w:rPr>
-                <w:sz w:val="18"/>
-                <w:szCs w:val="18"/>
-              </w:rPr>
-              <w:t xml:space="preserve"> </w:t>
-            </w:r>
-            <w:r>
-              <w:rPr>
-                <w:sz w:val="18"/>
-                <w:szCs w:val="18"/>
-              </w:rPr>
-              <w:t>요약</w:t>
-            </w:r>
-            <w:r>
-              <w:rPr>
-                <w:sz w:val="18"/>
-                <w:szCs w:val="18"/>
-              </w:rPr>
-              <w:t xml:space="preserve">. </w:t>
-            </w:r>
-            <w:r>
-              <w:rPr>
-                <w:sz w:val="18"/>
-                <w:szCs w:val="18"/>
-              </w:rPr>
-              <w:t>기본은</w:t>
-            </w:r>
-            <w:r>
-              <w:rPr>
-                <w:sz w:val="18"/>
-                <w:szCs w:val="18"/>
-              </w:rPr>
-              <w:t xml:space="preserve"> </w:t>
-            </w:r>
-            <w:r>
-              <w:rPr>
-                <w:sz w:val="18"/>
-                <w:szCs w:val="18"/>
-              </w:rPr>
-              <w:t>상장</w:t>
-            </w:r>
-            <w:r>
-              <w:rPr>
-                <w:sz w:val="18"/>
-                <w:szCs w:val="18"/>
-              </w:rPr>
-              <w:t xml:space="preserve"> 4</w:t>
-            </w:r>
-            <w:r>
-              <w:rPr>
-                <w:sz w:val="18"/>
-                <w:szCs w:val="18"/>
-              </w:rPr>
-              <w:t>사</w:t>
-            </w:r>
-            <w:r>
-              <w:rPr>
-                <w:sz w:val="18"/>
-                <w:szCs w:val="18"/>
-              </w:rPr>
-              <w:t xml:space="preserve">, </w:t>
-            </w:r>
-            <w:r>
-              <w:rPr>
-                <w:sz w:val="18"/>
-                <w:szCs w:val="18"/>
-              </w:rPr>
-              <w:t>중소</w:t>
-            </w:r>
-            <w:r>
-              <w:rPr>
-                <w:sz w:val="18"/>
-                <w:szCs w:val="18"/>
-              </w:rPr>
-              <w:t xml:space="preserve"> 4</w:t>
-            </w:r>
-            <w:r>
-              <w:rPr>
-                <w:sz w:val="18"/>
-                <w:szCs w:val="18"/>
-              </w:rPr>
-              <w:t>사는</w:t>
-            </w:r>
-            <w:r>
-              <w:rPr>
-                <w:sz w:val="18"/>
-                <w:szCs w:val="18"/>
-              </w:rPr>
-              <w:t xml:space="preserve"> </w:t>
-            </w:r>
-            <w:r>
-              <w:rPr>
-                <w:sz w:val="18"/>
-                <w:szCs w:val="18"/>
-              </w:rPr>
-              <w:t>칩으로</w:t>
-            </w:r>
-            <w:r>
-              <w:rPr>
-                <w:sz w:val="18"/>
-                <w:szCs w:val="18"/>
-              </w:rPr>
-              <w:t xml:space="preserve"> </w:t>
-            </w:r>
-            <w:r>
-              <w:rPr>
-                <w:sz w:val="18"/>
-                <w:szCs w:val="18"/>
-              </w:rPr>
-              <w:t>추가</w:t>
+              <w:t>리스크</w:t>
+            </w:r>
+            <w:r>
+              <w:rPr>
+                <w:sz w:val="18"/>
+                <w:szCs w:val="18"/>
+              </w:rPr>
+              <w:t xml:space="preserve"> </w:t>
+            </w:r>
+            <w:r>
+              <w:rPr>
+                <w:sz w:val="18"/>
+                <w:szCs w:val="18"/>
+              </w:rPr>
+              <w:t>신호</w:t>
             </w:r>
           </w:p>
         </w:tc>
@@ -11102,7 +11301,14 @@
                 <w:sz w:val="18"/>
                 <w:szCs w:val="18"/>
               </w:rPr>
-              <w:t>OpenDART</w:t>
+              <w:t xml:space="preserve">Circle Chart </w:t>
+            </w:r>
+            <w:r>
+              <w:rPr>
+                <w:sz w:val="18"/>
+                <w:szCs w:val="18"/>
+              </w:rPr>
+              <w:t>원자료</w:t>
             </w:r>
           </w:p>
         </w:tc>
@@ -11137,21 +11343,21 @@
                 <w:sz w:val="18"/>
                 <w:szCs w:val="18"/>
               </w:rPr>
-              <w:t>팬</w:t>
-            </w:r>
-            <w:r>
-              <w:rPr>
-                <w:sz w:val="18"/>
-                <w:szCs w:val="18"/>
-              </w:rPr>
-              <w:t xml:space="preserve"> </w:t>
-            </w:r>
-            <w:r>
-              <w:rPr>
-                <w:sz w:val="18"/>
-                <w:szCs w:val="18"/>
-              </w:rPr>
-              <w:t>반응</w:t>
+              <w:t>기획사</w:t>
+            </w:r>
+            <w:r>
+              <w:rPr>
+                <w:sz w:val="18"/>
+                <w:szCs w:val="18"/>
+              </w:rPr>
+              <w:t xml:space="preserve"> </w:t>
+            </w:r>
+            <w:r>
+              <w:rPr>
+                <w:sz w:val="18"/>
+                <w:szCs w:val="18"/>
+              </w:rPr>
+              <w:t>재무</w:t>
             </w:r>
           </w:p>
         </w:tc>
@@ -11181,147 +11387,7 @@
                 <w:sz w:val="18"/>
                 <w:szCs w:val="18"/>
               </w:rPr>
-              <w:t>영상</w:t>
-            </w:r>
-            <w:r>
-              <w:rPr>
-                <w:sz w:val="18"/>
-                <w:szCs w:val="18"/>
-              </w:rPr>
-              <w:t xml:space="preserve"> </w:t>
-            </w:r>
-            <w:r>
-              <w:rPr>
-                <w:sz w:val="18"/>
-                <w:szCs w:val="18"/>
-              </w:rPr>
-              <w:t>반응</w:t>
-            </w:r>
-            <w:r>
-              <w:rPr>
-                <w:sz w:val="18"/>
-                <w:szCs w:val="18"/>
-              </w:rPr>
-              <w:t xml:space="preserve"> </w:t>
-            </w:r>
-            <w:r>
-              <w:rPr>
-                <w:sz w:val="18"/>
-                <w:szCs w:val="18"/>
-              </w:rPr>
-              <w:t>표</w:t>
-            </w:r>
-            <w:r>
-              <w:rPr>
-                <w:sz w:val="18"/>
-                <w:szCs w:val="18"/>
-              </w:rPr>
-              <w:t>(11</w:t>
-            </w:r>
-            <w:r>
-              <w:rPr>
-                <w:sz w:val="18"/>
-                <w:szCs w:val="18"/>
-              </w:rPr>
-              <w:t>개</w:t>
-            </w:r>
-            <w:r>
-              <w:rPr>
-                <w:sz w:val="18"/>
-                <w:szCs w:val="18"/>
-              </w:rPr>
-              <w:t xml:space="preserve">), </w:t>
-            </w:r>
-            <w:r>
-              <w:rPr>
-                <w:sz w:val="18"/>
-                <w:szCs w:val="18"/>
-              </w:rPr>
-              <w:t>댓글</w:t>
-            </w:r>
-            <w:r>
-              <w:rPr>
-                <w:sz w:val="18"/>
-                <w:szCs w:val="18"/>
-              </w:rPr>
-              <w:t xml:space="preserve"> </w:t>
-            </w:r>
-            <w:r>
-              <w:rPr>
-                <w:sz w:val="18"/>
-                <w:szCs w:val="18"/>
-              </w:rPr>
-              <w:t>감성</w:t>
-            </w:r>
-            <w:r>
-              <w:rPr>
-                <w:sz w:val="18"/>
-                <w:szCs w:val="18"/>
-              </w:rPr>
-              <w:t xml:space="preserve"> </w:t>
-            </w:r>
-            <w:r>
-              <w:rPr>
-                <w:sz w:val="18"/>
-                <w:szCs w:val="18"/>
-              </w:rPr>
-              <w:t>워드</w:t>
-            </w:r>
-            <w:r>
-              <w:rPr>
-                <w:sz w:val="18"/>
-                <w:szCs w:val="18"/>
-              </w:rPr>
-              <w:t xml:space="preserve"> </w:t>
-            </w:r>
-            <w:r>
-              <w:rPr>
-                <w:sz w:val="18"/>
-                <w:szCs w:val="18"/>
-              </w:rPr>
-              <w:t>클라우드</w:t>
-            </w:r>
-            <w:r>
-              <w:rPr>
-                <w:sz w:val="18"/>
-                <w:szCs w:val="18"/>
-              </w:rPr>
-              <w:t>(</w:t>
-            </w:r>
-            <w:r>
-              <w:rPr>
-                <w:sz w:val="18"/>
-                <w:szCs w:val="18"/>
-              </w:rPr>
-              <w:t>범위</w:t>
-            </w:r>
-            <w:r>
-              <w:rPr>
-                <w:sz w:val="18"/>
-                <w:szCs w:val="18"/>
-              </w:rPr>
-              <w:t xml:space="preserve"> </w:t>
-            </w:r>
-            <w:r>
-              <w:rPr>
-                <w:sz w:val="18"/>
-                <w:szCs w:val="18"/>
-              </w:rPr>
-              <w:t>전환</w:t>
-            </w:r>
-            <w:r>
-              <w:rPr>
-                <w:sz w:val="18"/>
-                <w:szCs w:val="18"/>
-              </w:rPr>
-              <w:t xml:space="preserve">), </w:t>
-            </w:r>
-            <w:r>
-              <w:rPr>
-                <w:sz w:val="18"/>
-                <w:szCs w:val="18"/>
-              </w:rPr>
-              <w:t>구독자</w:t>
+              <w:t>회사</w:t>
             </w:r>
             <w:r>
               <w:rPr>
@@ -11335,21 +11401,35 @@
                 <w:sz w:val="18"/>
                 <w:szCs w:val="18"/>
               </w:rPr>
-              <w:t>채널</w:t>
-            </w:r>
-            <w:r>
-              <w:rPr>
-                <w:sz w:val="18"/>
-                <w:szCs w:val="18"/>
-              </w:rPr>
-              <w:t xml:space="preserve"> </w:t>
-            </w:r>
-            <w:r>
-              <w:rPr>
-                <w:sz w:val="18"/>
-                <w:szCs w:val="18"/>
-              </w:rPr>
-              <w:t>조회수</w:t>
+              <w:t>연도</w:t>
+            </w:r>
+            <w:r>
+              <w:rPr>
+                <w:sz w:val="18"/>
+                <w:szCs w:val="18"/>
+              </w:rPr>
+              <w:t xml:space="preserve"> </w:t>
+            </w:r>
+            <w:r>
+              <w:rPr>
+                <w:sz w:val="18"/>
+                <w:szCs w:val="18"/>
+              </w:rPr>
+              <w:t>필터</w:t>
+            </w:r>
+            <w:r>
+              <w:rPr>
+                <w:sz w:val="18"/>
+                <w:szCs w:val="18"/>
+              </w:rPr>
+              <w:t xml:space="preserve">, </w:t>
+            </w:r>
+            <w:r>
+              <w:rPr>
+                <w:sz w:val="18"/>
+                <w:szCs w:val="18"/>
+              </w:rPr>
+              <w:t>매출</w:t>
             </w:r>
             <w:r>
               <w:rPr>
@@ -11363,7 +11443,7 @@
                 <w:sz w:val="18"/>
                 <w:szCs w:val="18"/>
               </w:rPr>
-              <w:t>팔로워</w:t>
+              <w:t>영업이익</w:t>
             </w:r>
             <w:r>
               <w:rPr>
@@ -11377,21 +11457,147 @@
                 <w:sz w:val="18"/>
                 <w:szCs w:val="18"/>
               </w:rPr>
-              <w:t>청취자</w:t>
-            </w:r>
-            <w:r>
-              <w:rPr>
-                <w:sz w:val="18"/>
-                <w:szCs w:val="18"/>
-              </w:rPr>
-              <w:t xml:space="preserve"> </w:t>
-            </w:r>
-            <w:r>
-              <w:rPr>
-                <w:sz w:val="18"/>
-                <w:szCs w:val="18"/>
-              </w:rPr>
-              <w:t>순위</w:t>
+              <w:t>이익률</w:t>
+            </w:r>
+            <w:r>
+              <w:rPr>
+                <w:sz w:val="18"/>
+                <w:szCs w:val="18"/>
+              </w:rPr>
+              <w:t xml:space="preserve"> </w:t>
+            </w:r>
+            <w:r>
+              <w:rPr>
+                <w:sz w:val="18"/>
+                <w:szCs w:val="18"/>
+              </w:rPr>
+              <w:t>비교</w:t>
+            </w:r>
+            <w:r>
+              <w:rPr>
+                <w:sz w:val="18"/>
+                <w:szCs w:val="18"/>
+              </w:rPr>
+              <w:t xml:space="preserve">, </w:t>
+            </w:r>
+            <w:r>
+              <w:rPr>
+                <w:sz w:val="18"/>
+                <w:szCs w:val="18"/>
+              </w:rPr>
+              <w:t>실적</w:t>
+            </w:r>
+            <w:r>
+              <w:rPr>
+                <w:sz w:val="18"/>
+                <w:szCs w:val="18"/>
+              </w:rPr>
+              <w:t xml:space="preserve"> </w:t>
+            </w:r>
+            <w:r>
+              <w:rPr>
+                <w:sz w:val="18"/>
+                <w:szCs w:val="18"/>
+              </w:rPr>
+              <w:t>요약</w:t>
+            </w:r>
+            <w:r>
+              <w:rPr>
+                <w:sz w:val="18"/>
+                <w:szCs w:val="18"/>
+              </w:rPr>
+              <w:t xml:space="preserve">. </w:t>
+            </w:r>
+            <w:r>
+              <w:rPr>
+                <w:sz w:val="18"/>
+                <w:szCs w:val="18"/>
+              </w:rPr>
+              <w:t>기본은</w:t>
+            </w:r>
+            <w:r>
+              <w:rPr>
+                <w:sz w:val="18"/>
+                <w:szCs w:val="18"/>
+              </w:rPr>
+              <w:t xml:space="preserve"> </w:t>
+            </w:r>
+            <w:r>
+              <w:rPr>
+                <w:sz w:val="18"/>
+                <w:szCs w:val="18"/>
+              </w:rPr>
+              <w:t>상장</w:t>
+            </w:r>
+            <w:r>
+              <w:rPr>
+                <w:sz w:val="18"/>
+                <w:szCs w:val="18"/>
+              </w:rPr>
+              <w:t xml:space="preserve"> 4</w:t>
+            </w:r>
+            <w:r>
+              <w:rPr>
+                <w:sz w:val="18"/>
+                <w:szCs w:val="18"/>
+              </w:rPr>
+              <w:t>사</w:t>
+            </w:r>
+            <w:r>
+              <w:rPr>
+                <w:sz w:val="18"/>
+                <w:szCs w:val="18"/>
+              </w:rPr>
+              <w:t xml:space="preserve">, </w:t>
+            </w:r>
+            <w:r>
+              <w:rPr>
+                <w:sz w:val="18"/>
+                <w:szCs w:val="18"/>
+              </w:rPr>
+              <w:t>중소</w:t>
+            </w:r>
+            <w:r>
+              <w:rPr>
+                <w:sz w:val="18"/>
+                <w:szCs w:val="18"/>
+              </w:rPr>
+              <w:t xml:space="preserve"> 4</w:t>
+            </w:r>
+            <w:r>
+              <w:rPr>
+                <w:sz w:val="18"/>
+                <w:szCs w:val="18"/>
+              </w:rPr>
+              <w:t>사는</w:t>
+            </w:r>
+            <w:r>
+              <w:rPr>
+                <w:sz w:val="18"/>
+                <w:szCs w:val="18"/>
+              </w:rPr>
+              <w:t xml:space="preserve"> </w:t>
+            </w:r>
+            <w:r>
+              <w:rPr>
+                <w:sz w:val="18"/>
+                <w:szCs w:val="18"/>
+              </w:rPr>
+              <w:t>칩으로</w:t>
+            </w:r>
+            <w:r>
+              <w:rPr>
+                <w:sz w:val="18"/>
+                <w:szCs w:val="18"/>
+              </w:rPr>
+              <w:t xml:space="preserve"> </w:t>
+            </w:r>
+            <w:r>
+              <w:rPr>
+                <w:sz w:val="18"/>
+                <w:szCs w:val="18"/>
+              </w:rPr>
+              <w:t>추가</w:t>
             </w:r>
           </w:p>
         </w:tc>
@@ -11421,7 +11627,7 @@
                 <w:sz w:val="18"/>
                 <w:szCs w:val="18"/>
               </w:rPr>
-              <w:t>YouTube Data API</w:t>
+              <w:t>OpenDART</w:t>
             </w:r>
           </w:p>
         </w:tc>
@@ -11456,21 +11662,21 @@
                 <w:sz w:val="18"/>
                 <w:szCs w:val="18"/>
               </w:rPr>
-              <w:t>글로벌</w:t>
-            </w:r>
-            <w:r>
-              <w:rPr>
-                <w:sz w:val="18"/>
-                <w:szCs w:val="18"/>
-              </w:rPr>
-              <w:t xml:space="preserve"> </w:t>
-            </w:r>
-            <w:r>
-              <w:rPr>
-                <w:sz w:val="18"/>
-                <w:szCs w:val="18"/>
-              </w:rPr>
-              <w:t>확장</w:t>
+              <w:t>팬</w:t>
+            </w:r>
+            <w:r>
+              <w:rPr>
+                <w:sz w:val="18"/>
+                <w:szCs w:val="18"/>
+              </w:rPr>
+              <w:t xml:space="preserve"> </w:t>
+            </w:r>
+            <w:r>
+              <w:rPr>
+                <w:sz w:val="18"/>
+                <w:szCs w:val="18"/>
+              </w:rPr>
+              <w:t>반응</w:t>
             </w:r>
           </w:p>
         </w:tc>
@@ -11500,35 +11706,105 @@
                 <w:sz w:val="18"/>
                 <w:szCs w:val="18"/>
               </w:rPr>
-              <w:t>지역별</w:t>
-            </w:r>
-            <w:r>
-              <w:rPr>
-                <w:sz w:val="18"/>
-                <w:szCs w:val="18"/>
-              </w:rPr>
-              <w:t xml:space="preserve"> </w:t>
-            </w:r>
-            <w:r>
-              <w:rPr>
-                <w:sz w:val="18"/>
-                <w:szCs w:val="18"/>
-              </w:rPr>
-              <w:t>수출</w:t>
-            </w:r>
-            <w:r>
-              <w:rPr>
-                <w:sz w:val="18"/>
-                <w:szCs w:val="18"/>
-              </w:rPr>
-              <w:t xml:space="preserve"> </w:t>
-            </w:r>
-            <w:r>
-              <w:rPr>
-                <w:sz w:val="18"/>
-                <w:szCs w:val="18"/>
-              </w:rPr>
-              <w:t>변화</w:t>
+              <w:t>영상</w:t>
+            </w:r>
+            <w:r>
+              <w:rPr>
+                <w:sz w:val="18"/>
+                <w:szCs w:val="18"/>
+              </w:rPr>
+              <w:t xml:space="preserve"> </w:t>
+            </w:r>
+            <w:r>
+              <w:rPr>
+                <w:sz w:val="18"/>
+                <w:szCs w:val="18"/>
+              </w:rPr>
+              <w:t>반응</w:t>
+            </w:r>
+            <w:r>
+              <w:rPr>
+                <w:sz w:val="18"/>
+                <w:szCs w:val="18"/>
+              </w:rPr>
+              <w:t xml:space="preserve"> </w:t>
+            </w:r>
+            <w:r>
+              <w:rPr>
+                <w:sz w:val="18"/>
+                <w:szCs w:val="18"/>
+              </w:rPr>
+              <w:t>표</w:t>
+            </w:r>
+            <w:r>
+              <w:rPr>
+                <w:sz w:val="18"/>
+                <w:szCs w:val="18"/>
+              </w:rPr>
+              <w:t>(11</w:t>
+            </w:r>
+            <w:r>
+              <w:rPr>
+                <w:sz w:val="18"/>
+                <w:szCs w:val="18"/>
+              </w:rPr>
+              <w:t>개</w:t>
+            </w:r>
+            <w:r>
+              <w:rPr>
+                <w:sz w:val="18"/>
+                <w:szCs w:val="18"/>
+              </w:rPr>
+              <w:t xml:space="preserve">), </w:t>
+            </w:r>
+            <w:r>
+              <w:rPr>
+                <w:sz w:val="18"/>
+                <w:szCs w:val="18"/>
+              </w:rPr>
+              <w:t>댓글</w:t>
+            </w:r>
+            <w:r>
+              <w:rPr>
+                <w:sz w:val="18"/>
+                <w:szCs w:val="18"/>
+              </w:rPr>
+              <w:t xml:space="preserve"> </w:t>
+            </w:r>
+            <w:r>
+              <w:rPr>
+                <w:sz w:val="18"/>
+                <w:szCs w:val="18"/>
+              </w:rPr>
+              <w:t>감성</w:t>
+            </w:r>
+            <w:r>
+              <w:rPr>
+                <w:sz w:val="18"/>
+                <w:szCs w:val="18"/>
+              </w:rPr>
+              <w:t xml:space="preserve"> </w:t>
+            </w:r>
+            <w:r>
+              <w:rPr>
+                <w:sz w:val="18"/>
+                <w:szCs w:val="18"/>
+              </w:rPr>
+              <w:t>워드</w:t>
+            </w:r>
+            <w:r>
+              <w:rPr>
+                <w:sz w:val="18"/>
+                <w:szCs w:val="18"/>
+              </w:rPr>
+              <w:t xml:space="preserve"> </w:t>
+            </w:r>
+            <w:r>
+              <w:rPr>
+                <w:sz w:val="18"/>
+                <w:szCs w:val="18"/>
+              </w:rPr>
+              <w:t>클라우드</w:t>
             </w:r>
             <w:r>
               <w:rPr>
@@ -11542,21 +11818,21 @@
                 <w:sz w:val="18"/>
                 <w:szCs w:val="18"/>
               </w:rPr>
-              <w:t>프록시</w:t>
-            </w:r>
-            <w:r>
-              <w:rPr>
-                <w:sz w:val="18"/>
-                <w:szCs w:val="18"/>
-              </w:rPr>
-              <w:t xml:space="preserve"> </w:t>
-            </w:r>
-            <w:r>
-              <w:rPr>
-                <w:sz w:val="18"/>
-                <w:szCs w:val="18"/>
-              </w:rPr>
-              <w:t>안내</w:t>
+              <w:t>범위</w:t>
+            </w:r>
+            <w:r>
+              <w:rPr>
+                <w:sz w:val="18"/>
+                <w:szCs w:val="18"/>
+              </w:rPr>
+              <w:t xml:space="preserve"> </w:t>
+            </w:r>
+            <w:r>
+              <w:rPr>
+                <w:sz w:val="18"/>
+                <w:szCs w:val="18"/>
+              </w:rPr>
+              <w:t>전환</w:t>
             </w:r>
             <w:r>
               <w:rPr>
@@ -11570,21 +11846,77 @@
                 <w:sz w:val="18"/>
                 <w:szCs w:val="18"/>
               </w:rPr>
-              <w:t>유망</w:t>
-            </w:r>
-            <w:r>
-              <w:rPr>
-                <w:sz w:val="18"/>
-                <w:szCs w:val="18"/>
-              </w:rPr>
-              <w:t xml:space="preserve"> </w:t>
-            </w:r>
-            <w:r>
-              <w:rPr>
-                <w:sz w:val="18"/>
-                <w:szCs w:val="18"/>
-              </w:rPr>
-              <w:t>권역</w:t>
+              <w:t>구독자</w:t>
+            </w:r>
+            <w:r>
+              <w:rPr>
+                <w:sz w:val="18"/>
+                <w:szCs w:val="18"/>
+              </w:rPr>
+              <w:t>·</w:t>
+            </w:r>
+            <w:r>
+              <w:rPr>
+                <w:sz w:val="18"/>
+                <w:szCs w:val="18"/>
+              </w:rPr>
+              <w:t>채널</w:t>
+            </w:r>
+            <w:r>
+              <w:rPr>
+                <w:sz w:val="18"/>
+                <w:szCs w:val="18"/>
+              </w:rPr>
+              <w:t xml:space="preserve"> </w:t>
+            </w:r>
+            <w:r>
+              <w:rPr>
+                <w:sz w:val="18"/>
+                <w:szCs w:val="18"/>
+              </w:rPr>
+              <w:t>조회수</w:t>
+            </w:r>
+            <w:r>
+              <w:rPr>
+                <w:sz w:val="18"/>
+                <w:szCs w:val="18"/>
+              </w:rPr>
+              <w:t>·</w:t>
+            </w:r>
+            <w:r>
+              <w:rPr>
+                <w:sz w:val="18"/>
+                <w:szCs w:val="18"/>
+              </w:rPr>
+              <w:t>팔로워</w:t>
+            </w:r>
+            <w:r>
+              <w:rPr>
+                <w:sz w:val="18"/>
+                <w:szCs w:val="18"/>
+              </w:rPr>
+              <w:t>·</w:t>
+            </w:r>
+            <w:r>
+              <w:rPr>
+                <w:sz w:val="18"/>
+                <w:szCs w:val="18"/>
+              </w:rPr>
+              <w:t>청취자</w:t>
+            </w:r>
+            <w:r>
+              <w:rPr>
+                <w:sz w:val="18"/>
+                <w:szCs w:val="18"/>
+              </w:rPr>
+              <w:t xml:space="preserve"> </w:t>
+            </w:r>
+            <w:r>
+              <w:rPr>
+                <w:sz w:val="18"/>
+                <w:szCs w:val="18"/>
+              </w:rPr>
+              <w:t>순위</w:t>
             </w:r>
           </w:p>
         </w:tc>
@@ -11614,7 +11946,7 @@
                 <w:sz w:val="18"/>
                 <w:szCs w:val="18"/>
               </w:rPr>
-              <w:t>KOSIS, KOFICE</w:t>
+              <w:t>YouTube Data API</w:t>
             </w:r>
           </w:p>
         </w:tc>
@@ -11649,14 +11981,21 @@
                 <w:sz w:val="18"/>
                 <w:szCs w:val="18"/>
               </w:rPr>
-              <w:t>AI·</w:t>
-            </w:r>
-            <w:r>
-              <w:rPr>
-                <w:sz w:val="18"/>
-                <w:szCs w:val="18"/>
-              </w:rPr>
-              <w:t>버추얼</w:t>
+              <w:t>글로벌</w:t>
+            </w:r>
+            <w:r>
+              <w:rPr>
+                <w:sz w:val="18"/>
+                <w:szCs w:val="18"/>
+              </w:rPr>
+              <w:t xml:space="preserve"> </w:t>
+            </w:r>
+            <w:r>
+              <w:rPr>
+                <w:sz w:val="18"/>
+                <w:szCs w:val="18"/>
+              </w:rPr>
+              <w:t>확장</w:t>
             </w:r>
           </w:p>
         </w:tc>
@@ -11686,63 +12025,91 @@
                 <w:sz w:val="18"/>
                 <w:szCs w:val="18"/>
               </w:rPr>
-              <w:t>시장</w:t>
-            </w:r>
-            <w:r>
-              <w:rPr>
-                <w:sz w:val="18"/>
-                <w:szCs w:val="18"/>
-              </w:rPr>
-              <w:t xml:space="preserve"> </w:t>
-            </w:r>
-            <w:r>
-              <w:rPr>
-                <w:sz w:val="18"/>
-                <w:szCs w:val="18"/>
-              </w:rPr>
-              <w:t>전망</w:t>
-            </w:r>
-            <w:r>
-              <w:rPr>
-                <w:sz w:val="18"/>
-                <w:szCs w:val="18"/>
-              </w:rPr>
-              <w:t xml:space="preserve"> </w:t>
-            </w:r>
-            <w:r>
-              <w:rPr>
-                <w:sz w:val="18"/>
-                <w:szCs w:val="18"/>
-              </w:rPr>
-              <w:t>경로</w:t>
-            </w:r>
-            <w:r>
-              <w:rPr>
-                <w:sz w:val="18"/>
-                <w:szCs w:val="18"/>
-              </w:rPr>
-              <w:t xml:space="preserve">, </w:t>
-            </w:r>
-            <w:r>
-              <w:rPr>
-                <w:sz w:val="18"/>
-                <w:szCs w:val="18"/>
-              </w:rPr>
-              <w:t>사례</w:t>
-            </w:r>
-            <w:r>
-              <w:rPr>
-                <w:sz w:val="18"/>
-                <w:szCs w:val="18"/>
-              </w:rPr>
-              <w:t xml:space="preserve"> </w:t>
-            </w:r>
-            <w:r>
-              <w:rPr>
-                <w:sz w:val="18"/>
-                <w:szCs w:val="18"/>
-              </w:rPr>
-              <w:t>카드</w:t>
+              <w:t>지역별</w:t>
+            </w:r>
+            <w:r>
+              <w:rPr>
+                <w:sz w:val="18"/>
+                <w:szCs w:val="18"/>
+              </w:rPr>
+              <w:t xml:space="preserve"> </w:t>
+            </w:r>
+            <w:r>
+              <w:rPr>
+                <w:sz w:val="18"/>
+                <w:szCs w:val="18"/>
+              </w:rPr>
+              <w:t>수출</w:t>
+            </w:r>
+            <w:r>
+              <w:rPr>
+                <w:sz w:val="18"/>
+                <w:szCs w:val="18"/>
+              </w:rPr>
+              <w:t xml:space="preserve"> </w:t>
+            </w:r>
+            <w:r>
+              <w:rPr>
+                <w:sz w:val="18"/>
+                <w:szCs w:val="18"/>
+              </w:rPr>
+              <w:t>변화</w:t>
+            </w:r>
+            <w:r>
+              <w:rPr>
+                <w:sz w:val="18"/>
+                <w:szCs w:val="18"/>
+              </w:rPr>
+              <w:t>(</w:t>
+            </w:r>
+            <w:r>
+              <w:rPr>
+                <w:sz w:val="18"/>
+                <w:szCs w:val="18"/>
+              </w:rPr>
+              <w:t>프록시</w:t>
+            </w:r>
+            <w:r>
+              <w:rPr>
+                <w:sz w:val="18"/>
+                <w:szCs w:val="18"/>
+              </w:rPr>
+              <w:t xml:space="preserve"> </w:t>
+            </w:r>
+            <w:r>
+              <w:rPr>
+                <w:sz w:val="18"/>
+                <w:szCs w:val="18"/>
+              </w:rPr>
+              <w:t>안내</w:t>
+            </w:r>
+            <w:r>
+              <w:rPr>
+                <w:sz w:val="18"/>
+                <w:szCs w:val="18"/>
+              </w:rPr>
+              <w:t xml:space="preserve">), </w:t>
+            </w:r>
+            <w:r>
+              <w:rPr>
+                <w:sz w:val="18"/>
+                <w:szCs w:val="18"/>
+              </w:rPr>
+              <w:t>유망</w:t>
+            </w:r>
+            <w:r>
+              <w:rPr>
+                <w:sz w:val="18"/>
+                <w:szCs w:val="18"/>
+              </w:rPr>
+              <w:t xml:space="preserve"> </w:t>
+            </w:r>
+            <w:r>
+              <w:rPr>
+                <w:sz w:val="18"/>
+                <w:szCs w:val="18"/>
+              </w:rPr>
+              <w:t>권역</w:t>
             </w:r>
           </w:p>
         </w:tc>
@@ -11772,21 +12139,7 @@
                 <w:sz w:val="18"/>
                 <w:szCs w:val="18"/>
               </w:rPr>
-              <w:t>리서치</w:t>
-            </w:r>
-            <w:r>
-              <w:rPr>
-                <w:sz w:val="18"/>
-                <w:szCs w:val="18"/>
-              </w:rPr>
-              <w:t xml:space="preserve"> </w:t>
-            </w:r>
-            <w:r>
-              <w:rPr>
-                <w:sz w:val="18"/>
-                <w:szCs w:val="18"/>
-              </w:rPr>
-              <w:t>기관</w:t>
+              <w:t>KOSIS, KOFICE</w:t>
             </w:r>
           </w:p>
         </w:tc>
@@ -11821,21 +12174,14 @@
                 <w:sz w:val="18"/>
                 <w:szCs w:val="18"/>
               </w:rPr>
-              <w:t>출처</w:t>
-            </w:r>
-            <w:r>
-              <w:rPr>
-                <w:sz w:val="18"/>
-                <w:szCs w:val="18"/>
-              </w:rPr>
-              <w:t>·</w:t>
-            </w:r>
-            <w:r>
-              <w:rPr>
-                <w:sz w:val="18"/>
-                <w:szCs w:val="18"/>
-              </w:rPr>
-              <w:t>신뢰도</w:t>
+              <w:t>AI·</w:t>
+            </w:r>
+            <w:r>
+              <w:rPr>
+                <w:sz w:val="18"/>
+                <w:szCs w:val="18"/>
+              </w:rPr>
+              <w:t>버추얼</w:t>
             </w:r>
           </w:p>
         </w:tc>
@@ -11865,133 +12211,35 @@
                 <w:sz w:val="18"/>
                 <w:szCs w:val="18"/>
               </w:rPr>
-              <w:t>출처</w:t>
-            </w:r>
-            <w:r>
-              <w:rPr>
-                <w:sz w:val="18"/>
-                <w:szCs w:val="18"/>
-              </w:rPr>
-              <w:t xml:space="preserve"> </w:t>
-            </w:r>
-            <w:r>
-              <w:rPr>
-                <w:sz w:val="18"/>
-                <w:szCs w:val="18"/>
-              </w:rPr>
-              <w:t>레지스트리</w:t>
-            </w:r>
-            <w:r>
-              <w:rPr>
-                <w:sz w:val="18"/>
-                <w:szCs w:val="18"/>
-              </w:rPr>
-              <w:t>(</w:t>
-            </w:r>
-            <w:r>
-              <w:rPr>
-                <w:sz w:val="18"/>
-                <w:szCs w:val="18"/>
-              </w:rPr>
-              <w:t>검색</w:t>
-            </w:r>
-            <w:r>
-              <w:rPr>
-                <w:sz w:val="18"/>
-                <w:szCs w:val="18"/>
-              </w:rPr>
-              <w:t>·</w:t>
-            </w:r>
-            <w:r>
-              <w:rPr>
-                <w:sz w:val="18"/>
-                <w:szCs w:val="18"/>
-              </w:rPr>
-              <w:t>필터</w:t>
-            </w:r>
-            <w:r>
-              <w:rPr>
-                <w:sz w:val="18"/>
-                <w:szCs w:val="18"/>
-              </w:rPr>
-              <w:t>·</w:t>
-            </w:r>
-            <w:r>
-              <w:rPr>
-                <w:sz w:val="18"/>
-                <w:szCs w:val="18"/>
-              </w:rPr>
-              <w:t>원문</w:t>
-            </w:r>
-            <w:r>
-              <w:rPr>
-                <w:sz w:val="18"/>
-                <w:szCs w:val="18"/>
-              </w:rPr>
-              <w:t xml:space="preserve"> </w:t>
-            </w:r>
-            <w:r>
-              <w:rPr>
-                <w:sz w:val="18"/>
-                <w:szCs w:val="18"/>
-              </w:rPr>
-              <w:t>링크</w:t>
-            </w:r>
-            <w:r>
-              <w:rPr>
-                <w:sz w:val="18"/>
-                <w:szCs w:val="18"/>
-              </w:rPr>
-              <w:t xml:space="preserve">), </w:t>
-            </w:r>
-            <w:r>
-              <w:rPr>
-                <w:sz w:val="18"/>
-                <w:szCs w:val="18"/>
-              </w:rPr>
-              <w:t>신뢰도</w:t>
-            </w:r>
-            <w:r>
-              <w:rPr>
-                <w:sz w:val="18"/>
-                <w:szCs w:val="18"/>
-              </w:rPr>
-              <w:t xml:space="preserve"> </w:t>
-            </w:r>
-            <w:r>
-              <w:rPr>
-                <w:sz w:val="18"/>
-                <w:szCs w:val="18"/>
-              </w:rPr>
-              <w:t>분포와</w:t>
-            </w:r>
-            <w:r>
-              <w:rPr>
-                <w:sz w:val="18"/>
-                <w:szCs w:val="18"/>
-              </w:rPr>
-              <w:t xml:space="preserve"> </w:t>
-            </w:r>
-            <w:r>
-              <w:rPr>
-                <w:sz w:val="18"/>
-                <w:szCs w:val="18"/>
-              </w:rPr>
-              <w:t>라벨</w:t>
-            </w:r>
-            <w:r>
-              <w:rPr>
-                <w:sz w:val="18"/>
-                <w:szCs w:val="18"/>
-              </w:rPr>
-              <w:t xml:space="preserve"> </w:t>
-            </w:r>
-            <w:r>
-              <w:rPr>
-                <w:sz w:val="18"/>
-                <w:szCs w:val="18"/>
-              </w:rPr>
-              <w:t>정의</w:t>
+              <w:t>시장</w:t>
+            </w:r>
+            <w:r>
+              <w:rPr>
+                <w:sz w:val="18"/>
+                <w:szCs w:val="18"/>
+              </w:rPr>
+              <w:t xml:space="preserve"> </w:t>
+            </w:r>
+            <w:r>
+              <w:rPr>
+                <w:sz w:val="18"/>
+                <w:szCs w:val="18"/>
+              </w:rPr>
+              <w:t>전망</w:t>
+            </w:r>
+            <w:r>
+              <w:rPr>
+                <w:sz w:val="18"/>
+                <w:szCs w:val="18"/>
+              </w:rPr>
+              <w:t xml:space="preserve"> </w:t>
+            </w:r>
+            <w:r>
+              <w:rPr>
+                <w:sz w:val="18"/>
+                <w:szCs w:val="18"/>
+              </w:rPr>
+              <w:t>경로</w:t>
             </w:r>
             <w:r>
               <w:rPr>
@@ -12005,21 +12253,21 @@
                 <w:sz w:val="18"/>
                 <w:szCs w:val="18"/>
               </w:rPr>
-              <w:t>알려진</w:t>
-            </w:r>
-            <w:r>
-              <w:rPr>
-                <w:sz w:val="18"/>
-                <w:szCs w:val="18"/>
-              </w:rPr>
-              <w:t xml:space="preserve"> </w:t>
-            </w:r>
-            <w:r>
-              <w:rPr>
-                <w:sz w:val="18"/>
-                <w:szCs w:val="18"/>
-              </w:rPr>
-              <w:t>불일치</w:t>
+              <w:t>사례</w:t>
+            </w:r>
+            <w:r>
+              <w:rPr>
+                <w:sz w:val="18"/>
+                <w:szCs w:val="18"/>
+              </w:rPr>
+              <w:t xml:space="preserve"> </w:t>
+            </w:r>
+            <w:r>
+              <w:rPr>
+                <w:sz w:val="18"/>
+                <w:szCs w:val="18"/>
+              </w:rPr>
+              <w:t>카드</w:t>
             </w:r>
           </w:p>
         </w:tc>
@@ -12049,6 +12297,283 @@
                 <w:sz w:val="18"/>
                 <w:szCs w:val="18"/>
               </w:rPr>
+              <w:t>리서치</w:t>
+            </w:r>
+            <w:r>
+              <w:rPr>
+                <w:sz w:val="18"/>
+                <w:szCs w:val="18"/>
+              </w:rPr>
+              <w:t xml:space="preserve"> </w:t>
+            </w:r>
+            <w:r>
+              <w:rPr>
+                <w:sz w:val="18"/>
+                <w:szCs w:val="18"/>
+              </w:rPr>
+              <w:t>기관</w:t>
+            </w:r>
+          </w:p>
+        </w:tc>
+      </w:tr>
+      <w:tr>
+        <w:trPr>
+          <w:cantSplit/>
+        </w:trPr>
+        <w:tc>
+          <w:tcPr>
+            <w:tcW w:w="1928" w:type="dxa"/>
+            <w:tcBorders>
+              <w:top w:val="single" w:sz="4" w:space="0" w:color="BFBFBF"/>
+              <w:left w:val="single" w:sz="4" w:space="0" w:color="BFBFBF"/>
+              <w:bottom w:val="single" w:sz="4" w:space="0" w:color="BFBFBF"/>
+              <w:right w:val="single" w:sz="4" w:space="0" w:color="BFBFBF"/>
+            </w:tcBorders>
+            <w:tcMar>
+              <w:top w:w="70" w:type="dxa"/>
+              <w:left w:w="110" w:type="dxa"/>
+              <w:bottom w:w="70" w:type="dxa"/>
+              <w:right w:w="110" w:type="dxa"/>
+            </w:tcMar>
+            <w:vAlign w:val="center"/>
+          </w:tcPr>
+          <w:p>
+            <w:pPr>
+              <w:spacing w:line="280" w:lineRule="auto"/>
+            </w:pPr>
+            <w:r>
+              <w:rPr>
+                <w:sz w:val="18"/>
+                <w:szCs w:val="18"/>
+              </w:rPr>
+              <w:t>출처</w:t>
+            </w:r>
+            <w:r>
+              <w:rPr>
+                <w:sz w:val="18"/>
+                <w:szCs w:val="18"/>
+              </w:rPr>
+              <w:t>·</w:t>
+            </w:r>
+            <w:r>
+              <w:rPr>
+                <w:sz w:val="18"/>
+                <w:szCs w:val="18"/>
+              </w:rPr>
+              <w:t>신뢰도</w:t>
+            </w:r>
+          </w:p>
+        </w:tc>
+        <w:tc>
+          <w:tcPr>
+            <w:tcW w:w="5397" w:type="dxa"/>
+            <w:tcBorders>
+              <w:top w:val="single" w:sz="4" w:space="0" w:color="BFBFBF"/>
+              <w:left w:val="single" w:sz="4" w:space="0" w:color="BFBFBF"/>
+              <w:bottom w:val="single" w:sz="4" w:space="0" w:color="BFBFBF"/>
+              <w:right w:val="single" w:sz="4" w:space="0" w:color="BFBFBF"/>
+            </w:tcBorders>
+            <w:tcMar>
+              <w:top w:w="70" w:type="dxa"/>
+              <w:left w:w="110" w:type="dxa"/>
+              <w:bottom w:w="70" w:type="dxa"/>
+              <w:right w:w="110" w:type="dxa"/>
+            </w:tcMar>
+            <w:vAlign w:val="center"/>
+          </w:tcPr>
+          <w:p>
+            <w:pPr>
+              <w:spacing w:line="280" w:lineRule="auto"/>
+            </w:pPr>
+            <w:r>
+              <w:rPr>
+                <w:sz w:val="18"/>
+                <w:szCs w:val="18"/>
+              </w:rPr>
+              <w:t>출처</w:t>
+            </w:r>
+            <w:r>
+              <w:rPr>
+                <w:sz w:val="18"/>
+                <w:szCs w:val="18"/>
+              </w:rPr>
+              <w:t xml:space="preserve"> </w:t>
+            </w:r>
+            <w:r>
+              <w:rPr>
+                <w:sz w:val="18"/>
+                <w:szCs w:val="18"/>
+              </w:rPr>
+              <w:t>레지스트리</w:t>
+            </w:r>
+            <w:r>
+              <w:rPr>
+                <w:sz w:val="18"/>
+                <w:szCs w:val="18"/>
+              </w:rPr>
+              <w:t>(</w:t>
+            </w:r>
+            <w:r>
+              <w:rPr>
+                <w:sz w:val="18"/>
+                <w:szCs w:val="18"/>
+              </w:rPr>
+              <w:t>검색</w:t>
+            </w:r>
+            <w:r>
+              <w:rPr>
+                <w:sz w:val="18"/>
+                <w:szCs w:val="18"/>
+              </w:rPr>
+              <w:t>·</w:t>
+            </w:r>
+            <w:r>
+              <w:rPr>
+                <w:sz w:val="18"/>
+                <w:szCs w:val="18"/>
+              </w:rPr>
+              <w:t>필터</w:t>
+            </w:r>
+            <w:r>
+              <w:rPr>
+                <w:sz w:val="18"/>
+                <w:szCs w:val="18"/>
+              </w:rPr>
+              <w:t>·</w:t>
+            </w:r>
+            <w:r>
+              <w:rPr>
+                <w:sz w:val="18"/>
+                <w:szCs w:val="18"/>
+              </w:rPr>
+              <w:t>원문</w:t>
+            </w:r>
+            <w:r>
+              <w:rPr>
+                <w:sz w:val="18"/>
+                <w:szCs w:val="18"/>
+              </w:rPr>
+              <w:t xml:space="preserve"> </w:t>
+            </w:r>
+            <w:r>
+              <w:rPr>
+                <w:sz w:val="18"/>
+                <w:szCs w:val="18"/>
+              </w:rPr>
+              <w:t>링크</w:t>
+            </w:r>
+            <w:r>
+              <w:rPr>
+                <w:sz w:val="18"/>
+                <w:szCs w:val="18"/>
+              </w:rPr>
+              <w:t xml:space="preserve">), </w:t>
+            </w:r>
+            <w:r>
+              <w:rPr>
+                <w:sz w:val="18"/>
+                <w:szCs w:val="18"/>
+              </w:rPr>
+              <w:t>신뢰도</w:t>
+            </w:r>
+            <w:r>
+              <w:rPr>
+                <w:sz w:val="18"/>
+                <w:szCs w:val="18"/>
+              </w:rPr>
+              <w:t xml:space="preserve"> </w:t>
+            </w:r>
+            <w:r>
+              <w:rPr>
+                <w:sz w:val="18"/>
+                <w:szCs w:val="18"/>
+              </w:rPr>
+              <w:t>분포와</w:t>
+            </w:r>
+            <w:r>
+              <w:rPr>
+                <w:sz w:val="18"/>
+                <w:szCs w:val="18"/>
+              </w:rPr>
+              <w:t xml:space="preserve"> </w:t>
+            </w:r>
+            <w:r>
+              <w:rPr>
+                <w:sz w:val="18"/>
+                <w:szCs w:val="18"/>
+              </w:rPr>
+              <w:t>라벨</w:t>
+            </w:r>
+            <w:r>
+              <w:rPr>
+                <w:sz w:val="18"/>
+                <w:szCs w:val="18"/>
+              </w:rPr>
+              <w:t xml:space="preserve"> </w:t>
+            </w:r>
+            <w:r>
+              <w:rPr>
+                <w:sz w:val="18"/>
+                <w:szCs w:val="18"/>
+              </w:rPr>
+              <w:t>정의</w:t>
+            </w:r>
+            <w:r>
+              <w:rPr>
+                <w:sz w:val="18"/>
+                <w:szCs w:val="18"/>
+              </w:rPr>
+              <w:t xml:space="preserve">, </w:t>
+            </w:r>
+            <w:r>
+              <w:rPr>
+                <w:sz w:val="18"/>
+                <w:szCs w:val="18"/>
+              </w:rPr>
+              <w:t>알려진</w:t>
+            </w:r>
+            <w:r>
+              <w:rPr>
+                <w:sz w:val="18"/>
+                <w:szCs w:val="18"/>
+              </w:rPr>
+              <w:t xml:space="preserve"> </w:t>
+            </w:r>
+            <w:r>
+              <w:rPr>
+                <w:sz w:val="18"/>
+                <w:szCs w:val="18"/>
+              </w:rPr>
+              <w:t>불일치</w:t>
+            </w:r>
+          </w:p>
+        </w:tc>
+        <w:tc>
+          <w:tcPr>
+            <w:tcW w:w="2313" w:type="dxa"/>
+            <w:tcBorders>
+              <w:top w:val="single" w:sz="4" w:space="0" w:color="BFBFBF"/>
+              <w:left w:val="single" w:sz="4" w:space="0" w:color="BFBFBF"/>
+              <w:bottom w:val="single" w:sz="4" w:space="0" w:color="BFBFBF"/>
+              <w:right w:val="single" w:sz="4" w:space="0" w:color="BFBFBF"/>
+            </w:tcBorders>
+            <w:tcMar>
+              <w:top w:w="70" w:type="dxa"/>
+              <w:left w:w="110" w:type="dxa"/>
+              <w:bottom w:w="70" w:type="dxa"/>
+              <w:right w:w="110" w:type="dxa"/>
+            </w:tcMar>
+            <w:vAlign w:val="center"/>
+          </w:tcPr>
+          <w:p>
+            <w:pPr>
+              <w:spacing w:line="280" w:lineRule="auto"/>
+            </w:pPr>
+            <w:r>
+              <w:rPr>
+                <w:sz w:val="18"/>
+                <w:szCs w:val="18"/>
+              </w:rPr>
               <w:t>출처</w:t>
             </w:r>
             <w:r>
@@ -12078,7 +12603,7 @@
       <w:pPr>
         <w:pStyle w:val="2"/>
       </w:pPr>
-      <w:bookmarkStart w:id="12" w:name="_Toc242637491"/>
+      <w:bookmarkStart w:id="12" w:name="_Toc242647976"/>
       <w:r>
         <w:t xml:space="preserve">3.4 </w:t>
       </w:r>
@@ -12884,20 +13409,127 @@
       <w:pPr>
         <w:pStyle w:val="2"/>
       </w:pPr>
-      <w:bookmarkStart w:id="13" w:name="_Toc242637492"/>
+      <w:bookmarkStart w:id="13" w:name="_Toc242647977"/>
       <w:r>
         <w:t xml:space="preserve">3.5 </w:t>
       </w:r>
       <w:r>
-        <w:t>공통</w:t>
-      </w:r>
-      <w:r>
-        <w:t xml:space="preserve"> </w:t>
-      </w:r>
-      <w:r>
-        <w:t>컴포넌트</w:t>
+        <w:t>종합</w:t>
+      </w:r>
+      <w:r>
+        <w:t xml:space="preserve"> </w:t>
+      </w:r>
+      <w:r>
+        <w:t>결론</w:t>
       </w:r>
       <w:bookmarkEnd w:id="13"/>
+    </w:p>
+    <w:p>
+      <w:pPr>
+        <w:spacing w:after="120" w:line="320" w:lineRule="auto"/>
+      </w:pPr>
+      <w:r>
+        <w:t>세</w:t>
+      </w:r>
+      <w:r>
+        <w:t xml:space="preserve"> </w:t>
+      </w:r>
+      <w:r>
+        <w:t>서사를</w:t>
+      </w:r>
+      <w:r>
+        <w:t xml:space="preserve"> </w:t>
+      </w:r>
+      <w:r>
+        <w:t>읽은</w:t>
+      </w:r>
+      <w:r>
+        <w:t xml:space="preserve"> </w:t>
+      </w:r>
+      <w:r>
+        <w:t>뒤</w:t>
+      </w:r>
+      <w:r>
+        <w:t xml:space="preserve"> "</w:t>
+      </w:r>
+      <w:r>
+        <w:t>그래서</w:t>
+      </w:r>
+      <w:r>
+        <w:t xml:space="preserve"> </w:t>
+      </w:r>
+      <w:r>
+        <w:t>무엇인가</w:t>
+      </w:r>
+      <w:r>
+        <w:t>"</w:t>
+      </w:r>
+      <w:r>
+        <w:t>를</w:t>
+      </w:r>
+      <w:r>
+        <w:t xml:space="preserve"> </w:t>
+      </w:r>
+      <w:r>
+        <w:t>정리하는</w:t>
+      </w:r>
+      <w:r>
+        <w:t xml:space="preserve"> </w:t>
+      </w:r>
+      <w:r>
+        <w:t>화면이다</w:t>
+      </w:r>
+      <w:r>
+        <w:t xml:space="preserve">. </w:t>
+      </w:r>
+      <w:r>
+        <w:t>제언은</w:t>
+      </w:r>
+      <w:r>
+        <w:t xml:space="preserve"> </w:t>
+      </w:r>
+      <w:r>
+        <w:t>쓰지</w:t>
+      </w:r>
+      <w:r>
+        <w:t xml:space="preserve"> </w:t>
+      </w:r>
+      <w:r>
+        <w:t>않고</w:t>
+      </w:r>
+      <w:r>
+        <w:t xml:space="preserve"> </w:t>
+      </w:r>
+      <w:r>
+        <w:t>데이터가</w:t>
+      </w:r>
+      <w:r>
+        <w:t xml:space="preserve"> </w:t>
+      </w:r>
+      <w:r>
+        <w:t>보여</w:t>
+      </w:r>
+      <w:r>
+        <w:t xml:space="preserve"> </w:t>
+      </w:r>
+      <w:r>
+        <w:t>주는</w:t>
+      </w:r>
+      <w:r>
+        <w:t xml:space="preserve"> </w:t>
+      </w:r>
+      <w:r>
+        <w:t>것만</w:t>
+      </w:r>
+      <w:r>
+        <w:t xml:space="preserve"> </w:t>
+      </w:r>
+      <w:r>
+        <w:t>담는다</w:t>
+      </w:r>
+      <w:r>
+        <w:t>.</w:t>
+      </w:r>
     </w:p>
     <w:p>
       <w:pPr>
@@ -12909,88 +13541,76 @@
         <w:spacing w:after="60" w:line="300" w:lineRule="auto"/>
       </w:pPr>
       <w:r>
-        <w:t>신뢰도</w:t>
-      </w:r>
-      <w:r>
-        <w:t>·</w:t>
-      </w:r>
-      <w:r>
-        <w:t>출처</w:t>
-      </w:r>
-      <w:r>
-        <w:t>: ConfidenceBadge(</w:t>
-      </w:r>
-      <w:r>
-        <w:t>라벨</w:t>
-      </w:r>
-      <w:r>
-        <w:t xml:space="preserve"> </w:t>
-      </w:r>
-      <w:r>
-        <w:t>정의</w:t>
-      </w:r>
-      <w:r>
-        <w:t xml:space="preserve"> </w:t>
-      </w:r>
-      <w:r>
-        <w:t>팝오버</w:t>
-      </w:r>
-      <w:r>
-        <w:t>), SourceCitation(</w:t>
-      </w:r>
-      <w:r>
-        <w:t>출처</w:t>
-      </w:r>
-      <w:r>
-        <w:t>·</w:t>
-      </w:r>
-      <w:r>
-        <w:t>기준일</w:t>
-      </w:r>
-      <w:r>
-        <w:t>), NoticeBadge(</w:t>
-      </w:r>
-      <w:r>
-        <w:t>프록시</w:t>
-      </w:r>
-      <w:r>
-        <w:t>·</w:t>
-      </w:r>
-      <w:r>
-        <w:t>결측</w:t>
-      </w:r>
-      <w:r>
-        <w:t>·</w:t>
-      </w:r>
-      <w:r>
-        <w:t>상대지수</w:t>
-      </w:r>
-      <w:r>
-        <w:t>·</w:t>
-      </w:r>
-      <w:r>
-        <w:t>표본</w:t>
-      </w:r>
-      <w:r>
-        <w:t xml:space="preserve"> </w:t>
-      </w:r>
-      <w:r>
-        <w:t>안내</w:t>
-      </w:r>
-      <w:r>
-        <w:t>), DiscrepancyNotice(</w:t>
-      </w:r>
-      <w:r>
-        <w:t>불일치</w:t>
-      </w:r>
-      <w:r>
-        <w:t xml:space="preserve"> </w:t>
-      </w:r>
-      <w:r>
-        <w:t>안내</w:t>
-      </w:r>
-      <w:r>
-        <w:t>).</w:t>
+        <w:t>한</w:t>
+      </w:r>
+      <w:r>
+        <w:t xml:space="preserve"> </w:t>
+      </w:r>
+      <w:r>
+        <w:t>줄</w:t>
+      </w:r>
+      <w:r>
+        <w:t xml:space="preserve"> </w:t>
+      </w:r>
+      <w:r>
+        <w:t>결론</w:t>
+      </w:r>
+      <w:r>
+        <w:t xml:space="preserve">: </w:t>
+      </w:r>
+      <w:r>
+        <w:t>외형은</w:t>
+      </w:r>
+      <w:r>
+        <w:t xml:space="preserve"> </w:t>
+      </w:r>
+      <w:r>
+        <w:t>역대</w:t>
+      </w:r>
+      <w:r>
+        <w:t xml:space="preserve"> </w:t>
+      </w:r>
+      <w:r>
+        <w:t>최고지만</w:t>
+      </w:r>
+      <w:r>
+        <w:t xml:space="preserve">, </w:t>
+      </w:r>
+      <w:r>
+        <w:t>성장의</w:t>
+      </w:r>
+      <w:r>
+        <w:t xml:space="preserve"> </w:t>
+      </w:r>
+      <w:r>
+        <w:t>질과</w:t>
+      </w:r>
+      <w:r>
+        <w:t xml:space="preserve"> </w:t>
+      </w:r>
+      <w:r>
+        <w:t>구조가</w:t>
+      </w:r>
+      <w:r>
+        <w:t xml:space="preserve"> </w:t>
+      </w:r>
+      <w:r>
+        <w:t>바뀌는</w:t>
+      </w:r>
+      <w:r>
+        <w:t xml:space="preserve"> </w:t>
+      </w:r>
+      <w:r>
+        <w:t>전환기에</w:t>
+      </w:r>
+      <w:r>
+        <w:t xml:space="preserve"> </w:t>
+      </w:r>
+      <w:r>
+        <w:t>있다</w:t>
+      </w:r>
+      <w:r>
+        <w:t>.</w:t>
       </w:r>
     </w:p>
     <w:p>
@@ -13003,19 +13623,139 @@
         <w:spacing w:after="60" w:line="300" w:lineRule="auto"/>
       </w:pPr>
       <w:r>
-        <w:t>서사</w:t>
-      </w:r>
-      <w:r>
-        <w:t>: KpiCard, NarrativeSection(</w:t>
-      </w:r>
-      <w:r>
-        <w:t>서사</w:t>
-      </w:r>
-      <w:r>
-        <w:t xml:space="preserve"> </w:t>
-      </w:r>
-      <w:r>
-        <w:t>문단과</w:t>
+        <w:t>서사별</w:t>
+      </w:r>
+      <w:r>
+        <w:t xml:space="preserve"> </w:t>
+      </w:r>
+      <w:r>
+        <w:t>정리</w:t>
+      </w:r>
+      <w:r>
+        <w:t xml:space="preserve"> 3</w:t>
+      </w:r>
+      <w:r>
+        <w:t>개</w:t>
+      </w:r>
+      <w:r>
+        <w:t xml:space="preserve">: </w:t>
+      </w:r>
+      <w:r>
+        <w:t>외형은</w:t>
+      </w:r>
+      <w:r>
+        <w:t xml:space="preserve"> </w:t>
+      </w:r>
+      <w:r>
+        <w:t>커졌지만</w:t>
+      </w:r>
+      <w:r>
+        <w:t xml:space="preserve"> </w:t>
+      </w:r>
+      <w:r>
+        <w:t>수익성과</w:t>
+      </w:r>
+      <w:r>
+        <w:t xml:space="preserve"> </w:t>
+      </w:r>
+      <w:r>
+        <w:t>물량은</w:t>
+      </w:r>
+      <w:r>
+        <w:t xml:space="preserve"> </w:t>
+      </w:r>
+      <w:r>
+        <w:t>꺾였다</w:t>
+      </w:r>
+      <w:r>
+        <w:t xml:space="preserve"> / </w:t>
+      </w:r>
+      <w:r>
+        <w:t>판매는</w:t>
+      </w:r>
+      <w:r>
+        <w:t xml:space="preserve"> </w:t>
+      </w:r>
+      <w:r>
+        <w:t>흩어지는데</w:t>
+      </w:r>
+      <w:r>
+        <w:t xml:space="preserve"> </w:t>
+      </w:r>
+      <w:r>
+        <w:t>나눠</w:t>
+      </w:r>
+      <w:r>
+        <w:t xml:space="preserve"> </w:t>
+      </w:r>
+      <w:r>
+        <w:t>갖는</w:t>
+      </w:r>
+      <w:r>
+        <w:t xml:space="preserve"> </w:t>
+      </w:r>
+      <w:r>
+        <w:t>파이는</w:t>
+      </w:r>
+      <w:r>
+        <w:t xml:space="preserve"> </w:t>
+      </w:r>
+      <w:r>
+        <w:t>줄었다</w:t>
+      </w:r>
+      <w:r>
+        <w:t xml:space="preserve"> / </w:t>
+      </w:r>
+      <w:r>
+        <w:t>성장</w:t>
+      </w:r>
+      <w:r>
+        <w:t xml:space="preserve"> </w:t>
+      </w:r>
+      <w:r>
+        <w:t>축이</w:t>
+      </w:r>
+      <w:r>
+        <w:t xml:space="preserve"> </w:t>
+      </w:r>
+      <w:r>
+        <w:t>다른</w:t>
+      </w:r>
+      <w:r>
+        <w:t xml:space="preserve"> </w:t>
+      </w:r>
+      <w:r>
+        <w:t>지역과</w:t>
+      </w:r>
+      <w:r>
+        <w:t xml:space="preserve"> </w:t>
+      </w:r>
+      <w:r>
+        <w:t>다른</w:t>
+      </w:r>
+      <w:r>
+        <w:t xml:space="preserve"> </w:t>
+      </w:r>
+      <w:r>
+        <w:t>형식으로</w:t>
+      </w:r>
+      <w:r>
+        <w:t xml:space="preserve"> </w:t>
+      </w:r>
+      <w:r>
+        <w:t>옮겨</w:t>
+      </w:r>
+      <w:r>
+        <w:t xml:space="preserve"> </w:t>
+      </w:r>
+      <w:r>
+        <w:t>간다</w:t>
+      </w:r>
+      <w:r>
+        <w:t xml:space="preserve">. </w:t>
+      </w:r>
+      <w:r>
+        <w:t>각각</w:t>
       </w:r>
       <w:r>
         <w:t xml:space="preserve"> </w:t>
@@ -13027,16 +13767,46 @@
         <w:t xml:space="preserve"> </w:t>
       </w:r>
       <w:r>
-        <w:t>지표</w:t>
-      </w:r>
-      <w:r>
-        <w:t xml:space="preserve"> </w:t>
-      </w:r>
-      <w:r>
-        <w:t>묶음</w:t>
-      </w:r>
-      <w:r>
-        <w:t>).</w:t>
+        <w:t>지표의</w:t>
+      </w:r>
+      <w:r>
+        <w:t xml:space="preserve"> </w:t>
+      </w:r>
+      <w:r>
+        <w:t>값과</w:t>
+      </w:r>
+      <w:r>
+        <w:t xml:space="preserve"> </w:t>
+      </w:r>
+      <w:r>
+        <w:t>신뢰도</w:t>
+      </w:r>
+      <w:r>
+        <w:t xml:space="preserve"> </w:t>
+      </w:r>
+      <w:r>
+        <w:t>배지를</w:t>
+      </w:r>
+      <w:r>
+        <w:t xml:space="preserve"> </w:t>
+      </w:r>
+      <w:r>
+        <w:t>붙인다</w:t>
+      </w:r>
+      <w:r>
+        <w:t>(</w:t>
+      </w:r>
+      <w:r>
+        <w:t>근거</w:t>
+      </w:r>
+      <w:r>
+        <w:t xml:space="preserve"> 14</w:t>
+      </w:r>
+      <w:r>
+        <w:t>개</w:t>
+      </w:r>
+      <w:r>
+        <w:t>: verified 6, estimated 6, unverified 2).</w:t>
       </w:r>
     </w:p>
     <w:p>
@@ -13049,6 +13819,371 @@
         <w:spacing w:after="60" w:line="300" w:lineRule="auto"/>
       </w:pPr>
       <w:r>
+        <w:t>함께</w:t>
+      </w:r>
+      <w:r>
+        <w:t xml:space="preserve"> </w:t>
+      </w:r>
+      <w:r>
+        <w:t>읽으면</w:t>
+      </w:r>
+      <w:r>
+        <w:t xml:space="preserve">: </w:t>
+      </w:r>
+      <w:r>
+        <w:t>세</w:t>
+      </w:r>
+      <w:r>
+        <w:t xml:space="preserve"> </w:t>
+      </w:r>
+      <w:r>
+        <w:t>흐름이</w:t>
+      </w:r>
+      <w:r>
+        <w:t xml:space="preserve"> </w:t>
+      </w:r>
+      <w:r>
+        <w:t>같은</w:t>
+      </w:r>
+      <w:r>
+        <w:t xml:space="preserve"> </w:t>
+      </w:r>
+      <w:r>
+        <w:t>시기에</w:t>
+      </w:r>
+      <w:r>
+        <w:t xml:space="preserve"> </w:t>
+      </w:r>
+      <w:r>
+        <w:t>겹쳐</w:t>
+      </w:r>
+      <w:r>
+        <w:t xml:space="preserve"> </w:t>
+      </w:r>
+      <w:r>
+        <w:t>나타난다는</w:t>
+      </w:r>
+      <w:r>
+        <w:t xml:space="preserve"> </w:t>
+      </w:r>
+      <w:r>
+        <w:t>사실까지만</w:t>
+      </w:r>
+      <w:r>
+        <w:t xml:space="preserve"> </w:t>
+      </w:r>
+      <w:r>
+        <w:t>쓴다</w:t>
+      </w:r>
+      <w:r>
+        <w:t>.</w:t>
+      </w:r>
+    </w:p>
+    <w:p>
+      <w:pPr>
+        <w:pStyle w:val="a4"/>
+        <w:numPr>
+          <w:ilvl w:val="0"/>
+          <w:numId w:val="2"/>
+        </w:numPr>
+        <w:spacing w:after="60" w:line="300" w:lineRule="auto"/>
+      </w:pPr>
+      <w:r>
+        <w:t>이</w:t>
+      </w:r>
+      <w:r>
+        <w:t xml:space="preserve"> </w:t>
+      </w:r>
+      <w:r>
+        <w:t>데이터로</w:t>
+      </w:r>
+      <w:r>
+        <w:t xml:space="preserve"> </w:t>
+      </w:r>
+      <w:r>
+        <w:t>말할</w:t>
+      </w:r>
+      <w:r>
+        <w:t xml:space="preserve"> </w:t>
+      </w:r>
+      <w:r>
+        <w:t>수</w:t>
+      </w:r>
+      <w:r>
+        <w:t xml:space="preserve"> </w:t>
+      </w:r>
+      <w:r>
+        <w:t>없는</w:t>
+      </w:r>
+      <w:r>
+        <w:t xml:space="preserve"> </w:t>
+      </w:r>
+      <w:r>
+        <w:t>것</w:t>
+      </w:r>
+      <w:r>
+        <w:t xml:space="preserve">: </w:t>
+      </w:r>
+      <w:r>
+        <w:t>흐름</w:t>
+      </w:r>
+      <w:r>
+        <w:t xml:space="preserve"> </w:t>
+      </w:r>
+      <w:r>
+        <w:t>사이의</w:t>
+      </w:r>
+      <w:r>
+        <w:t xml:space="preserve"> </w:t>
+      </w:r>
+      <w:r>
+        <w:t>인과관계</w:t>
+      </w:r>
+      <w:r>
+        <w:t xml:space="preserve">, </w:t>
+      </w:r>
+      <w:r>
+        <w:t>대리</w:t>
+      </w:r>
+      <w:r>
+        <w:t xml:space="preserve"> </w:t>
+      </w:r>
+      <w:r>
+        <w:t>지표</w:t>
+      </w:r>
+      <w:r>
+        <w:t>·</w:t>
+      </w:r>
+      <w:r>
+        <w:t>미검증</w:t>
+      </w:r>
+      <w:r>
+        <w:t xml:space="preserve"> </w:t>
+      </w:r>
+      <w:r>
+        <w:t>값의</w:t>
+      </w:r>
+      <w:r>
+        <w:t xml:space="preserve"> </w:t>
+      </w:r>
+      <w:r>
+        <w:t>크기</w:t>
+      </w:r>
+      <w:r>
+        <w:t xml:space="preserve">, </w:t>
+      </w:r>
+      <w:r>
+        <w:t>추정치의</w:t>
+      </w:r>
+      <w:r>
+        <w:t xml:space="preserve"> </w:t>
+      </w:r>
+      <w:r>
+        <w:t>한계</w:t>
+      </w:r>
+      <w:r>
+        <w:t xml:space="preserve">, </w:t>
+      </w:r>
+      <w:r>
+        <w:t>댓글</w:t>
+      </w:r>
+      <w:r>
+        <w:t xml:space="preserve"> </w:t>
+      </w:r>
+      <w:r>
+        <w:t>표본의</w:t>
+      </w:r>
+      <w:r>
+        <w:t xml:space="preserve"> </w:t>
+      </w:r>
+      <w:r>
+        <w:t>대표성</w:t>
+      </w:r>
+      <w:r>
+        <w:t xml:space="preserve">, </w:t>
+      </w:r>
+      <w:r>
+        <w:t>알려진</w:t>
+      </w:r>
+      <w:r>
+        <w:t xml:space="preserve"> </w:t>
+      </w:r>
+      <w:r>
+        <w:t>불일치</w:t>
+      </w:r>
+      <w:r>
+        <w:t>.</w:t>
+      </w:r>
+    </w:p>
+    <w:p>
+      <w:pPr>
+        <w:pStyle w:val="2"/>
+      </w:pPr>
+      <w:bookmarkStart w:id="14" w:name="_Toc242647978"/>
+      <w:r>
+        <w:t xml:space="preserve">3.6 </w:t>
+      </w:r>
+      <w:r>
+        <w:t>공통</w:t>
+      </w:r>
+      <w:r>
+        <w:t xml:space="preserve"> </w:t>
+      </w:r>
+      <w:r>
+        <w:t>컴포넌트</w:t>
+      </w:r>
+      <w:bookmarkEnd w:id="14"/>
+    </w:p>
+    <w:p>
+      <w:pPr>
+        <w:pStyle w:val="a4"/>
+        <w:numPr>
+          <w:ilvl w:val="0"/>
+          <w:numId w:val="2"/>
+        </w:numPr>
+        <w:spacing w:after="60" w:line="300" w:lineRule="auto"/>
+      </w:pPr>
+      <w:r>
+        <w:t>신뢰도</w:t>
+      </w:r>
+      <w:r>
+        <w:t>·</w:t>
+      </w:r>
+      <w:r>
+        <w:t>출처</w:t>
+      </w:r>
+      <w:r>
+        <w:t>: ConfidenceBadge(</w:t>
+      </w:r>
+      <w:r>
+        <w:t>라벨</w:t>
+      </w:r>
+      <w:r>
+        <w:t xml:space="preserve"> </w:t>
+      </w:r>
+      <w:r>
+        <w:t>정의</w:t>
+      </w:r>
+      <w:r>
+        <w:t xml:space="preserve"> </w:t>
+      </w:r>
+      <w:r>
+        <w:t>팝오버</w:t>
+      </w:r>
+      <w:r>
+        <w:t>), SourceCitation(</w:t>
+      </w:r>
+      <w:r>
+        <w:t>출처</w:t>
+      </w:r>
+      <w:r>
+        <w:t>·</w:t>
+      </w:r>
+      <w:r>
+        <w:t>기준일</w:t>
+      </w:r>
+      <w:r>
+        <w:t>), NoticeBadge(</w:t>
+      </w:r>
+      <w:r>
+        <w:t>프록시</w:t>
+      </w:r>
+      <w:r>
+        <w:t>·</w:t>
+      </w:r>
+      <w:r>
+        <w:t>결측</w:t>
+      </w:r>
+      <w:r>
+        <w:t>·</w:t>
+      </w:r>
+      <w:r>
+        <w:t>상대지수</w:t>
+      </w:r>
+      <w:r>
+        <w:t>·</w:t>
+      </w:r>
+      <w:r>
+        <w:t>표본</w:t>
+      </w:r>
+      <w:r>
+        <w:t xml:space="preserve"> </w:t>
+      </w:r>
+      <w:r>
+        <w:t>안내</w:t>
+      </w:r>
+      <w:r>
+        <w:t>), DiscrepancyNotice(</w:t>
+      </w:r>
+      <w:r>
+        <w:t>불일치</w:t>
+      </w:r>
+      <w:r>
+        <w:t xml:space="preserve"> </w:t>
+      </w:r>
+      <w:r>
+        <w:t>안내</w:t>
+      </w:r>
+      <w:r>
+        <w:t>).</w:t>
+      </w:r>
+    </w:p>
+    <w:p>
+      <w:pPr>
+        <w:pStyle w:val="a4"/>
+        <w:numPr>
+          <w:ilvl w:val="0"/>
+          <w:numId w:val="2"/>
+        </w:numPr>
+        <w:spacing w:after="60" w:line="300" w:lineRule="auto"/>
+      </w:pPr>
+      <w:r>
+        <w:t>서사</w:t>
+      </w:r>
+      <w:r>
+        <w:t>: KpiCard, NarrativeSection(</w:t>
+      </w:r>
+      <w:r>
+        <w:t>서사</w:t>
+      </w:r>
+      <w:r>
+        <w:t xml:space="preserve"> </w:t>
+      </w:r>
+      <w:r>
+        <w:t>문단과</w:t>
+      </w:r>
+      <w:r>
+        <w:t xml:space="preserve"> </w:t>
+      </w:r>
+      <w:r>
+        <w:t>근거</w:t>
+      </w:r>
+      <w:r>
+        <w:t xml:space="preserve"> </w:t>
+      </w:r>
+      <w:r>
+        <w:t>지표</w:t>
+      </w:r>
+      <w:r>
+        <w:t xml:space="preserve"> </w:t>
+      </w:r>
+      <w:r>
+        <w:t>묶음</w:t>
+      </w:r>
+      <w:r>
+        <w:t>).</w:t>
+      </w:r>
+    </w:p>
+    <w:p>
+      <w:pPr>
+        <w:pStyle w:val="a4"/>
+        <w:numPr>
+          <w:ilvl w:val="0"/>
+          <w:numId w:val="2"/>
+        </w:numPr>
+        <w:spacing w:after="60" w:line="300" w:lineRule="auto"/>
+      </w:pPr>
+      <w:r>
         <w:t>차트</w:t>
       </w:r>
       <w:r>
@@ -13179,7 +14314,7 @@
       <w:pPr>
         <w:pStyle w:val="1"/>
       </w:pPr>
-      <w:bookmarkStart w:id="14" w:name="_Toc242637493"/>
+      <w:bookmarkStart w:id="15" w:name="_Toc242647979"/>
       <w:r>
         <w:t xml:space="preserve">4. </w:t>
       </w:r>
@@ -13192,13 +14327,13 @@
       <w:r>
         <w:t>설계</w:t>
       </w:r>
-      <w:bookmarkEnd w:id="14"/>
+      <w:bookmarkEnd w:id="15"/>
     </w:p>
     <w:p>
       <w:pPr>
         <w:pStyle w:val="2"/>
       </w:pPr>
-      <w:bookmarkStart w:id="15" w:name="_Toc242637494"/>
+      <w:bookmarkStart w:id="16" w:name="_Toc242647980"/>
       <w:r>
         <w:t xml:space="preserve">4.1 </w:t>
       </w:r>
@@ -13217,7 +14352,7 @@
       <w:r>
         <w:t>정책</w:t>
       </w:r>
-      <w:bookmarkEnd w:id="15"/>
+      <w:bookmarkEnd w:id="16"/>
     </w:p>
     <w:tbl>
       <w:tblPr>
@@ -14334,7 +15469,7 @@
       <w:pPr>
         <w:pStyle w:val="2"/>
       </w:pPr>
-      <w:bookmarkStart w:id="16" w:name="_Toc242637495"/>
+      <w:bookmarkStart w:id="17" w:name="_Toc242647981"/>
       <w:r>
         <w:t xml:space="preserve">4.2 </w:t>
       </w:r>
@@ -14347,7 +15482,7 @@
       <w:r>
         <w:t>소스</w:t>
       </w:r>
-      <w:bookmarkEnd w:id="16"/>
+      <w:bookmarkEnd w:id="17"/>
     </w:p>
     <w:tbl>
       <w:tblPr>
@@ -15873,7 +17008,7 @@
       <w:pPr>
         <w:pStyle w:val="2"/>
       </w:pPr>
-      <w:bookmarkStart w:id="17" w:name="_Toc242637496"/>
+      <w:bookmarkStart w:id="18" w:name="_Toc242647982"/>
       <w:r>
         <w:t xml:space="preserve">4.3 </w:t>
       </w:r>
@@ -15886,7 +17021,7 @@
       <w:r>
         <w:t>수치</w:t>
       </w:r>
-      <w:bookmarkEnd w:id="17"/>
+      <w:bookmarkEnd w:id="18"/>
     </w:p>
     <w:tbl>
       <w:tblPr>
@@ -17122,7 +18257,7 @@
       <w:pPr>
         <w:pStyle w:val="2"/>
       </w:pPr>
-      <w:bookmarkStart w:id="18" w:name="_Toc242637497"/>
+      <w:bookmarkStart w:id="19" w:name="_Toc242647983"/>
       <w:r>
         <w:t xml:space="preserve">4.4 </w:t>
       </w:r>
@@ -17140,740 +18275,6 @@
       </w:r>
       <w:r>
         <w:t>구조</w:t>
-      </w:r>
-      <w:bookmarkEnd w:id="18"/>
-    </w:p>
-    <w:p>
-      <w:pPr>
-        <w:pStyle w:val="a4"/>
-        <w:numPr>
-          <w:ilvl w:val="0"/>
-          <w:numId w:val="2"/>
-        </w:numPr>
-        <w:spacing w:after="60" w:line="300" w:lineRule="auto"/>
-      </w:pPr>
-      <w:r>
-        <w:t>수집</w:t>
-      </w:r>
-      <w:r>
-        <w:t xml:space="preserve"> </w:t>
-      </w:r>
-      <w:r>
-        <w:t>스크립트</w:t>
-      </w:r>
-      <w:r>
-        <w:t xml:space="preserve">(scripts/collect) → </w:t>
-      </w:r>
-      <w:r>
-        <w:t>응답</w:t>
-      </w:r>
-      <w:r>
-        <w:t xml:space="preserve"> </w:t>
-      </w:r>
-      <w:r>
-        <w:t>원본</w:t>
-      </w:r>
-      <w:r>
-        <w:t xml:space="preserve"> </w:t>
-      </w:r>
-      <w:r>
-        <w:t>보존</w:t>
-      </w:r>
-      <w:r>
-        <w:t xml:space="preserve">(data/raw) → Zod </w:t>
-      </w:r>
-      <w:r>
-        <w:t>검증</w:t>
-      </w:r>
-      <w:r>
-        <w:t xml:space="preserve"> → </w:t>
-      </w:r>
-      <w:r>
-        <w:t>화면용</w:t>
-      </w:r>
-      <w:r>
-        <w:t xml:space="preserve"> JSON(public/data) </w:t>
-      </w:r>
-      <w:r>
-        <w:t>순서로</w:t>
-      </w:r>
-      <w:r>
-        <w:t xml:space="preserve"> </w:t>
-      </w:r>
-      <w:r>
-        <w:t>흐른다</w:t>
-      </w:r>
-      <w:r>
-        <w:t>.</w:t>
-      </w:r>
-    </w:p>
-    <w:p>
-      <w:pPr>
-        <w:pStyle w:val="a4"/>
-        <w:numPr>
-          <w:ilvl w:val="0"/>
-          <w:numId w:val="2"/>
-        </w:numPr>
-        <w:spacing w:after="60" w:line="300" w:lineRule="auto"/>
-      </w:pPr>
-      <w:r>
-        <w:t>수집</w:t>
-      </w:r>
-      <w:r>
-        <w:t xml:space="preserve"> </w:t>
-      </w:r>
-      <w:r>
-        <w:t>대상</w:t>
-      </w:r>
-      <w:r>
-        <w:t>(</w:t>
-      </w:r>
-      <w:r>
-        <w:t>회사</w:t>
-      </w:r>
-      <w:r>
-        <w:t xml:space="preserve">, </w:t>
-      </w:r>
-      <w:r>
-        <w:t>채널</w:t>
-      </w:r>
-      <w:r>
-        <w:t xml:space="preserve">, </w:t>
-      </w:r>
-      <w:r>
-        <w:t>영상</w:t>
-      </w:r>
-      <w:r>
-        <w:t>)</w:t>
-      </w:r>
-      <w:r>
-        <w:t>은</w:t>
-      </w:r>
-      <w:r>
-        <w:t xml:space="preserve"> </w:t>
-      </w:r>
-      <w:r>
-        <w:t>설정</w:t>
-      </w:r>
-      <w:r>
-        <w:t xml:space="preserve"> </w:t>
-      </w:r>
-      <w:r>
-        <w:t>파일</w:t>
-      </w:r>
-      <w:r>
-        <w:t>(data/config)</w:t>
-      </w:r>
-      <w:r>
-        <w:t>에</w:t>
-      </w:r>
-      <w:r>
-        <w:t xml:space="preserve"> </w:t>
-      </w:r>
-      <w:r>
-        <w:t>고정한다</w:t>
-      </w:r>
-      <w:r>
-        <w:t xml:space="preserve">. </w:t>
-      </w:r>
-      <w:r>
-        <w:t>같은</w:t>
-      </w:r>
-      <w:r>
-        <w:t xml:space="preserve"> </w:t>
-      </w:r>
-      <w:r>
-        <w:t>표본을</w:t>
-      </w:r>
-      <w:r>
-        <w:t xml:space="preserve"> </w:t>
-      </w:r>
-      <w:r>
-        <w:t>반복</w:t>
-      </w:r>
-      <w:r>
-        <w:t xml:space="preserve"> </w:t>
-      </w:r>
-      <w:r>
-        <w:t>수집해야</w:t>
-      </w:r>
-      <w:r>
-        <w:t xml:space="preserve"> </w:t>
-      </w:r>
-      <w:r>
-        <w:t>시점</w:t>
-      </w:r>
-      <w:r>
-        <w:t xml:space="preserve"> </w:t>
-      </w:r>
-      <w:r>
-        <w:t>간</w:t>
-      </w:r>
-      <w:r>
-        <w:t xml:space="preserve"> </w:t>
-      </w:r>
-      <w:r>
-        <w:t>비교가</w:t>
-      </w:r>
-      <w:r>
-        <w:t xml:space="preserve"> </w:t>
-      </w:r>
-      <w:r>
-        <w:t>가능하다</w:t>
-      </w:r>
-      <w:r>
-        <w:t>.</w:t>
-      </w:r>
-    </w:p>
-    <w:p>
-      <w:pPr>
-        <w:pStyle w:val="a4"/>
-        <w:numPr>
-          <w:ilvl w:val="0"/>
-          <w:numId w:val="2"/>
-        </w:numPr>
-        <w:spacing w:after="60" w:line="300" w:lineRule="auto"/>
-      </w:pPr>
-      <w:r>
-        <w:t xml:space="preserve">API </w:t>
-      </w:r>
-      <w:r>
-        <w:t>키는</w:t>
-      </w:r>
-      <w:r>
-        <w:t xml:space="preserve"> .env.local</w:t>
-      </w:r>
-      <w:r>
-        <w:t>에</w:t>
-      </w:r>
-      <w:r>
-        <w:t xml:space="preserve"> </w:t>
-      </w:r>
-      <w:r>
-        <w:t>두고</w:t>
-      </w:r>
-      <w:r>
-        <w:t xml:space="preserve"> </w:t>
-      </w:r>
-      <w:r>
-        <w:t>수집</w:t>
-      </w:r>
-      <w:r>
-        <w:t xml:space="preserve"> </w:t>
-      </w:r>
-      <w:r>
-        <w:t>스크립트에서만</w:t>
-      </w:r>
-      <w:r>
-        <w:t xml:space="preserve"> </w:t>
-      </w:r>
-      <w:r>
-        <w:t>읽는다</w:t>
-      </w:r>
-      <w:r>
-        <w:t xml:space="preserve">. </w:t>
-      </w:r>
-      <w:r>
-        <w:t>앱</w:t>
-      </w:r>
-      <w:r>
-        <w:t xml:space="preserve"> </w:t>
-      </w:r>
-      <w:r>
-        <w:t>코드는</w:t>
-      </w:r>
-      <w:r>
-        <w:t xml:space="preserve"> </w:t>
-      </w:r>
-      <w:r>
-        <w:t>키를</w:t>
-      </w:r>
-      <w:r>
-        <w:t xml:space="preserve"> </w:t>
-      </w:r>
-      <w:r>
-        <w:t>참조하지</w:t>
-      </w:r>
-      <w:r>
-        <w:t xml:space="preserve"> </w:t>
-      </w:r>
-      <w:r>
-        <w:t>않는다</w:t>
-      </w:r>
-      <w:r>
-        <w:t>.</w:t>
-      </w:r>
-    </w:p>
-    <w:p>
-      <w:pPr>
-        <w:pStyle w:val="a4"/>
-        <w:numPr>
-          <w:ilvl w:val="0"/>
-          <w:numId w:val="2"/>
-        </w:numPr>
-        <w:spacing w:after="60" w:line="300" w:lineRule="auto"/>
-      </w:pPr>
-      <w:r>
-        <w:t>수집</w:t>
-      </w:r>
-      <w:r>
-        <w:t xml:space="preserve"> </w:t>
-      </w:r>
-      <w:r>
-        <w:t>명령</w:t>
-      </w:r>
-      <w:r>
-        <w:t xml:space="preserve">: collect:dart, collect:youtube, collect:circlechart. </w:t>
-      </w:r>
-      <w:r>
-        <w:t>수집</w:t>
-      </w:r>
-      <w:r>
-        <w:t xml:space="preserve"> </w:t>
-      </w:r>
-      <w:r>
-        <w:t>후</w:t>
-      </w:r>
-      <w:r>
-        <w:t xml:space="preserve"> validate:data</w:t>
-      </w:r>
-      <w:r>
-        <w:t>와</w:t>
-      </w:r>
-      <w:r>
-        <w:t xml:space="preserve"> </w:t>
-      </w:r>
-      <w:r>
-        <w:t>재빌드가</w:t>
-      </w:r>
-      <w:r>
-        <w:t xml:space="preserve"> </w:t>
-      </w:r>
-      <w:r>
-        <w:t>필요하다</w:t>
-      </w:r>
-      <w:r>
-        <w:t>.</w:t>
-      </w:r>
-    </w:p>
-    <w:p>
-      <w:pPr>
-        <w:pStyle w:val="a4"/>
-        <w:numPr>
-          <w:ilvl w:val="0"/>
-          <w:numId w:val="2"/>
-        </w:numPr>
-        <w:spacing w:after="60" w:line="300" w:lineRule="auto"/>
-      </w:pPr>
-      <w:r>
-        <w:t>분석</w:t>
-      </w:r>
-      <w:r>
-        <w:t xml:space="preserve">(scripts/analyze, </w:t>
-      </w:r>
-      <w:r>
-        <w:t>파이썬</w:t>
-      </w:r>
-      <w:r>
-        <w:t>): sentiment.py</w:t>
-      </w:r>
-      <w:r>
-        <w:t>가</w:t>
-      </w:r>
-      <w:r>
-        <w:t xml:space="preserve"> </w:t>
-      </w:r>
-      <w:r>
-        <w:t>다국어</w:t>
-      </w:r>
-      <w:r>
-        <w:t xml:space="preserve"> </w:t>
-      </w:r>
-      <w:r>
-        <w:t>감성</w:t>
-      </w:r>
-      <w:r>
-        <w:t xml:space="preserve"> </w:t>
-      </w:r>
-      <w:r>
-        <w:t>모델</w:t>
-      </w:r>
-      <w:r>
-        <w:t>(cardiffnlp/twitter-xlm-roberta-base-sentiment-multilingual)</w:t>
-      </w:r>
-      <w:r>
-        <w:t>로</w:t>
-      </w:r>
-      <w:r>
-        <w:t xml:space="preserve"> </w:t>
-      </w:r>
-      <w:r>
-        <w:t>댓글을</w:t>
-      </w:r>
-      <w:r>
-        <w:t xml:space="preserve"> </w:t>
-      </w:r>
-      <w:r>
-        <w:t>긍정</w:t>
-      </w:r>
-      <w:r>
-        <w:t>·</w:t>
-      </w:r>
-      <w:r>
-        <w:t>중립</w:t>
-      </w:r>
-      <w:r>
-        <w:t>·</w:t>
-      </w:r>
-      <w:r>
-        <w:t>부정으로</w:t>
-      </w:r>
-      <w:r>
-        <w:t xml:space="preserve"> </w:t>
-      </w:r>
-      <w:r>
-        <w:t>분류하고</w:t>
-      </w:r>
-      <w:r>
-        <w:t>, wordcloud.py</w:t>
-      </w:r>
-      <w:r>
-        <w:t>가</w:t>
-      </w:r>
-      <w:r>
-        <w:t xml:space="preserve"> </w:t>
-      </w:r>
-      <w:r>
-        <w:t>단어별</w:t>
-      </w:r>
-      <w:r>
-        <w:t xml:space="preserve"> </w:t>
-      </w:r>
-      <w:r>
-        <w:t>댓글</w:t>
-      </w:r>
-      <w:r>
-        <w:t xml:space="preserve"> </w:t>
-      </w:r>
-      <w:r>
-        <w:t>수를</w:t>
-      </w:r>
-      <w:r>
-        <w:t xml:space="preserve"> </w:t>
-      </w:r>
-      <w:r>
-        <w:t>센다</w:t>
-      </w:r>
-      <w:r>
-        <w:t xml:space="preserve">. </w:t>
-      </w:r>
-      <w:r>
-        <w:t>한국어는</w:t>
-      </w:r>
-      <w:r>
-        <w:t xml:space="preserve"> </w:t>
-      </w:r>
-      <w:r>
-        <w:t>형태소</w:t>
-      </w:r>
-      <w:r>
-        <w:t xml:space="preserve"> </w:t>
-      </w:r>
-      <w:r>
-        <w:t>분석기</w:t>
-      </w:r>
-      <w:r>
-        <w:t>(kiwipiepy)</w:t>
-      </w:r>
-      <w:r>
-        <w:t>로</w:t>
-      </w:r>
-      <w:r>
-        <w:t xml:space="preserve"> </w:t>
-      </w:r>
-      <w:r>
-        <w:t>명사</w:t>
-      </w:r>
-      <w:r>
-        <w:t>·</w:t>
-      </w:r>
-      <w:r>
-        <w:t>형용사</w:t>
-      </w:r>
-      <w:r>
-        <w:t>·</w:t>
-      </w:r>
-      <w:r>
-        <w:t>동사만</w:t>
-      </w:r>
-      <w:r>
-        <w:t xml:space="preserve"> </w:t>
-      </w:r>
-      <w:r>
-        <w:t>뽑는다</w:t>
-      </w:r>
-      <w:r>
-        <w:t xml:space="preserve">. </w:t>
-      </w:r>
-      <w:r>
-        <w:t>결과는</w:t>
-      </w:r>
-      <w:r>
-        <w:t xml:space="preserve"> apply:sentiment </w:t>
-      </w:r>
-      <w:r>
-        <w:t>명령으로</w:t>
-      </w:r>
-      <w:r>
-        <w:t xml:space="preserve"> </w:t>
-      </w:r>
-      <w:r>
-        <w:t>화면용</w:t>
-      </w:r>
-      <w:r>
-        <w:t xml:space="preserve"> </w:t>
-      </w:r>
-      <w:r>
-        <w:t>데이터에</w:t>
-      </w:r>
-      <w:r>
-        <w:t xml:space="preserve"> </w:t>
-      </w:r>
-      <w:r>
-        <w:t>반영한다</w:t>
-      </w:r>
-      <w:r>
-        <w:t>.</w:t>
-      </w:r>
-    </w:p>
-    <w:p>
-      <w:pPr>
-        <w:pStyle w:val="a4"/>
-        <w:numPr>
-          <w:ilvl w:val="0"/>
-          <w:numId w:val="2"/>
-        </w:numPr>
-        <w:spacing w:after="60" w:line="300" w:lineRule="auto"/>
-      </w:pPr>
-      <w:r>
-        <w:t>감성</w:t>
-      </w:r>
-      <w:r>
-        <w:t xml:space="preserve"> </w:t>
-      </w:r>
-      <w:r>
-        <w:t>모델</w:t>
-      </w:r>
-      <w:r>
-        <w:t xml:space="preserve"> </w:t>
-      </w:r>
-      <w:r>
-        <w:t>검수</w:t>
-      </w:r>
-      <w:r>
-        <w:t xml:space="preserve">: </w:t>
-      </w:r>
-      <w:r>
-        <w:t>무작위</w:t>
-      </w:r>
-      <w:r>
-        <w:t xml:space="preserve"> 60</w:t>
-      </w:r>
-      <w:r>
-        <w:t>개를</w:t>
-      </w:r>
-      <w:r>
-        <w:t xml:space="preserve"> </w:t>
-      </w:r>
-      <w:r>
-        <w:t>직접</w:t>
-      </w:r>
-      <w:r>
-        <w:t xml:space="preserve"> </w:t>
-      </w:r>
-      <w:r>
-        <w:t>읽고</w:t>
-      </w:r>
-      <w:r>
-        <w:t xml:space="preserve"> </w:t>
-      </w:r>
-      <w:r>
-        <w:t>매긴</w:t>
-      </w:r>
-      <w:r>
-        <w:t xml:space="preserve"> </w:t>
-      </w:r>
-      <w:r>
-        <w:t>라벨과</w:t>
-      </w:r>
-      <w:r>
-        <w:t xml:space="preserve"> 47</w:t>
-      </w:r>
-      <w:r>
-        <w:t>개</w:t>
-      </w:r>
-      <w:r>
-        <w:t>(78.3%)</w:t>
-      </w:r>
-      <w:r>
-        <w:t>가</w:t>
-      </w:r>
-      <w:r>
-        <w:t xml:space="preserve"> </w:t>
-      </w:r>
-      <w:r>
-        <w:t>일치한다</w:t>
-      </w:r>
-      <w:r>
-        <w:t xml:space="preserve">. </w:t>
-      </w:r>
-      <w:r>
-        <w:t>스트리밍</w:t>
-      </w:r>
-      <w:r>
-        <w:t xml:space="preserve"> </w:t>
-      </w:r>
-      <w:r>
-        <w:t>독려나</w:t>
-      </w:r>
-      <w:r>
-        <w:t xml:space="preserve"> </w:t>
-      </w:r>
-      <w:r>
-        <w:t>기록</w:t>
-      </w:r>
-      <w:r>
-        <w:t xml:space="preserve"> </w:t>
-      </w:r>
-      <w:r>
-        <w:t>나열</w:t>
-      </w:r>
-      <w:r>
-        <w:t xml:space="preserve"> </w:t>
-      </w:r>
-      <w:r>
-        <w:t>같은</w:t>
-      </w:r>
-      <w:r>
-        <w:t xml:space="preserve"> </w:t>
-      </w:r>
-      <w:r>
-        <w:t>중립</w:t>
-      </w:r>
-      <w:r>
-        <w:t xml:space="preserve"> </w:t>
-      </w:r>
-      <w:r>
-        <w:t>댓글을</w:t>
-      </w:r>
-      <w:r>
-        <w:t xml:space="preserve"> </w:t>
-      </w:r>
-      <w:r>
-        <w:t>긍정으로</w:t>
-      </w:r>
-      <w:r>
-        <w:t xml:space="preserve"> </w:t>
-      </w:r>
-      <w:r>
-        <w:t>읽는</w:t>
-      </w:r>
-      <w:r>
-        <w:t xml:space="preserve"> </w:t>
-      </w:r>
-      <w:r>
-        <w:t>경향이</w:t>
-      </w:r>
-      <w:r>
-        <w:t xml:space="preserve"> </w:t>
-      </w:r>
-      <w:r>
-        <w:t>있다</w:t>
-      </w:r>
-      <w:r>
-        <w:t>.</w:t>
-      </w:r>
-    </w:p>
-    <w:p>
-      <w:pPr>
-        <w:pStyle w:val="a4"/>
-        <w:numPr>
-          <w:ilvl w:val="0"/>
-          <w:numId w:val="2"/>
-        </w:numPr>
-        <w:spacing w:after="60" w:line="300" w:lineRule="auto"/>
-      </w:pPr>
-      <w:r>
-        <w:t>화면용</w:t>
-      </w:r>
-      <w:r>
-        <w:t xml:space="preserve"> </w:t>
-      </w:r>
-      <w:r>
-        <w:t>데이터는</w:t>
-      </w:r>
-      <w:r>
-        <w:t xml:space="preserve"> 12</w:t>
-      </w:r>
-      <w:r>
-        <w:t>개</w:t>
-      </w:r>
-      <w:r>
-        <w:t xml:space="preserve"> JSON </w:t>
-      </w:r>
-      <w:r>
-        <w:t>파일이며</w:t>
-      </w:r>
-      <w:r>
-        <w:t xml:space="preserve"> </w:t>
-      </w:r>
-      <w:r>
-        <w:t>빌드</w:t>
-      </w:r>
-      <w:r>
-        <w:t xml:space="preserve"> </w:t>
-      </w:r>
-      <w:r>
-        <w:t>시점에</w:t>
-      </w:r>
-      <w:r>
-        <w:t xml:space="preserve"> </w:t>
-      </w:r>
-      <w:r>
-        <w:t>한</w:t>
-      </w:r>
-      <w:r>
-        <w:t xml:space="preserve"> </w:t>
-      </w:r>
-      <w:r>
-        <w:t>번</w:t>
-      </w:r>
-      <w:r>
-        <w:t xml:space="preserve"> </w:t>
-      </w:r>
-      <w:r>
-        <w:t>읽는다</w:t>
-      </w:r>
-      <w:r>
-        <w:t>.</w:t>
-      </w:r>
-    </w:p>
-    <w:p>
-      <w:pPr>
-        <w:pStyle w:val="2"/>
-      </w:pPr>
-      <w:bookmarkStart w:id="19" w:name="_Toc242637498"/>
-      <w:r>
-        <w:t xml:space="preserve">4.5 </w:t>
-      </w:r>
-      <w:r>
-        <w:t>공개</w:t>
-      </w:r>
-      <w:r>
-        <w:t xml:space="preserve"> </w:t>
-      </w:r>
-      <w:r>
-        <w:t>범위</w:t>
       </w:r>
       <w:bookmarkEnd w:id="19"/>
     </w:p>
@@ -17887,97 +18288,55 @@
         <w:spacing w:after="60" w:line="300" w:lineRule="auto"/>
       </w:pPr>
       <w:r>
-        <w:t>저장소와</w:t>
-      </w:r>
-      <w:r>
-        <w:t xml:space="preserve"> </w:t>
-      </w:r>
-      <w:r>
-        <w:t>사이트는</w:t>
-      </w:r>
-      <w:r>
-        <w:t xml:space="preserve"> </w:t>
-      </w:r>
-      <w:r>
-        <w:t>공개다</w:t>
-      </w:r>
-      <w:r>
-        <w:t xml:space="preserve">. </w:t>
-      </w:r>
-      <w:r>
-        <w:t>유튜브</w:t>
-      </w:r>
-      <w:r>
-        <w:t xml:space="preserve"> </w:t>
-      </w:r>
-      <w:r>
-        <w:t>댓글</w:t>
-      </w:r>
-      <w:r>
-        <w:t xml:space="preserve"> </w:t>
-      </w:r>
-      <w:r>
-        <w:t>본문과</w:t>
-      </w:r>
-      <w:r>
-        <w:t xml:space="preserve"> </w:t>
-      </w:r>
-      <w:r>
-        <w:t>댓글별</w:t>
-      </w:r>
-      <w:r>
-        <w:t xml:space="preserve"> </w:t>
-      </w:r>
-      <w:r>
-        <w:t>감성</w:t>
-      </w:r>
-      <w:r>
-        <w:t xml:space="preserve"> </w:t>
-      </w:r>
-      <w:r>
-        <w:t>라벨은</w:t>
-      </w:r>
-      <w:r>
-        <w:t xml:space="preserve"> </w:t>
-      </w:r>
-      <w:r>
-        <w:t>로컬에만</w:t>
-      </w:r>
-      <w:r>
-        <w:t xml:space="preserve"> </w:t>
-      </w:r>
-      <w:r>
-        <w:t>두고</w:t>
-      </w:r>
-      <w:r>
-        <w:t xml:space="preserve">, </w:t>
-      </w:r>
-      <w:r>
-        <w:t>저장소에는</w:t>
-      </w:r>
-      <w:r>
-        <w:t xml:space="preserve"> </w:t>
-      </w:r>
-      <w:r>
-        <w:t>개수와</w:t>
-      </w:r>
-      <w:r>
-        <w:t xml:space="preserve"> </w:t>
-      </w:r>
-      <w:r>
-        <w:t>단어</w:t>
-      </w:r>
-      <w:r>
-        <w:t xml:space="preserve"> </w:t>
-      </w:r>
-      <w:r>
-        <w:t>집계만</w:t>
-      </w:r>
-      <w:r>
-        <w:t xml:space="preserve"> </w:t>
-      </w:r>
-      <w:r>
-        <w:t>올린다</w:t>
+        <w:t>수집</w:t>
+      </w:r>
+      <w:r>
+        <w:t xml:space="preserve"> </w:t>
+      </w:r>
+      <w:r>
+        <w:t>스크립트</w:t>
+      </w:r>
+      <w:r>
+        <w:t xml:space="preserve">(scripts/collect) → </w:t>
+      </w:r>
+      <w:r>
+        <w:t>응답</w:t>
+      </w:r>
+      <w:r>
+        <w:t xml:space="preserve"> </w:t>
+      </w:r>
+      <w:r>
+        <w:t>원본</w:t>
+      </w:r>
+      <w:r>
+        <w:t xml:space="preserve"> </w:t>
+      </w:r>
+      <w:r>
+        <w:t>보존</w:t>
+      </w:r>
+      <w:r>
+        <w:t xml:space="preserve">(data/raw) → Zod </w:t>
+      </w:r>
+      <w:r>
+        <w:t>검증</w:t>
+      </w:r>
+      <w:r>
+        <w:t xml:space="preserve"> → </w:t>
+      </w:r>
+      <w:r>
+        <w:t>화면용</w:t>
+      </w:r>
+      <w:r>
+        <w:t xml:space="preserve"> JSON(public/data) </w:t>
+      </w:r>
+      <w:r>
+        <w:t>순서로</w:t>
+      </w:r>
+      <w:r>
+        <w:t xml:space="preserve"> </w:t>
+      </w:r>
+      <w:r>
+        <w:t>흐른다</w:t>
       </w:r>
       <w:r>
         <w:t>.</w:t>
@@ -17993,97 +18352,109 @@
         <w:spacing w:after="60" w:line="300" w:lineRule="auto"/>
       </w:pPr>
       <w:r>
-        <w:t>워드</w:t>
-      </w:r>
-      <w:r>
-        <w:t xml:space="preserve"> </w:t>
-      </w:r>
-      <w:r>
-        <w:t>클라우드에는</w:t>
-      </w:r>
-      <w:r>
-        <w:t xml:space="preserve"> </w:t>
-      </w:r>
-      <w:r>
-        <w:t>댓글</w:t>
-      </w:r>
-      <w:r>
-        <w:t xml:space="preserve"> 5</w:t>
-      </w:r>
-      <w:r>
-        <w:t>개</w:t>
-      </w:r>
-      <w:r>
-        <w:t xml:space="preserve"> </w:t>
-      </w:r>
-      <w:r>
-        <w:t>이상에</w:t>
-      </w:r>
-      <w:r>
-        <w:t xml:space="preserve"> </w:t>
-      </w:r>
-      <w:r>
-        <w:t>나온</w:t>
-      </w:r>
-      <w:r>
-        <w:t xml:space="preserve"> </w:t>
-      </w:r>
-      <w:r>
-        <w:t>단어만</w:t>
-      </w:r>
-      <w:r>
-        <w:t xml:space="preserve"> </w:t>
-      </w:r>
-      <w:r>
-        <w:t>싣는다</w:t>
+        <w:t>수집</w:t>
+      </w:r>
+      <w:r>
+        <w:t xml:space="preserve"> </w:t>
+      </w:r>
+      <w:r>
+        <w:t>대상</w:t>
+      </w:r>
+      <w:r>
+        <w:t>(</w:t>
+      </w:r>
+      <w:r>
+        <w:t>회사</w:t>
+      </w:r>
+      <w:r>
+        <w:t xml:space="preserve">, </w:t>
+      </w:r>
+      <w:r>
+        <w:t>채널</w:t>
+      </w:r>
+      <w:r>
+        <w:t xml:space="preserve">, </w:t>
+      </w:r>
+      <w:r>
+        <w:t>영상</w:t>
+      </w:r>
+      <w:r>
+        <w:t>)</w:t>
+      </w:r>
+      <w:r>
+        <w:t>은</w:t>
+      </w:r>
+      <w:r>
+        <w:t xml:space="preserve"> </w:t>
+      </w:r>
+      <w:r>
+        <w:t>설정</w:t>
+      </w:r>
+      <w:r>
+        <w:t xml:space="preserve"> </w:t>
+      </w:r>
+      <w:r>
+        <w:t>파일</w:t>
+      </w:r>
+      <w:r>
+        <w:t>(data/config)</w:t>
+      </w:r>
+      <w:r>
+        <w:t>에</w:t>
+      </w:r>
+      <w:r>
+        <w:t xml:space="preserve"> </w:t>
+      </w:r>
+      <w:r>
+        <w:t>고정한다</w:t>
       </w:r>
       <w:r>
         <w:t xml:space="preserve">. </w:t>
       </w:r>
       <w:r>
-        <w:t>드문</w:t>
-      </w:r>
-      <w:r>
-        <w:t xml:space="preserve"> </w:t>
-      </w:r>
-      <w:r>
-        <w:t>표현으로</w:t>
-      </w:r>
-      <w:r>
-        <w:t xml:space="preserve"> </w:t>
-      </w:r>
-      <w:r>
-        <w:t>특정</w:t>
-      </w:r>
-      <w:r>
-        <w:t xml:space="preserve"> </w:t>
-      </w:r>
-      <w:r>
-        <w:t>댓글이</w:t>
-      </w:r>
-      <w:r>
-        <w:t xml:space="preserve"> </w:t>
-      </w:r>
-      <w:r>
-        <w:t>드러나지</w:t>
-      </w:r>
-      <w:r>
-        <w:t xml:space="preserve"> </w:t>
-      </w:r>
-      <w:r>
-        <w:t>않게</w:t>
-      </w:r>
-      <w:r>
-        <w:t xml:space="preserve"> </w:t>
-      </w:r>
-      <w:r>
-        <w:t>하기</w:t>
-      </w:r>
-      <w:r>
-        <w:t xml:space="preserve"> </w:t>
-      </w:r>
-      <w:r>
-        <w:t>위해서다</w:t>
+        <w:t>같은</w:t>
+      </w:r>
+      <w:r>
+        <w:t xml:space="preserve"> </w:t>
+      </w:r>
+      <w:r>
+        <w:t>표본을</w:t>
+      </w:r>
+      <w:r>
+        <w:t xml:space="preserve"> </w:t>
+      </w:r>
+      <w:r>
+        <w:t>반복</w:t>
+      </w:r>
+      <w:r>
+        <w:t xml:space="preserve"> </w:t>
+      </w:r>
+      <w:r>
+        <w:t>수집해야</w:t>
+      </w:r>
+      <w:r>
+        <w:t xml:space="preserve"> </w:t>
+      </w:r>
+      <w:r>
+        <w:t>시점</w:t>
+      </w:r>
+      <w:r>
+        <w:t xml:space="preserve"> </w:t>
+      </w:r>
+      <w:r>
+        <w:t>간</w:t>
+      </w:r>
+      <w:r>
+        <w:t xml:space="preserve"> </w:t>
+      </w:r>
+      <w:r>
+        <w:t>비교가</w:t>
+      </w:r>
+      <w:r>
+        <w:t xml:space="preserve"> </w:t>
+      </w:r>
+      <w:r>
+        <w:t>가능하다</w:t>
       </w:r>
       <w:r>
         <w:t>.</w:t>
@@ -18105,22 +18476,518 @@
         <w:t>키는</w:t>
       </w:r>
       <w:r>
-        <w:t xml:space="preserve"> </w:t>
-      </w:r>
-      <w:r>
-        <w:t>저장소에</w:t>
-      </w:r>
-      <w:r>
-        <w:t xml:space="preserve"> </w:t>
-      </w:r>
-      <w:r>
-        <w:t>올리지</w:t>
+        <w:t xml:space="preserve"> .env.local</w:t>
+      </w:r>
+      <w:r>
+        <w:t>에</w:t>
+      </w:r>
+      <w:r>
+        <w:t xml:space="preserve"> </w:t>
+      </w:r>
+      <w:r>
+        <w:t>두고</w:t>
+      </w:r>
+      <w:r>
+        <w:t xml:space="preserve"> </w:t>
+      </w:r>
+      <w:r>
+        <w:t>수집</w:t>
+      </w:r>
+      <w:r>
+        <w:t xml:space="preserve"> </w:t>
+      </w:r>
+      <w:r>
+        <w:t>스크립트에서만</w:t>
+      </w:r>
+      <w:r>
+        <w:t xml:space="preserve"> </w:t>
+      </w:r>
+      <w:r>
+        <w:t>읽는다</w:t>
+      </w:r>
+      <w:r>
+        <w:t xml:space="preserve">. </w:t>
+      </w:r>
+      <w:r>
+        <w:t>앱</w:t>
+      </w:r>
+      <w:r>
+        <w:t xml:space="preserve"> </w:t>
+      </w:r>
+      <w:r>
+        <w:t>코드는</w:t>
+      </w:r>
+      <w:r>
+        <w:t xml:space="preserve"> </w:t>
+      </w:r>
+      <w:r>
+        <w:t>키를</w:t>
+      </w:r>
+      <w:r>
+        <w:t xml:space="preserve"> </w:t>
+      </w:r>
+      <w:r>
+        <w:t>참조하지</w:t>
       </w:r>
       <w:r>
         <w:t xml:space="preserve"> </w:t>
       </w:r>
       <w:r>
         <w:t>않는다</w:t>
+      </w:r>
+      <w:r>
+        <w:t>.</w:t>
+      </w:r>
+    </w:p>
+    <w:p>
+      <w:pPr>
+        <w:pStyle w:val="a4"/>
+        <w:numPr>
+          <w:ilvl w:val="0"/>
+          <w:numId w:val="2"/>
+        </w:numPr>
+        <w:spacing w:after="60" w:line="300" w:lineRule="auto"/>
+      </w:pPr>
+      <w:r>
+        <w:t>수집</w:t>
+      </w:r>
+      <w:r>
+        <w:t xml:space="preserve"> </w:t>
+      </w:r>
+      <w:r>
+        <w:t>명령</w:t>
+      </w:r>
+      <w:r>
+        <w:t xml:space="preserve">: collect:dart, collect:youtube, collect:circlechart. </w:t>
+      </w:r>
+      <w:r>
+        <w:t>수집</w:t>
+      </w:r>
+      <w:r>
+        <w:t xml:space="preserve"> </w:t>
+      </w:r>
+      <w:r>
+        <w:t>후</w:t>
+      </w:r>
+      <w:r>
+        <w:t xml:space="preserve"> validate:data</w:t>
+      </w:r>
+      <w:r>
+        <w:t>와</w:t>
+      </w:r>
+      <w:r>
+        <w:t xml:space="preserve"> </w:t>
+      </w:r>
+      <w:r>
+        <w:t>재빌드가</w:t>
+      </w:r>
+      <w:r>
+        <w:t xml:space="preserve"> </w:t>
+      </w:r>
+      <w:r>
+        <w:t>필요하다</w:t>
+      </w:r>
+      <w:r>
+        <w:t>.</w:t>
+      </w:r>
+    </w:p>
+    <w:p>
+      <w:pPr>
+        <w:pStyle w:val="a4"/>
+        <w:numPr>
+          <w:ilvl w:val="0"/>
+          <w:numId w:val="2"/>
+        </w:numPr>
+        <w:spacing w:after="60" w:line="300" w:lineRule="auto"/>
+      </w:pPr>
+      <w:r>
+        <w:t>분석</w:t>
+      </w:r>
+      <w:r>
+        <w:t xml:space="preserve">(scripts/analyze, </w:t>
+      </w:r>
+      <w:r>
+        <w:t>파이썬</w:t>
+      </w:r>
+      <w:r>
+        <w:t>): sentiment.py</w:t>
+      </w:r>
+      <w:r>
+        <w:t>가</w:t>
+      </w:r>
+      <w:r>
+        <w:t xml:space="preserve"> </w:t>
+      </w:r>
+      <w:r>
+        <w:t>다국어</w:t>
+      </w:r>
+      <w:r>
+        <w:t xml:space="preserve"> </w:t>
+      </w:r>
+      <w:r>
+        <w:t>감성</w:t>
+      </w:r>
+      <w:r>
+        <w:t xml:space="preserve"> </w:t>
+      </w:r>
+      <w:r>
+        <w:t>모델</w:t>
+      </w:r>
+      <w:r>
+        <w:t>(cardiffnlp/twitter-xlm-roberta-base-sentiment-multilingual)</w:t>
+      </w:r>
+      <w:r>
+        <w:t>로</w:t>
+      </w:r>
+      <w:r>
+        <w:t xml:space="preserve"> </w:t>
+      </w:r>
+      <w:r>
+        <w:t>댓글을</w:t>
+      </w:r>
+      <w:r>
+        <w:t xml:space="preserve"> </w:t>
+      </w:r>
+      <w:r>
+        <w:t>긍정</w:t>
+      </w:r>
+      <w:r>
+        <w:t>·</w:t>
+      </w:r>
+      <w:r>
+        <w:t>중립</w:t>
+      </w:r>
+      <w:r>
+        <w:t>·</w:t>
+      </w:r>
+      <w:r>
+        <w:t>부정으로</w:t>
+      </w:r>
+      <w:r>
+        <w:t xml:space="preserve"> </w:t>
+      </w:r>
+      <w:r>
+        <w:t>분류하고</w:t>
+      </w:r>
+      <w:r>
+        <w:t>, wordcloud.py</w:t>
+      </w:r>
+      <w:r>
+        <w:t>가</w:t>
+      </w:r>
+      <w:r>
+        <w:t xml:space="preserve"> </w:t>
+      </w:r>
+      <w:r>
+        <w:t>단어별</w:t>
+      </w:r>
+      <w:r>
+        <w:t xml:space="preserve"> </w:t>
+      </w:r>
+      <w:r>
+        <w:t>댓글</w:t>
+      </w:r>
+      <w:r>
+        <w:t xml:space="preserve"> </w:t>
+      </w:r>
+      <w:r>
+        <w:t>수를</w:t>
+      </w:r>
+      <w:r>
+        <w:t xml:space="preserve"> </w:t>
+      </w:r>
+      <w:r>
+        <w:t>센다</w:t>
+      </w:r>
+      <w:r>
+        <w:t xml:space="preserve">. </w:t>
+      </w:r>
+      <w:r>
+        <w:t>한국어는</w:t>
+      </w:r>
+      <w:r>
+        <w:t xml:space="preserve"> </w:t>
+      </w:r>
+      <w:r>
+        <w:t>형태소</w:t>
+      </w:r>
+      <w:r>
+        <w:t xml:space="preserve"> </w:t>
+      </w:r>
+      <w:r>
+        <w:t>분석기</w:t>
+      </w:r>
+      <w:r>
+        <w:t>(kiwipiepy)</w:t>
+      </w:r>
+      <w:r>
+        <w:t>로</w:t>
+      </w:r>
+      <w:r>
+        <w:t xml:space="preserve"> </w:t>
+      </w:r>
+      <w:r>
+        <w:t>명사</w:t>
+      </w:r>
+      <w:r>
+        <w:t>·</w:t>
+      </w:r>
+      <w:r>
+        <w:t>형용사</w:t>
+      </w:r>
+      <w:r>
+        <w:t>·</w:t>
+      </w:r>
+      <w:r>
+        <w:t>동사만</w:t>
+      </w:r>
+      <w:r>
+        <w:t xml:space="preserve"> </w:t>
+      </w:r>
+      <w:r>
+        <w:t>뽑는다</w:t>
+      </w:r>
+      <w:r>
+        <w:t xml:space="preserve">. </w:t>
+      </w:r>
+      <w:r>
+        <w:t>결과는</w:t>
+      </w:r>
+      <w:r>
+        <w:t xml:space="preserve"> apply:sentiment </w:t>
+      </w:r>
+      <w:r>
+        <w:t>명령으로</w:t>
+      </w:r>
+      <w:r>
+        <w:t xml:space="preserve"> </w:t>
+      </w:r>
+      <w:r>
+        <w:t>화면용</w:t>
+      </w:r>
+      <w:r>
+        <w:t xml:space="preserve"> </w:t>
+      </w:r>
+      <w:r>
+        <w:t>데이터에</w:t>
+      </w:r>
+      <w:r>
+        <w:t xml:space="preserve"> </w:t>
+      </w:r>
+      <w:r>
+        <w:t>반영한다</w:t>
+      </w:r>
+      <w:r>
+        <w:t>.</w:t>
+      </w:r>
+    </w:p>
+    <w:p>
+      <w:pPr>
+        <w:pStyle w:val="a4"/>
+        <w:numPr>
+          <w:ilvl w:val="0"/>
+          <w:numId w:val="2"/>
+        </w:numPr>
+        <w:spacing w:after="60" w:line="300" w:lineRule="auto"/>
+      </w:pPr>
+      <w:r>
+        <w:t>감성</w:t>
+      </w:r>
+      <w:r>
+        <w:t xml:space="preserve"> </w:t>
+      </w:r>
+      <w:r>
+        <w:t>모델</w:t>
+      </w:r>
+      <w:r>
+        <w:t xml:space="preserve"> </w:t>
+      </w:r>
+      <w:r>
+        <w:t>검수</w:t>
+      </w:r>
+      <w:r>
+        <w:t xml:space="preserve">: </w:t>
+      </w:r>
+      <w:r>
+        <w:t>무작위</w:t>
+      </w:r>
+      <w:r>
+        <w:t xml:space="preserve"> 60</w:t>
+      </w:r>
+      <w:r>
+        <w:t>개를</w:t>
+      </w:r>
+      <w:r>
+        <w:t xml:space="preserve"> </w:t>
+      </w:r>
+      <w:r>
+        <w:t>직접</w:t>
+      </w:r>
+      <w:r>
+        <w:t xml:space="preserve"> </w:t>
+      </w:r>
+      <w:r>
+        <w:t>읽고</w:t>
+      </w:r>
+      <w:r>
+        <w:t xml:space="preserve"> </w:t>
+      </w:r>
+      <w:r>
+        <w:t>매긴</w:t>
+      </w:r>
+      <w:r>
+        <w:t xml:space="preserve"> </w:t>
+      </w:r>
+      <w:r>
+        <w:t>라벨과</w:t>
+      </w:r>
+      <w:r>
+        <w:t xml:space="preserve"> 47</w:t>
+      </w:r>
+      <w:r>
+        <w:t>개</w:t>
+      </w:r>
+      <w:r>
+        <w:t>(78.3%)</w:t>
+      </w:r>
+      <w:r>
+        <w:t>가</w:t>
+      </w:r>
+      <w:r>
+        <w:t xml:space="preserve"> </w:t>
+      </w:r>
+      <w:r>
+        <w:t>일치한다</w:t>
+      </w:r>
+      <w:r>
+        <w:t xml:space="preserve">. </w:t>
+      </w:r>
+      <w:r>
+        <w:t>스트리밍</w:t>
+      </w:r>
+      <w:r>
+        <w:t xml:space="preserve"> </w:t>
+      </w:r>
+      <w:r>
+        <w:t>독려나</w:t>
+      </w:r>
+      <w:r>
+        <w:t xml:space="preserve"> </w:t>
+      </w:r>
+      <w:r>
+        <w:t>기록</w:t>
+      </w:r>
+      <w:r>
+        <w:t xml:space="preserve"> </w:t>
+      </w:r>
+      <w:r>
+        <w:t>나열</w:t>
+      </w:r>
+      <w:r>
+        <w:t xml:space="preserve"> </w:t>
+      </w:r>
+      <w:r>
+        <w:t>같은</w:t>
+      </w:r>
+      <w:r>
+        <w:t xml:space="preserve"> </w:t>
+      </w:r>
+      <w:r>
+        <w:t>중립</w:t>
+      </w:r>
+      <w:r>
+        <w:t xml:space="preserve"> </w:t>
+      </w:r>
+      <w:r>
+        <w:t>댓글을</w:t>
+      </w:r>
+      <w:r>
+        <w:t xml:space="preserve"> </w:t>
+      </w:r>
+      <w:r>
+        <w:t>긍정으로</w:t>
+      </w:r>
+      <w:r>
+        <w:t xml:space="preserve"> </w:t>
+      </w:r>
+      <w:r>
+        <w:t>읽는</w:t>
+      </w:r>
+      <w:r>
+        <w:t xml:space="preserve"> </w:t>
+      </w:r>
+      <w:r>
+        <w:t>경향이</w:t>
+      </w:r>
+      <w:r>
+        <w:t xml:space="preserve"> </w:t>
+      </w:r>
+      <w:r>
+        <w:t>있다</w:t>
+      </w:r>
+      <w:r>
+        <w:t>.</w:t>
+      </w:r>
+    </w:p>
+    <w:p>
+      <w:pPr>
+        <w:pStyle w:val="a4"/>
+        <w:numPr>
+          <w:ilvl w:val="0"/>
+          <w:numId w:val="2"/>
+        </w:numPr>
+        <w:spacing w:after="60" w:line="300" w:lineRule="auto"/>
+      </w:pPr>
+      <w:r>
+        <w:t>화면용</w:t>
+      </w:r>
+      <w:r>
+        <w:t xml:space="preserve"> </w:t>
+      </w:r>
+      <w:r>
+        <w:t>데이터는</w:t>
+      </w:r>
+      <w:r>
+        <w:t xml:space="preserve"> 13</w:t>
+      </w:r>
+      <w:r>
+        <w:t>개</w:t>
+      </w:r>
+      <w:r>
+        <w:t xml:space="preserve"> JSON </w:t>
+      </w:r>
+      <w:r>
+        <w:t>파일이며</w:t>
+      </w:r>
+      <w:r>
+        <w:t xml:space="preserve"> </w:t>
+      </w:r>
+      <w:r>
+        <w:t>빌드</w:t>
+      </w:r>
+      <w:r>
+        <w:t xml:space="preserve"> </w:t>
+      </w:r>
+      <w:r>
+        <w:t>시점에</w:t>
+      </w:r>
+      <w:r>
+        <w:t xml:space="preserve"> </w:t>
+      </w:r>
+      <w:r>
+        <w:t>한</w:t>
+      </w:r>
+      <w:r>
+        <w:t xml:space="preserve"> </w:t>
+      </w:r>
+      <w:r>
+        <w:t>번</w:t>
+      </w:r>
+      <w:r>
+        <w:t xml:space="preserve"> </w:t>
+      </w:r>
+      <w:r>
+        <w:t>읽는다</w:t>
       </w:r>
       <w:r>
         <w:t>.</w:t>
@@ -18130,7 +18997,275 @@
       <w:pPr>
         <w:pStyle w:val="2"/>
       </w:pPr>
-      <w:bookmarkStart w:id="20" w:name="_Toc242637499"/>
+      <w:bookmarkStart w:id="20" w:name="_Toc242647984"/>
+      <w:r>
+        <w:t xml:space="preserve">4.5 </w:t>
+      </w:r>
+      <w:r>
+        <w:t>공개</w:t>
+      </w:r>
+      <w:r>
+        <w:t xml:space="preserve"> </w:t>
+      </w:r>
+      <w:r>
+        <w:t>범위</w:t>
+      </w:r>
+      <w:bookmarkEnd w:id="20"/>
+    </w:p>
+    <w:p>
+      <w:pPr>
+        <w:pStyle w:val="a4"/>
+        <w:numPr>
+          <w:ilvl w:val="0"/>
+          <w:numId w:val="2"/>
+        </w:numPr>
+        <w:spacing w:after="60" w:line="300" w:lineRule="auto"/>
+      </w:pPr>
+      <w:r>
+        <w:t>저장소와</w:t>
+      </w:r>
+      <w:r>
+        <w:t xml:space="preserve"> </w:t>
+      </w:r>
+      <w:r>
+        <w:t>사이트는</w:t>
+      </w:r>
+      <w:r>
+        <w:t xml:space="preserve"> </w:t>
+      </w:r>
+      <w:r>
+        <w:t>공개다</w:t>
+      </w:r>
+      <w:r>
+        <w:t xml:space="preserve">. </w:t>
+      </w:r>
+      <w:r>
+        <w:t>유튜브</w:t>
+      </w:r>
+      <w:r>
+        <w:t xml:space="preserve"> </w:t>
+      </w:r>
+      <w:r>
+        <w:t>댓글</w:t>
+      </w:r>
+      <w:r>
+        <w:t xml:space="preserve"> </w:t>
+      </w:r>
+      <w:r>
+        <w:t>본문과</w:t>
+      </w:r>
+      <w:r>
+        <w:t xml:space="preserve"> </w:t>
+      </w:r>
+      <w:r>
+        <w:t>댓글별</w:t>
+      </w:r>
+      <w:r>
+        <w:t xml:space="preserve"> </w:t>
+      </w:r>
+      <w:r>
+        <w:t>감성</w:t>
+      </w:r>
+      <w:r>
+        <w:t xml:space="preserve"> </w:t>
+      </w:r>
+      <w:r>
+        <w:t>라벨은</w:t>
+      </w:r>
+      <w:r>
+        <w:t xml:space="preserve"> </w:t>
+      </w:r>
+      <w:r>
+        <w:t>로컬에만</w:t>
+      </w:r>
+      <w:r>
+        <w:t xml:space="preserve"> </w:t>
+      </w:r>
+      <w:r>
+        <w:t>두고</w:t>
+      </w:r>
+      <w:r>
+        <w:t xml:space="preserve">, </w:t>
+      </w:r>
+      <w:r>
+        <w:t>저장소에는</w:t>
+      </w:r>
+      <w:r>
+        <w:t xml:space="preserve"> </w:t>
+      </w:r>
+      <w:r>
+        <w:t>개수와</w:t>
+      </w:r>
+      <w:r>
+        <w:t xml:space="preserve"> </w:t>
+      </w:r>
+      <w:r>
+        <w:t>단어</w:t>
+      </w:r>
+      <w:r>
+        <w:t xml:space="preserve"> </w:t>
+      </w:r>
+      <w:r>
+        <w:t>집계만</w:t>
+      </w:r>
+      <w:r>
+        <w:t xml:space="preserve"> </w:t>
+      </w:r>
+      <w:r>
+        <w:t>올린다</w:t>
+      </w:r>
+      <w:r>
+        <w:t>.</w:t>
+      </w:r>
+    </w:p>
+    <w:p>
+      <w:pPr>
+        <w:pStyle w:val="a4"/>
+        <w:numPr>
+          <w:ilvl w:val="0"/>
+          <w:numId w:val="2"/>
+        </w:numPr>
+        <w:spacing w:after="60" w:line="300" w:lineRule="auto"/>
+      </w:pPr>
+      <w:r>
+        <w:t>워드</w:t>
+      </w:r>
+      <w:r>
+        <w:t xml:space="preserve"> </w:t>
+      </w:r>
+      <w:r>
+        <w:t>클라우드에는</w:t>
+      </w:r>
+      <w:r>
+        <w:t xml:space="preserve"> </w:t>
+      </w:r>
+      <w:r>
+        <w:t>댓글</w:t>
+      </w:r>
+      <w:r>
+        <w:t xml:space="preserve"> 5</w:t>
+      </w:r>
+      <w:r>
+        <w:t>개</w:t>
+      </w:r>
+      <w:r>
+        <w:t xml:space="preserve"> </w:t>
+      </w:r>
+      <w:r>
+        <w:t>이상에</w:t>
+      </w:r>
+      <w:r>
+        <w:t xml:space="preserve"> </w:t>
+      </w:r>
+      <w:r>
+        <w:t>나온</w:t>
+      </w:r>
+      <w:r>
+        <w:t xml:space="preserve"> </w:t>
+      </w:r>
+      <w:r>
+        <w:t>단어만</w:t>
+      </w:r>
+      <w:r>
+        <w:t xml:space="preserve"> </w:t>
+      </w:r>
+      <w:r>
+        <w:t>싣는다</w:t>
+      </w:r>
+      <w:r>
+        <w:t xml:space="preserve">. </w:t>
+      </w:r>
+      <w:r>
+        <w:t>드문</w:t>
+      </w:r>
+      <w:r>
+        <w:t xml:space="preserve"> </w:t>
+      </w:r>
+      <w:r>
+        <w:t>표현으로</w:t>
+      </w:r>
+      <w:r>
+        <w:t xml:space="preserve"> </w:t>
+      </w:r>
+      <w:r>
+        <w:t>특정</w:t>
+      </w:r>
+      <w:r>
+        <w:t xml:space="preserve"> </w:t>
+      </w:r>
+      <w:r>
+        <w:t>댓글이</w:t>
+      </w:r>
+      <w:r>
+        <w:t xml:space="preserve"> </w:t>
+      </w:r>
+      <w:r>
+        <w:t>드러나지</w:t>
+      </w:r>
+      <w:r>
+        <w:t xml:space="preserve"> </w:t>
+      </w:r>
+      <w:r>
+        <w:t>않게</w:t>
+      </w:r>
+      <w:r>
+        <w:t xml:space="preserve"> </w:t>
+      </w:r>
+      <w:r>
+        <w:t>하기</w:t>
+      </w:r>
+      <w:r>
+        <w:t xml:space="preserve"> </w:t>
+      </w:r>
+      <w:r>
+        <w:t>위해서다</w:t>
+      </w:r>
+      <w:r>
+        <w:t>.</w:t>
+      </w:r>
+    </w:p>
+    <w:p>
+      <w:pPr>
+        <w:pStyle w:val="a4"/>
+        <w:numPr>
+          <w:ilvl w:val="0"/>
+          <w:numId w:val="2"/>
+        </w:numPr>
+        <w:spacing w:after="60" w:line="300" w:lineRule="auto"/>
+      </w:pPr>
+      <w:r>
+        <w:t xml:space="preserve">API </w:t>
+      </w:r>
+      <w:r>
+        <w:t>키는</w:t>
+      </w:r>
+      <w:r>
+        <w:t xml:space="preserve"> </w:t>
+      </w:r>
+      <w:r>
+        <w:t>저장소에</w:t>
+      </w:r>
+      <w:r>
+        <w:t xml:space="preserve"> </w:t>
+      </w:r>
+      <w:r>
+        <w:t>올리지</w:t>
+      </w:r>
+      <w:r>
+        <w:t xml:space="preserve"> </w:t>
+      </w:r>
+      <w:r>
+        <w:t>않는다</w:t>
+      </w:r>
+      <w:r>
+        <w:t>.</w:t>
+      </w:r>
+    </w:p>
+    <w:p>
+      <w:pPr>
+        <w:pStyle w:val="2"/>
+      </w:pPr>
+      <w:bookmarkStart w:id="21" w:name="_Toc242647985"/>
       <w:r>
         <w:t xml:space="preserve">4.6 </w:t>
       </w:r>
@@ -18152,7 +19287,7 @@
       <w:r>
         <w:t>)</w:t>
       </w:r>
-      <w:bookmarkEnd w:id="20"/>
+      <w:bookmarkEnd w:id="21"/>
     </w:p>
     <w:p>
       <w:pPr>
@@ -19746,7 +20881,7 @@
       <w:pPr>
         <w:pStyle w:val="2"/>
       </w:pPr>
-      <w:bookmarkStart w:id="21" w:name="_Toc242637500"/>
+      <w:bookmarkStart w:id="22" w:name="_Toc242647986"/>
       <w:r>
         <w:t xml:space="preserve">4.7 </w:t>
       </w:r>
@@ -19765,7 +20900,7 @@
       <w:r>
         <w:t>검증</w:t>
       </w:r>
-      <w:bookmarkEnd w:id="21"/>
+      <w:bookmarkEnd w:id="22"/>
     </w:p>
     <w:p>
       <w:pPr>
@@ -20077,7 +21212,7 @@
       <w:pPr>
         <w:pStyle w:val="1"/>
       </w:pPr>
-      <w:bookmarkStart w:id="22" w:name="_Toc242637501"/>
+      <w:bookmarkStart w:id="23" w:name="_Toc242647987"/>
       <w:r>
         <w:t xml:space="preserve">5. </w:t>
       </w:r>
@@ -20090,7 +21225,7 @@
       <w:r>
         <w:t>아키텍처</w:t>
       </w:r>
-      <w:bookmarkEnd w:id="22"/>
+      <w:bookmarkEnd w:id="23"/>
     </w:p>
     <w:tbl>
       <w:tblPr>
@@ -20885,7 +22020,7 @@
                 <w:sz w:val="18"/>
                 <w:szCs w:val="18"/>
               </w:rPr>
-              <w:t xml:space="preserve"> JSON 12</w:t>
+              <w:t xml:space="preserve"> JSON 13</w:t>
             </w:r>
             <w:r>
               <w:rPr>
@@ -21550,7 +22685,7 @@
       <w:pPr>
         <w:pStyle w:val="1"/>
       </w:pPr>
-      <w:bookmarkStart w:id="23" w:name="_Toc242637502"/>
+      <w:bookmarkStart w:id="24" w:name="_Toc242647988"/>
       <w:r>
         <w:t xml:space="preserve">6. </w:t>
       </w:r>
@@ -21569,7 +22704,7 @@
       <w:r>
         <w:t>내용</w:t>
       </w:r>
-      <w:bookmarkEnd w:id="23"/>
+      <w:bookmarkEnd w:id="24"/>
     </w:p>
     <w:tbl>
       <w:tblPr>
@@ -23158,7 +24293,49 @@
                 <w:sz w:val="18"/>
                 <w:szCs w:val="18"/>
               </w:rPr>
-              <w:t xml:space="preserve"> (Task 017~019)</w:t>
+              <w:t xml:space="preserve">, </w:t>
+            </w:r>
+            <w:r>
+              <w:rPr>
+                <w:sz w:val="18"/>
+                <w:szCs w:val="18"/>
+              </w:rPr>
+              <w:t>종합</w:t>
+            </w:r>
+            <w:r>
+              <w:rPr>
+                <w:sz w:val="18"/>
+                <w:szCs w:val="18"/>
+              </w:rPr>
+              <w:t xml:space="preserve"> </w:t>
+            </w:r>
+            <w:r>
+              <w:rPr>
+                <w:sz w:val="18"/>
+                <w:szCs w:val="18"/>
+              </w:rPr>
+              <w:t>결론</w:t>
+            </w:r>
+            <w:r>
+              <w:rPr>
+                <w:sz w:val="18"/>
+                <w:szCs w:val="18"/>
+              </w:rPr>
+              <w:t xml:space="preserve"> </w:t>
+            </w:r>
+            <w:r>
+              <w:rPr>
+                <w:sz w:val="18"/>
+                <w:szCs w:val="18"/>
+              </w:rPr>
+              <w:t>화면</w:t>
+            </w:r>
+            <w:r>
+              <w:rPr>
+                <w:sz w:val="18"/>
+                <w:szCs w:val="18"/>
+              </w:rPr>
+              <w:t xml:space="preserve"> (Task 017~020)</w:t>
             </w:r>
           </w:p>
         </w:tc>
@@ -23173,7 +24350,7 @@
       <w:pPr>
         <w:pStyle w:val="1"/>
       </w:pPr>
-      <w:bookmarkStart w:id="24" w:name="_Toc242637503"/>
+      <w:bookmarkStart w:id="25" w:name="_Toc242647989"/>
       <w:r>
         <w:t xml:space="preserve">7. </w:t>
       </w:r>
@@ -23192,20 +24369,20 @@
       <w:r>
         <w:t>과제</w:t>
       </w:r>
-      <w:bookmarkEnd w:id="24"/>
+      <w:bookmarkEnd w:id="25"/>
     </w:p>
     <w:p>
       <w:pPr>
         <w:pStyle w:val="2"/>
       </w:pPr>
-      <w:bookmarkStart w:id="25" w:name="_Toc242637504"/>
+      <w:bookmarkStart w:id="26" w:name="_Toc242647990"/>
       <w:r>
         <w:t xml:space="preserve">7.1 </w:t>
       </w:r>
       <w:r>
         <w:t>한계</w:t>
       </w:r>
-      <w:bookmarkEnd w:id="25"/>
+      <w:bookmarkEnd w:id="26"/>
     </w:p>
     <w:tbl>
       <w:tblPr>
@@ -25687,7 +26864,7 @@
       <w:pPr>
         <w:pStyle w:val="2"/>
       </w:pPr>
-      <w:bookmarkStart w:id="26" w:name="_Toc242637505"/>
+      <w:bookmarkStart w:id="27" w:name="_Toc242647991"/>
       <w:r>
         <w:t xml:space="preserve">7.2 </w:t>
       </w:r>
@@ -25700,7 +26877,7 @@
       <w:r>
         <w:t>대응</w:t>
       </w:r>
-      <w:bookmarkEnd w:id="26"/>
+      <w:bookmarkEnd w:id="27"/>
     </w:p>
     <w:tbl>
       <w:tblPr>
@@ -27035,7 +28212,7 @@
       <w:pPr>
         <w:pStyle w:val="2"/>
       </w:pPr>
-      <w:bookmarkStart w:id="27" w:name="_Toc242637506"/>
+      <w:bookmarkStart w:id="28" w:name="_Toc242647992"/>
       <w:r>
         <w:t xml:space="preserve">7.3 </w:t>
       </w:r>
@@ -27048,7 +28225,7 @@
       <w:r>
         <w:t>과제</w:t>
       </w:r>
-      <w:bookmarkEnd w:id="27"/>
+      <w:bookmarkEnd w:id="28"/>
     </w:p>
     <w:p>
       <w:pPr>
@@ -27397,7 +28574,7 @@
       <w:pPr>
         <w:pStyle w:val="1"/>
       </w:pPr>
-      <w:bookmarkStart w:id="28" w:name="_Toc242637507"/>
+      <w:bookmarkStart w:id="29" w:name="_Toc242647993"/>
       <w:r>
         <w:t>부록</w:t>
       </w:r>
@@ -27413,7 +28590,7 @@
       <w:r>
         <w:t>자료</w:t>
       </w:r>
-      <w:bookmarkEnd w:id="28"/>
+      <w:bookmarkEnd w:id="29"/>
     </w:p>
     <w:p>
       <w:pPr>
@@ -27771,10 +28948,10 @@
 <file path=word/numbering.xml><?xml version="1.0" encoding="utf-8"?>
 <w:numbering xmlns:wpc="http://schemas.microsoft.com/office/word/2010/wordprocessingCanvas" xmlns:cx="http://schemas.microsoft.com/office/drawing/2014/chartex" xmlns:cx1="http://schemas.microsoft.com/office/drawing/2015/9/8/chartex" xmlns:cx2="http://schemas.microsoft.com/office/drawing/2015/10/21/chartex" xmlns:cx3="http://schemas.microsoft.com/office/drawing/2016/5/9/chartex" xmlns:cx4="http://schemas.microsoft.com/office/drawing/2016/5/10/chartex" xmlns:cx5="http://schemas.microsoft.com/office/drawing/2016/5/11/chartex" xmlns:cx6="http://schemas.microsoft.com/office/drawing/2016/5/12/chartex" xmlns:cx7="http://schemas.microsoft.com/office/drawing/2016/5/13/chartex" xmlns:cx8="http://schemas.microsoft.com/office/drawing/2016/5/14/chartex" xmlns:mc="http://schemas.openxmlformats.org/markup-compatibility/2006" xmlns:aink="http://schemas.microsoft.com/office/drawing/2016/ink" xmlns:am3d="http://schemas.microsoft.com/office/drawing/2017/model3d" xmlns:o="urn:schemas-microsoft-com:office:office" xmlns:oel="http://schemas.microsoft.com/office/2019/extlst" xmlns:r="http://schemas.openxmlformats.org/officeDocument/2006/relationships" xmlns:m="http://schemas.openxmlformats.org/officeDocument/2006/math" xmlns:v="urn:schemas-microsoft-com:vml" xmlns:wp14="http://schemas.microsoft.com/office/word/2010/wordprocessingDrawing" xmlns:wp="http://schemas.openxmlformats.org/drawingml/2006/wordprocessingDrawing" xmlns:w10="urn:schemas-microsoft-com:office:word" xmlns:w="http://schemas.openxmlformats.org/wordprocessingml/2006/main" xmlns:w14="http://schemas.microsoft.com/office/word/2010/wordml" xmlns:w15="http://schemas.microsoft.com/office/word/2012/wordml" xmlns:w16cex="http://schemas.microsoft.com/office/word/2018/wordml/cex" xmlns:w16cid="http://schemas.microsoft.com/office/word/2016/wordml/cid" xmlns:w16="http://schemas.microsoft.com/office/word/2018/wordml" xmlns:w16du="http://schemas.microsoft.com/office/word/2023/wordml/word16du" xmlns:w16sdtdh="http://schemas.microsoft.com/office/word/2020/wordml/sdtdatahash" xmlns:w16sdtfl="http://schemas.microsoft.com/office/word/2024/wordml/sdtformatlock" xmlns:w16se="http://schemas.microsoft.com/office/word/2015/wordml/symex" xmlns:wpg="http://schemas.microsoft.com/office/word/2010/wordprocessingGroup" xmlns:wpi="http://schemas.microsoft.com/office/word/2010/wordprocessingInk" xmlns:wne="http://schemas.microsoft.com/office/word/2006/wordml" xmlns:wps="http://schemas.microsoft.com/office/word/2010/wordprocessingShape" mc:Ignorable="w14 w15 w16se w16cid w16 w16cex w16sdtdh w16sdtfl w16du wp14">
   <w:abstractNum w:abstractNumId="0" w15:restartNumberingAfterBreak="0">
-    <w:nsid w:val="1E8A3F19"/>
+    <w:nsid w:val="35B93137"/>
     <w:multiLevelType w:val="hybridMultilevel"/>
-    <w:tmpl w:val="50A685F8"/>
-    <w:lvl w:ilvl="0" w:tplc="25BAA2CC" w:tentative="1">
+    <w:tmpl w:val="90A8F772"/>
+    <w:lvl w:ilvl="0" w:tplc="71BA46F6" w:tentative="1">
       <w:start w:val="1"/>
       <w:numFmt w:val="bullet"/>
       <w:lvlText w:val="●"/>
@@ -27783,7 +28960,7 @@
         <w:ind w:left="720" w:hanging="360"/>
       </w:pPr>
     </w:lvl>
-    <w:lvl w:ilvl="1" w:tplc="0E4E03F6" w:tentative="1">
+    <w:lvl w:ilvl="1" w:tplc="A4FC05C2" w:tentative="1">
       <w:start w:val="1"/>
       <w:numFmt w:val="bullet"/>
       <w:lvlText w:val="○"/>
@@ -27792,7 +28969,7 @@
         <w:ind w:left="1440" w:hanging="360"/>
       </w:pPr>
     </w:lvl>
-    <w:lvl w:ilvl="2" w:tplc="5FF80B88" w:tentative="1">
+    <w:lvl w:ilvl="2" w:tplc="25F21B8C" w:tentative="1">
       <w:start w:val="1"/>
       <w:numFmt w:val="bullet"/>
       <w:lvlText w:val="■"/>
@@ -27801,7 +28978,7 @@
         <w:ind w:left="2160" w:hanging="360"/>
       </w:pPr>
     </w:lvl>
-    <w:lvl w:ilvl="3" w:tplc="E07EFC2A" w:tentative="1">
+    <w:lvl w:ilvl="3" w:tplc="317CA7EE" w:tentative="1">
       <w:start w:val="1"/>
       <w:numFmt w:val="bullet"/>
       <w:lvlText w:val="●"/>
@@ -27810,7 +28987,7 @@
         <w:ind w:left="2880" w:hanging="360"/>
       </w:pPr>
     </w:lvl>
-    <w:lvl w:ilvl="4" w:tplc="90A22D50" w:tentative="1">
+    <w:lvl w:ilvl="4" w:tplc="D26859AA" w:tentative="1">
       <w:start w:val="1"/>
       <w:numFmt w:val="bullet"/>
       <w:lvlText w:val="○"/>
@@ -27819,7 +28996,7 @@
         <w:ind w:left="3600" w:hanging="360"/>
       </w:pPr>
     </w:lvl>
-    <w:lvl w:ilvl="5" w:tplc="B610F2FC" w:tentative="1">
+    <w:lvl w:ilvl="5" w:tplc="65B66C68" w:tentative="1">
       <w:start w:val="1"/>
       <w:numFmt w:val="bullet"/>
       <w:lvlText w:val="■"/>
@@ -27828,7 +29005,7 @@
         <w:ind w:left="4320" w:hanging="360"/>
       </w:pPr>
     </w:lvl>
-    <w:lvl w:ilvl="6" w:tplc="788E6B66" w:tentative="1">
+    <w:lvl w:ilvl="6" w:tplc="69E25A6E" w:tentative="1">
       <w:start w:val="1"/>
       <w:numFmt w:val="bullet"/>
       <w:lvlText w:val="●"/>
@@ -27837,7 +29014,7 @@
         <w:ind w:left="5040" w:hanging="360"/>
       </w:pPr>
     </w:lvl>
-    <w:lvl w:ilvl="7" w:tplc="B1B27020" w:tentative="1">
+    <w:lvl w:ilvl="7" w:tplc="AF40A480" w:tentative="1">
       <w:start w:val="1"/>
       <w:numFmt w:val="bullet"/>
       <w:lvlText w:val="●"/>
@@ -27846,7 +29023,7 @@
         <w:ind w:left="5760" w:hanging="360"/>
       </w:pPr>
     </w:lvl>
-    <w:lvl w:ilvl="8" w:tplc="E91EC2E4" w:tentative="1">
+    <w:lvl w:ilvl="8" w:tplc="39E0AF48" w:tentative="1">
       <w:start w:val="1"/>
       <w:numFmt w:val="bullet"/>
       <w:lvlText w:val="●"/>
@@ -27857,10 +29034,10 @@
     </w:lvl>
   </w:abstractNum>
   <w:abstractNum w:abstractNumId="1" w15:restartNumberingAfterBreak="0">
-    <w:nsid w:val="21AF00F0"/>
+    <w:nsid w:val="6F903D48"/>
     <w:multiLevelType w:val="hybridMultilevel"/>
-    <w:tmpl w:val="43BC085E"/>
-    <w:lvl w:ilvl="0" w:tplc="64826BDA">
+    <w:tmpl w:val="86EA2E40"/>
+    <w:lvl w:ilvl="0" w:tplc="C16E282C">
       <w:start w:val="1"/>
       <w:numFmt w:val="bullet"/>
       <w:lvlText w:val="•"/>
@@ -27869,54 +29046,54 @@
         <w:ind w:left="420" w:hanging="260"/>
       </w:pPr>
     </w:lvl>
-    <w:lvl w:ilvl="1" w:tplc="2B62CA1C">
+    <w:lvl w:ilvl="1" w:tplc="9740FA62">
       <w:numFmt w:val="decimal"/>
       <w:lvlText w:val=""/>
       <w:lvlJc w:val="left"/>
     </w:lvl>
-    <w:lvl w:ilvl="2" w:tplc="48927156">
+    <w:lvl w:ilvl="2" w:tplc="03B212E4">
       <w:numFmt w:val="decimal"/>
       <w:lvlText w:val=""/>
       <w:lvlJc w:val="left"/>
     </w:lvl>
-    <w:lvl w:ilvl="3" w:tplc="63344C4A">
+    <w:lvl w:ilvl="3" w:tplc="27A6639E">
       <w:numFmt w:val="decimal"/>
       <w:lvlText w:val=""/>
       <w:lvlJc w:val="left"/>
     </w:lvl>
-    <w:lvl w:ilvl="4" w:tplc="1FAEDA66">
+    <w:lvl w:ilvl="4" w:tplc="309C3192">
       <w:numFmt w:val="decimal"/>
       <w:lvlText w:val=""/>
       <w:lvlJc w:val="left"/>
     </w:lvl>
-    <w:lvl w:ilvl="5" w:tplc="1D8E3E64">
+    <w:lvl w:ilvl="5" w:tplc="3DAEB806">
       <w:numFmt w:val="decimal"/>
       <w:lvlText w:val=""/>
       <w:lvlJc w:val="left"/>
     </w:lvl>
-    <w:lvl w:ilvl="6" w:tplc="1292D9CA">
+    <w:lvl w:ilvl="6" w:tplc="48A69C16">
       <w:numFmt w:val="decimal"/>
       <w:lvlText w:val=""/>
       <w:lvlJc w:val="left"/>
     </w:lvl>
-    <w:lvl w:ilvl="7" w:tplc="97CAA850">
+    <w:lvl w:ilvl="7" w:tplc="9AFAF580">
       <w:numFmt w:val="decimal"/>
       <w:lvlText w:val=""/>
       <w:lvlJc w:val="left"/>
     </w:lvl>
-    <w:lvl w:ilvl="8" w:tplc="AD4CBD26">
+    <w:lvl w:ilvl="8" w:tplc="AFE46DA4">
       <w:numFmt w:val="decimal"/>
       <w:lvlText w:val=""/>
       <w:lvlJc w:val="left"/>
     </w:lvl>
   </w:abstractNum>
-  <w:num w:numId="1" w16cid:durableId="172649578">
+  <w:num w:numId="1" w16cid:durableId="150220019">
     <w:abstractNumId w:val="0"/>
     <w:lvlOverride w:ilvl="0">
       <w:startOverride w:val="1"/>
     </w:lvlOverride>
   </w:num>
-  <w:num w:numId="2" w16cid:durableId="1816333417">
+  <w:num w:numId="2" w16cid:durableId="387537394">
     <w:abstractNumId w:val="1"/>
     <w:lvlOverride w:ilvl="0">
       <w:startOverride w:val="1"/>
@@ -28544,7 +29721,7 @@
     <w:link w:val="Char1"/>
     <w:uiPriority w:val="99"/>
     <w:unhideWhenUsed/>
-    <w:rsid w:val="000C3654"/>
+    <w:rsid w:val="00D50446"/>
     <w:pPr>
       <w:tabs>
         <w:tab w:val="center" w:pos="4513"/>
@@ -28558,7 +29735,7 @@
     <w:basedOn w:val="a0"/>
     <w:link w:val="aa"/>
     <w:uiPriority w:val="99"/>
-    <w:rsid w:val="000C3654"/>
+    <w:rsid w:val="00D50446"/>
   </w:style>
   <w:style w:type="paragraph" w:styleId="ab">
     <w:name w:val="footer"/>
@@ -28566,7 +29743,7 @@
     <w:link w:val="Char2"/>
     <w:uiPriority w:val="99"/>
     <w:unhideWhenUsed/>
-    <w:rsid w:val="000C3654"/>
+    <w:rsid w:val="00D50446"/>
     <w:pPr>
       <w:tabs>
         <w:tab w:val="center" w:pos="4513"/>
@@ -28580,7 +29757,7 @@
     <w:basedOn w:val="a0"/>
     <w:link w:val="ab"/>
     <w:uiPriority w:val="99"/>
-    <w:rsid w:val="000C3654"/>
+    <w:rsid w:val="00D50446"/>
   </w:style>
   <w:style w:type="paragraph" w:styleId="11">
     <w:name w:val="toc 1"/>
@@ -28589,7 +29766,7 @@
     <w:autoRedefine/>
     <w:uiPriority w:val="39"/>
     <w:unhideWhenUsed/>
-    <w:rsid w:val="000C3654"/>
+    <w:rsid w:val="00D50446"/>
   </w:style>
   <w:style w:type="paragraph" w:styleId="20">
     <w:name w:val="toc 2"/>
@@ -28598,7 +29775,7 @@
     <w:autoRedefine/>
     <w:uiPriority w:val="39"/>
     <w:unhideWhenUsed/>
-    <w:rsid w:val="000C3654"/>
+    <w:rsid w:val="00D50446"/>
     <w:pPr>
       <w:ind w:leftChars="200" w:left="425"/>
     </w:pPr>

--- a/pm/K-POP_대시보드_신규_계획서_개정판.docx
+++ b/pm/K-POP_대시보드_신규_계획서_개정판.docx
@@ -221,7 +221,7 @@
         <w:rPr>
           <w:color w:val="595959"/>
         </w:rPr>
-        <w:t>: 2026-10-11</w:t>
+        <w:t>: 2026-10-13</w:t>
       </w:r>
     </w:p>
     <w:p>
@@ -258,7 +258,7 @@
     <w:sdt>
       <w:sdtPr>
         <w:alias w:val="목차"/>
-        <w:id w:val="-47146638"/>
+        <w:id w:val="-726606378"/>
       </w:sdtPr>
       <w:sdtEndPr/>
       <w:sdtContent>
@@ -281,7 +281,7 @@
           <w:r>
             <w:fldChar w:fldCharType="separate"/>
           </w:r>
-          <w:hyperlink w:anchor="_Toc242647964" w:history="1">
+          <w:hyperlink w:anchor="_Toc242815523" w:history="1">
             <w:r>
               <w:rPr>
                 <w:rStyle w:val="a5"/>
@@ -305,7 +305,7 @@
               <w:rPr>
                 <w:noProof/>
               </w:rPr>
-              <w:instrText xml:space="preserve"> PAGEREF _Toc242647964 \h </w:instrText>
+              <w:instrText xml:space="preserve"> PAGEREF _Toc242815523 \h </w:instrText>
             </w:r>
             <w:r>
               <w:rPr>
@@ -343,7 +343,7 @@
               <w:noProof/>
             </w:rPr>
           </w:pPr>
-          <w:hyperlink w:anchor="_Toc242647965" w:history="1">
+          <w:hyperlink w:anchor="_Toc242815524" w:history="1">
             <w:r>
               <w:rPr>
                 <w:rStyle w:val="a5"/>
@@ -367,7 +367,7 @@
               <w:rPr>
                 <w:noProof/>
               </w:rPr>
-              <w:instrText xml:space="preserve"> PAGEREF _Toc242647965 \h </w:instrText>
+              <w:instrText xml:space="preserve"> PAGEREF _Toc242815524 \h </w:instrText>
             </w:r>
             <w:r>
               <w:rPr>
@@ -405,7 +405,7 @@
               <w:noProof/>
             </w:rPr>
           </w:pPr>
-          <w:hyperlink w:anchor="_Toc242647966" w:history="1">
+          <w:hyperlink w:anchor="_Toc242815525" w:history="1">
             <w:r>
               <w:rPr>
                 <w:rStyle w:val="a5"/>
@@ -429,7 +429,7 @@
               <w:rPr>
                 <w:noProof/>
               </w:rPr>
-              <w:instrText xml:space="preserve"> PAGEREF _Toc242647966 \h </w:instrText>
+              <w:instrText xml:space="preserve"> PAGEREF _Toc242815525 \h </w:instrText>
             </w:r>
             <w:r>
               <w:rPr>
@@ -467,7 +467,7 @@
               <w:noProof/>
             </w:rPr>
           </w:pPr>
-          <w:hyperlink w:anchor="_Toc242647967" w:history="1">
+          <w:hyperlink w:anchor="_Toc242815526" w:history="1">
             <w:r>
               <w:rPr>
                 <w:rStyle w:val="a5"/>
@@ -491,7 +491,7 @@
               <w:rPr>
                 <w:noProof/>
               </w:rPr>
-              <w:instrText xml:space="preserve"> PAGEREF _Toc242647967 \h </w:instrText>
+              <w:instrText xml:space="preserve"> PAGEREF _Toc242815526 \h </w:instrText>
             </w:r>
             <w:r>
               <w:rPr>
@@ -528,7 +528,7 @@
               <w:noProof/>
             </w:rPr>
           </w:pPr>
-          <w:hyperlink w:anchor="_Toc242647968" w:history="1">
+          <w:hyperlink w:anchor="_Toc242815527" w:history="1">
             <w:r>
               <w:rPr>
                 <w:rStyle w:val="a5"/>
@@ -552,7 +552,7 @@
               <w:rPr>
                 <w:noProof/>
               </w:rPr>
-              <w:instrText xml:space="preserve"> PAGEREF _Toc242647968 \h </w:instrText>
+              <w:instrText xml:space="preserve"> PAGEREF _Toc242815527 \h </w:instrText>
             </w:r>
             <w:r>
               <w:rPr>
@@ -590,7 +590,7 @@
               <w:noProof/>
             </w:rPr>
           </w:pPr>
-          <w:hyperlink w:anchor="_Toc242647969" w:history="1">
+          <w:hyperlink w:anchor="_Toc242815528" w:history="1">
             <w:r>
               <w:rPr>
                 <w:rStyle w:val="a5"/>
@@ -614,7 +614,7 @@
               <w:rPr>
                 <w:noProof/>
               </w:rPr>
-              <w:instrText xml:space="preserve"> PAGEREF _Toc242647969 \h </w:instrText>
+              <w:instrText xml:space="preserve"> PAGEREF _Toc242815528 \h </w:instrText>
             </w:r>
             <w:r>
               <w:rPr>
@@ -652,7 +652,7 @@
               <w:noProof/>
             </w:rPr>
           </w:pPr>
-          <w:hyperlink w:anchor="_Toc242647970" w:history="1">
+          <w:hyperlink w:anchor="_Toc242815529" w:history="1">
             <w:r>
               <w:rPr>
                 <w:rStyle w:val="a5"/>
@@ -676,7 +676,7 @@
               <w:rPr>
                 <w:noProof/>
               </w:rPr>
-              <w:instrText xml:space="preserve"> PAGEREF _Toc242647970 \h </w:instrText>
+              <w:instrText xml:space="preserve"> PAGEREF _Toc242815529 \h </w:instrText>
             </w:r>
             <w:r>
               <w:rPr>
@@ -714,7 +714,7 @@
               <w:noProof/>
             </w:rPr>
           </w:pPr>
-          <w:hyperlink w:anchor="_Toc242647971" w:history="1">
+          <w:hyperlink w:anchor="_Toc242815530" w:history="1">
             <w:r>
               <w:rPr>
                 <w:rStyle w:val="a5"/>
@@ -738,7 +738,7 @@
               <w:rPr>
                 <w:noProof/>
               </w:rPr>
-              <w:instrText xml:space="preserve"> PAGEREF _Toc242647971 \h </w:instrText>
+              <w:instrText xml:space="preserve"> PAGEREF _Toc242815530 \h </w:instrText>
             </w:r>
             <w:r>
               <w:rPr>
@@ -775,7 +775,7 @@
               <w:noProof/>
             </w:rPr>
           </w:pPr>
-          <w:hyperlink w:anchor="_Toc242647972" w:history="1">
+          <w:hyperlink w:anchor="_Toc242815531" w:history="1">
             <w:r>
               <w:rPr>
                 <w:rStyle w:val="a5"/>
@@ -799,7 +799,7 @@
               <w:rPr>
                 <w:noProof/>
               </w:rPr>
-              <w:instrText xml:space="preserve"> PAGEREF _Toc242647972 \h </w:instrText>
+              <w:instrText xml:space="preserve"> PAGEREF _Toc242815531 \h </w:instrText>
             </w:r>
             <w:r>
               <w:rPr>
@@ -837,7 +837,7 @@
               <w:noProof/>
             </w:rPr>
           </w:pPr>
-          <w:hyperlink w:anchor="_Toc242647973" w:history="1">
+          <w:hyperlink w:anchor="_Toc242815532" w:history="1">
             <w:r>
               <w:rPr>
                 <w:rStyle w:val="a5"/>
@@ -861,7 +861,7 @@
               <w:rPr>
                 <w:noProof/>
               </w:rPr>
-              <w:instrText xml:space="preserve"> PAGEREF _Toc242647973 \h </w:instrText>
+              <w:instrText xml:space="preserve"> PAGEREF _Toc242815532 \h </w:instrText>
             </w:r>
             <w:r>
               <w:rPr>
@@ -899,7 +899,7 @@
               <w:noProof/>
             </w:rPr>
           </w:pPr>
-          <w:hyperlink w:anchor="_Toc242647974" w:history="1">
+          <w:hyperlink w:anchor="_Toc242815533" w:history="1">
             <w:r>
               <w:rPr>
                 <w:rStyle w:val="a5"/>
@@ -923,7 +923,7 @@
               <w:rPr>
                 <w:noProof/>
               </w:rPr>
-              <w:instrText xml:space="preserve"> PAGEREF _Toc242647974 \h </w:instrText>
+              <w:instrText xml:space="preserve"> PAGEREF _Toc242815533 \h </w:instrText>
             </w:r>
             <w:r>
               <w:rPr>
@@ -961,7 +961,7 @@
               <w:noProof/>
             </w:rPr>
           </w:pPr>
-          <w:hyperlink w:anchor="_Toc242647975" w:history="1">
+          <w:hyperlink w:anchor="_Toc242815534" w:history="1">
             <w:r>
               <w:rPr>
                 <w:rStyle w:val="a5"/>
@@ -985,7 +985,7 @@
               <w:rPr>
                 <w:noProof/>
               </w:rPr>
-              <w:instrText xml:space="preserve"> PAGEREF _Toc242647975 \h </w:instrText>
+              <w:instrText xml:space="preserve"> PAGEREF _Toc242815534 \h </w:instrText>
             </w:r>
             <w:r>
               <w:rPr>
@@ -1023,7 +1023,7 @@
               <w:noProof/>
             </w:rPr>
           </w:pPr>
-          <w:hyperlink w:anchor="_Toc242647976" w:history="1">
+          <w:hyperlink w:anchor="_Toc242815535" w:history="1">
             <w:r>
               <w:rPr>
                 <w:rStyle w:val="a5"/>
@@ -1047,7 +1047,7 @@
               <w:rPr>
                 <w:noProof/>
               </w:rPr>
-              <w:instrText xml:space="preserve"> PAGEREF _Toc242647976 \h </w:instrText>
+              <w:instrText xml:space="preserve"> PAGEREF _Toc242815535 \h </w:instrText>
             </w:r>
             <w:r>
               <w:rPr>
@@ -1085,7 +1085,7 @@
               <w:noProof/>
             </w:rPr>
           </w:pPr>
-          <w:hyperlink w:anchor="_Toc242647977" w:history="1">
+          <w:hyperlink w:anchor="_Toc242815536" w:history="1">
             <w:r>
               <w:rPr>
                 <w:rStyle w:val="a5"/>
@@ -1109,7 +1109,7 @@
               <w:rPr>
                 <w:noProof/>
               </w:rPr>
-              <w:instrText xml:space="preserve"> PAGEREF _Toc242647977 \h </w:instrText>
+              <w:instrText xml:space="preserve"> PAGEREF _Toc242815536 \h </w:instrText>
             </w:r>
             <w:r>
               <w:rPr>
@@ -1126,7 +1126,7 @@
               <w:rPr>
                 <w:noProof/>
               </w:rPr>
-              <w:t>6</w:t>
+              <w:t>7</w:t>
             </w:r>
             <w:r>
               <w:rPr>
@@ -1147,7 +1147,7 @@
               <w:noProof/>
             </w:rPr>
           </w:pPr>
-          <w:hyperlink w:anchor="_Toc242647978" w:history="1">
+          <w:hyperlink w:anchor="_Toc242815537" w:history="1">
             <w:r>
               <w:rPr>
                 <w:rStyle w:val="a5"/>
@@ -1171,7 +1171,7 @@
               <w:rPr>
                 <w:noProof/>
               </w:rPr>
-              <w:instrText xml:space="preserve"> PAGEREF _Toc242647978 \h </w:instrText>
+              <w:instrText xml:space="preserve"> PAGEREF _Toc242815537 \h </w:instrText>
             </w:r>
             <w:r>
               <w:rPr>
@@ -1208,7 +1208,7 @@
               <w:noProof/>
             </w:rPr>
           </w:pPr>
-          <w:hyperlink w:anchor="_Toc242647979" w:history="1">
+          <w:hyperlink w:anchor="_Toc242815538" w:history="1">
             <w:r>
               <w:rPr>
                 <w:rStyle w:val="a5"/>
@@ -1232,7 +1232,7 @@
               <w:rPr>
                 <w:noProof/>
               </w:rPr>
-              <w:instrText xml:space="preserve"> PAGEREF _Toc242647979 \h </w:instrText>
+              <w:instrText xml:space="preserve"> PAGEREF _Toc242815538 \h </w:instrText>
             </w:r>
             <w:r>
               <w:rPr>
@@ -1270,7 +1270,7 @@
               <w:noProof/>
             </w:rPr>
           </w:pPr>
-          <w:hyperlink w:anchor="_Toc242647980" w:history="1">
+          <w:hyperlink w:anchor="_Toc242815539" w:history="1">
             <w:r>
               <w:rPr>
                 <w:rStyle w:val="a5"/>
@@ -1294,7 +1294,7 @@
               <w:rPr>
                 <w:noProof/>
               </w:rPr>
-              <w:instrText xml:space="preserve"> PAGEREF _Toc242647980 \h </w:instrText>
+              <w:instrText xml:space="preserve"> PAGEREF _Toc242815539 \h </w:instrText>
             </w:r>
             <w:r>
               <w:rPr>
@@ -1332,7 +1332,7 @@
               <w:noProof/>
             </w:rPr>
           </w:pPr>
-          <w:hyperlink w:anchor="_Toc242647981" w:history="1">
+          <w:hyperlink w:anchor="_Toc242815540" w:history="1">
             <w:r>
               <w:rPr>
                 <w:rStyle w:val="a5"/>
@@ -1356,7 +1356,7 @@
               <w:rPr>
                 <w:noProof/>
               </w:rPr>
-              <w:instrText xml:space="preserve"> PAGEREF _Toc242647981 \h </w:instrText>
+              <w:instrText xml:space="preserve"> PAGEREF _Toc242815540 \h </w:instrText>
             </w:r>
             <w:r>
               <w:rPr>
@@ -1373,7 +1373,7 @@
               <w:rPr>
                 <w:noProof/>
               </w:rPr>
-              <w:t>7</w:t>
+              <w:t>8</w:t>
             </w:r>
             <w:r>
               <w:rPr>
@@ -1394,7 +1394,7 @@
               <w:noProof/>
             </w:rPr>
           </w:pPr>
-          <w:hyperlink w:anchor="_Toc242647982" w:history="1">
+          <w:hyperlink w:anchor="_Toc242815541" w:history="1">
             <w:r>
               <w:rPr>
                 <w:rStyle w:val="a5"/>
@@ -1418,7 +1418,7 @@
               <w:rPr>
                 <w:noProof/>
               </w:rPr>
-              <w:instrText xml:space="preserve"> PAGEREF _Toc242647982 \h </w:instrText>
+              <w:instrText xml:space="preserve"> PAGEREF _Toc242815541 \h </w:instrText>
             </w:r>
             <w:r>
               <w:rPr>
@@ -1456,7 +1456,7 @@
               <w:noProof/>
             </w:rPr>
           </w:pPr>
-          <w:hyperlink w:anchor="_Toc242647983" w:history="1">
+          <w:hyperlink w:anchor="_Toc242815542" w:history="1">
             <w:r>
               <w:rPr>
                 <w:rStyle w:val="a5"/>
@@ -1480,7 +1480,7 @@
               <w:rPr>
                 <w:noProof/>
               </w:rPr>
-              <w:instrText xml:space="preserve"> PAGEREF _Toc242647983 \h </w:instrText>
+              <w:instrText xml:space="preserve"> PAGEREF _Toc242815542 \h </w:instrText>
             </w:r>
             <w:r>
               <w:rPr>
@@ -1497,7 +1497,7 @@
               <w:rPr>
                 <w:noProof/>
               </w:rPr>
-              <w:t>8</w:t>
+              <w:t>9</w:t>
             </w:r>
             <w:r>
               <w:rPr>
@@ -1518,7 +1518,7 @@
               <w:noProof/>
             </w:rPr>
           </w:pPr>
-          <w:hyperlink w:anchor="_Toc242647984" w:history="1">
+          <w:hyperlink w:anchor="_Toc242815543" w:history="1">
             <w:r>
               <w:rPr>
                 <w:rStyle w:val="a5"/>
@@ -1542,7 +1542,7 @@
               <w:rPr>
                 <w:noProof/>
               </w:rPr>
-              <w:instrText xml:space="preserve"> PAGEREF _Toc242647984 \h </w:instrText>
+              <w:instrText xml:space="preserve"> PAGEREF _Toc242815543 \h </w:instrText>
             </w:r>
             <w:r>
               <w:rPr>
@@ -1580,7 +1580,7 @@
               <w:noProof/>
             </w:rPr>
           </w:pPr>
-          <w:hyperlink w:anchor="_Toc242647985" w:history="1">
+          <w:hyperlink w:anchor="_Toc242815544" w:history="1">
             <w:r>
               <w:rPr>
                 <w:rStyle w:val="a5"/>
@@ -1604,7 +1604,7 @@
               <w:rPr>
                 <w:noProof/>
               </w:rPr>
-              <w:instrText xml:space="preserve"> PAGEREF _Toc242647985 \h </w:instrText>
+              <w:instrText xml:space="preserve"> PAGEREF _Toc242815544 \h </w:instrText>
             </w:r>
             <w:r>
               <w:rPr>
@@ -1642,7 +1642,7 @@
               <w:noProof/>
             </w:rPr>
           </w:pPr>
-          <w:hyperlink w:anchor="_Toc242647986" w:history="1">
+          <w:hyperlink w:anchor="_Toc242815545" w:history="1">
             <w:r>
               <w:rPr>
                 <w:rStyle w:val="a5"/>
@@ -1666,7 +1666,7 @@
               <w:rPr>
                 <w:noProof/>
               </w:rPr>
-              <w:instrText xml:space="preserve"> PAGEREF _Toc242647986 \h </w:instrText>
+              <w:instrText xml:space="preserve"> PAGEREF _Toc242815545 \h </w:instrText>
             </w:r>
             <w:r>
               <w:rPr>
@@ -1683,7 +1683,7 @@
               <w:rPr>
                 <w:noProof/>
               </w:rPr>
-              <w:t>9</w:t>
+              <w:t>10</w:t>
             </w:r>
             <w:r>
               <w:rPr>
@@ -1703,7 +1703,7 @@
               <w:noProof/>
             </w:rPr>
           </w:pPr>
-          <w:hyperlink w:anchor="_Toc242647987" w:history="1">
+          <w:hyperlink w:anchor="_Toc242815546" w:history="1">
             <w:r>
               <w:rPr>
                 <w:rStyle w:val="a5"/>
@@ -1727,7 +1727,7 @@
               <w:rPr>
                 <w:noProof/>
               </w:rPr>
-              <w:instrText xml:space="preserve"> PAGEREF _Toc242647987 \h </w:instrText>
+              <w:instrText xml:space="preserve"> PAGEREF _Toc242815546 \h </w:instrText>
             </w:r>
             <w:r>
               <w:rPr>
@@ -1764,7 +1764,7 @@
               <w:noProof/>
             </w:rPr>
           </w:pPr>
-          <w:hyperlink w:anchor="_Toc242647988" w:history="1">
+          <w:hyperlink w:anchor="_Toc242815547" w:history="1">
             <w:r>
               <w:rPr>
                 <w:rStyle w:val="a5"/>
@@ -1788,7 +1788,7 @@
               <w:rPr>
                 <w:noProof/>
               </w:rPr>
-              <w:instrText xml:space="preserve"> PAGEREF _Toc242647988 \h </w:instrText>
+              <w:instrText xml:space="preserve"> PAGEREF _Toc242815547 \h </w:instrText>
             </w:r>
             <w:r>
               <w:rPr>
@@ -1805,7 +1805,7 @@
               <w:rPr>
                 <w:noProof/>
               </w:rPr>
-              <w:t>10</w:t>
+              <w:t>11</w:t>
             </w:r>
             <w:r>
               <w:rPr>
@@ -1825,7 +1825,7 @@
               <w:noProof/>
             </w:rPr>
           </w:pPr>
-          <w:hyperlink w:anchor="_Toc242647989" w:history="1">
+          <w:hyperlink w:anchor="_Toc242815548" w:history="1">
             <w:r>
               <w:rPr>
                 <w:rStyle w:val="a5"/>
@@ -1849,7 +1849,7 @@
               <w:rPr>
                 <w:noProof/>
               </w:rPr>
-              <w:instrText xml:space="preserve"> PAGEREF _Toc242647989 \h </w:instrText>
+              <w:instrText xml:space="preserve"> PAGEREF _Toc242815548 \h </w:instrText>
             </w:r>
             <w:r>
               <w:rPr>
@@ -1887,7 +1887,7 @@
               <w:noProof/>
             </w:rPr>
           </w:pPr>
-          <w:hyperlink w:anchor="_Toc242647990" w:history="1">
+          <w:hyperlink w:anchor="_Toc242815549" w:history="1">
             <w:r>
               <w:rPr>
                 <w:rStyle w:val="a5"/>
@@ -1911,7 +1911,7 @@
               <w:rPr>
                 <w:noProof/>
               </w:rPr>
-              <w:instrText xml:space="preserve"> PAGEREF _Toc242647990 \h </w:instrText>
+              <w:instrText xml:space="preserve"> PAGEREF _Toc242815549 \h </w:instrText>
             </w:r>
             <w:r>
               <w:rPr>
@@ -1949,7 +1949,7 @@
               <w:noProof/>
             </w:rPr>
           </w:pPr>
-          <w:hyperlink w:anchor="_Toc242647991" w:history="1">
+          <w:hyperlink w:anchor="_Toc242815550" w:history="1">
             <w:r>
               <w:rPr>
                 <w:rStyle w:val="a5"/>
@@ -1973,7 +1973,7 @@
               <w:rPr>
                 <w:noProof/>
               </w:rPr>
-              <w:instrText xml:space="preserve"> PAGEREF _Toc242647991 \h </w:instrText>
+              <w:instrText xml:space="preserve"> PAGEREF _Toc242815550 \h </w:instrText>
             </w:r>
             <w:r>
               <w:rPr>
@@ -1990,7 +1990,7 @@
               <w:rPr>
                 <w:noProof/>
               </w:rPr>
-              <w:t>11</w:t>
+              <w:t>12</w:t>
             </w:r>
             <w:r>
               <w:rPr>
@@ -2011,7 +2011,7 @@
               <w:noProof/>
             </w:rPr>
           </w:pPr>
-          <w:hyperlink w:anchor="_Toc242647992" w:history="1">
+          <w:hyperlink w:anchor="_Toc242815551" w:history="1">
             <w:r>
               <w:rPr>
                 <w:rStyle w:val="a5"/>
@@ -2035,7 +2035,7 @@
               <w:rPr>
                 <w:noProof/>
               </w:rPr>
-              <w:instrText xml:space="preserve"> PAGEREF _Toc242647992 \h </w:instrText>
+              <w:instrText xml:space="preserve"> PAGEREF _Toc242815551 \h </w:instrText>
             </w:r>
             <w:r>
               <w:rPr>
@@ -2072,7 +2072,7 @@
               <w:noProof/>
             </w:rPr>
           </w:pPr>
-          <w:hyperlink w:anchor="_Toc242647993" w:history="1">
+          <w:hyperlink w:anchor="_Toc242815552" w:history="1">
             <w:r>
               <w:rPr>
                 <w:rStyle w:val="a5"/>
@@ -2096,7 +2096,7 @@
               <w:rPr>
                 <w:noProof/>
               </w:rPr>
-              <w:instrText xml:space="preserve"> PAGEREF _Toc242647993 \h </w:instrText>
+              <w:instrText xml:space="preserve"> PAGEREF _Toc242815552 \h </w:instrText>
             </w:r>
             <w:r>
               <w:rPr>
@@ -2139,7 +2139,7 @@
       <w:pPr>
         <w:pStyle w:val="1"/>
       </w:pPr>
-      <w:bookmarkStart w:id="0" w:name="_Toc242647964"/>
+      <w:bookmarkStart w:id="0" w:name="_Toc242815523"/>
       <w:r>
         <w:lastRenderedPageBreak/>
         <w:t xml:space="preserve">1. </w:t>
@@ -2165,7 +2165,7 @@
       <w:pPr>
         <w:pStyle w:val="2"/>
       </w:pPr>
-      <w:bookmarkStart w:id="1" w:name="_Toc242647965"/>
+      <w:bookmarkStart w:id="1" w:name="_Toc242815524"/>
       <w:r>
         <w:t xml:space="preserve">1.1 </w:t>
       </w:r>
@@ -2557,7 +2557,7 @@
       <w:pPr>
         <w:pStyle w:val="2"/>
       </w:pPr>
-      <w:bookmarkStart w:id="2" w:name="_Toc242647966"/>
+      <w:bookmarkStart w:id="2" w:name="_Toc242815525"/>
       <w:r>
         <w:t xml:space="preserve">1.2 </w:t>
       </w:r>
@@ -4411,7 +4411,7 @@
       <w:pPr>
         <w:pStyle w:val="2"/>
       </w:pPr>
-      <w:bookmarkStart w:id="3" w:name="_Toc242647967"/>
+      <w:bookmarkStart w:id="3" w:name="_Toc242815526"/>
       <w:r>
         <w:t xml:space="preserve">1.3 </w:t>
       </w:r>
@@ -4717,7 +4717,7 @@
       <w:pPr>
         <w:pStyle w:val="1"/>
       </w:pPr>
-      <w:bookmarkStart w:id="4" w:name="_Toc242647968"/>
+      <w:bookmarkStart w:id="4" w:name="_Toc242815527"/>
       <w:r>
         <w:t xml:space="preserve">2. </w:t>
       </w:r>
@@ -4748,7 +4748,7 @@
       <w:pPr>
         <w:pStyle w:val="2"/>
       </w:pPr>
-      <w:bookmarkStart w:id="5" w:name="_Toc242647969"/>
+      <w:bookmarkStart w:id="5" w:name="_Toc242815528"/>
       <w:r>
         <w:t xml:space="preserve">2.1 </w:t>
       </w:r>
@@ -4853,7 +4853,7 @@
       <w:pPr>
         <w:pStyle w:val="2"/>
       </w:pPr>
-      <w:bookmarkStart w:id="6" w:name="_Toc242647970"/>
+      <w:bookmarkStart w:id="6" w:name="_Toc242815529"/>
       <w:r>
         <w:t xml:space="preserve">2.2 </w:t>
       </w:r>
@@ -5846,7 +5846,7 @@
       <w:pPr>
         <w:pStyle w:val="2"/>
       </w:pPr>
-      <w:bookmarkStart w:id="7" w:name="_Toc242647971"/>
+      <w:bookmarkStart w:id="7" w:name="_Toc242815530"/>
       <w:r>
         <w:t xml:space="preserve">2.3 </w:t>
       </w:r>
@@ -5987,7 +5987,7 @@
                 <w:sz w:val="18"/>
                 <w:szCs w:val="18"/>
               </w:rPr>
-              <w:t xml:space="preserve"> (2026-10-11)</w:t>
+              <w:t xml:space="preserve"> (2026-10-13)</w:t>
             </w:r>
           </w:p>
         </w:tc>
@@ -7286,7 +7286,7 @@
       <w:pPr>
         <w:pStyle w:val="1"/>
       </w:pPr>
-      <w:bookmarkStart w:id="8" w:name="_Toc242647972"/>
+      <w:bookmarkStart w:id="8" w:name="_Toc242815531"/>
       <w:r>
         <w:t xml:space="preserve">3. </w:t>
       </w:r>
@@ -7317,7 +7317,7 @@
       <w:pPr>
         <w:pStyle w:val="2"/>
       </w:pPr>
-      <w:bookmarkStart w:id="9" w:name="_Toc242647973"/>
+      <w:bookmarkStart w:id="9" w:name="_Toc242815532"/>
       <w:r>
         <w:t xml:space="preserve">3.1 </w:t>
       </w:r>
@@ -7786,9 +7786,419 @@
     </w:p>
     <w:p>
       <w:pPr>
+        <w:pStyle w:val="a4"/>
+        <w:numPr>
+          <w:ilvl w:val="0"/>
+          <w:numId w:val="2"/>
+        </w:numPr>
+        <w:spacing w:after="60" w:line="300" w:lineRule="auto"/>
+      </w:pPr>
+      <w:r>
+        <w:t>같은</w:t>
+      </w:r>
+      <w:r>
+        <w:t xml:space="preserve"> </w:t>
+      </w:r>
+      <w:r>
+        <w:t>이름</w:t>
+      </w:r>
+      <w:r>
+        <w:t xml:space="preserve">, </w:t>
+      </w:r>
+      <w:r>
+        <w:t>같은</w:t>
+      </w:r>
+      <w:r>
+        <w:t xml:space="preserve"> </w:t>
+      </w:r>
+      <w:r>
+        <w:t>표기</w:t>
+      </w:r>
+      <w:r>
+        <w:t xml:space="preserve">: </w:t>
+      </w:r>
+      <w:r>
+        <w:t>서사</w:t>
+      </w:r>
+      <w:r>
+        <w:t xml:space="preserve"> </w:t>
+      </w:r>
+      <w:r>
+        <w:t>제목은</w:t>
+      </w:r>
+      <w:r>
+        <w:t xml:space="preserve"> </w:t>
+      </w:r>
+      <w:r>
+        <w:t>메뉴</w:t>
+      </w:r>
+      <w:r>
+        <w:t>·</w:t>
+      </w:r>
+      <w:r>
+        <w:t>홈</w:t>
+      </w:r>
+      <w:r>
+        <w:t>·</w:t>
+      </w:r>
+      <w:r>
+        <w:t>서사</w:t>
+      </w:r>
+      <w:r>
+        <w:t xml:space="preserve"> </w:t>
+      </w:r>
+      <w:r>
+        <w:t>화면에서</w:t>
+      </w:r>
+      <w:r>
+        <w:t xml:space="preserve"> </w:t>
+      </w:r>
+      <w:r>
+        <w:t>같은</w:t>
+      </w:r>
+      <w:r>
+        <w:t xml:space="preserve"> </w:t>
+      </w:r>
+      <w:r>
+        <w:t>이름을</w:t>
+      </w:r>
+      <w:r>
+        <w:t xml:space="preserve"> </w:t>
+      </w:r>
+      <w:r>
+        <w:t>쓴다</w:t>
+      </w:r>
+      <w:r>
+        <w:t xml:space="preserve">. </w:t>
+      </w:r>
+      <w:r>
+        <w:t>숫자의</w:t>
+      </w:r>
+      <w:r>
+        <w:t xml:space="preserve"> </w:t>
+      </w:r>
+      <w:r>
+        <w:t>한글</w:t>
+      </w:r>
+      <w:r>
+        <w:t xml:space="preserve"> </w:t>
+      </w:r>
+      <w:r>
+        <w:t>단위는</w:t>
+      </w:r>
+      <w:r>
+        <w:t xml:space="preserve"> </w:t>
+      </w:r>
+      <w:r>
+        <w:t>붙여</w:t>
+      </w:r>
+      <w:r>
+        <w:t xml:space="preserve"> </w:t>
+      </w:r>
+      <w:r>
+        <w:t>쓰고</w:t>
+      </w:r>
+      <w:r>
+        <w:t>(317</w:t>
+      </w:r>
+      <w:r>
+        <w:t>억</w:t>
+      </w:r>
+      <w:r>
+        <w:t xml:space="preserve"> </w:t>
+      </w:r>
+      <w:r>
+        <w:t>달러</w:t>
+      </w:r>
+      <w:r>
+        <w:t>), 1</w:t>
+      </w:r>
+      <w:r>
+        <w:t>조</w:t>
+      </w:r>
+      <w:r>
+        <w:t xml:space="preserve"> </w:t>
+      </w:r>
+      <w:r>
+        <w:t>이상의</w:t>
+      </w:r>
+      <w:r>
+        <w:t xml:space="preserve"> </w:t>
+      </w:r>
+      <w:r>
+        <w:t>억원</w:t>
+      </w:r>
+      <w:r>
+        <w:t xml:space="preserve"> </w:t>
+      </w:r>
+      <w:r>
+        <w:t>값은</w:t>
+      </w:r>
+      <w:r>
+        <w:t xml:space="preserve"> </w:t>
+      </w:r>
+      <w:r>
+        <w:t>조</w:t>
+      </w:r>
+      <w:r>
+        <w:t>·</w:t>
+      </w:r>
+      <w:r>
+        <w:t>억으로</w:t>
+      </w:r>
+      <w:r>
+        <w:t xml:space="preserve"> </w:t>
+      </w:r>
+      <w:r>
+        <w:t>풀어</w:t>
+      </w:r>
+      <w:r>
+        <w:t xml:space="preserve"> </w:t>
+      </w:r>
+      <w:r>
+        <w:t>쓴다</w:t>
+      </w:r>
+      <w:r>
+        <w:t>(5</w:t>
+      </w:r>
+      <w:r>
+        <w:t>조</w:t>
+      </w:r>
+      <w:r>
+        <w:t xml:space="preserve"> 1,921</w:t>
+      </w:r>
+      <w:r>
+        <w:t>억원</w:t>
+      </w:r>
+      <w:r>
+        <w:t xml:space="preserve">). </w:t>
+      </w:r>
+      <w:r>
+        <w:t>차트</w:t>
+      </w:r>
+      <w:r>
+        <w:t xml:space="preserve"> </w:t>
+      </w:r>
+      <w:r>
+        <w:t>축</w:t>
+      </w:r>
+      <w:r>
+        <w:t xml:space="preserve"> </w:t>
+      </w:r>
+      <w:r>
+        <w:t>눈금도</w:t>
+      </w:r>
+      <w:r>
+        <w:t xml:space="preserve"> </w:t>
+      </w:r>
+      <w:r>
+        <w:t>같은</w:t>
+      </w:r>
+      <w:r>
+        <w:t xml:space="preserve"> </w:t>
+      </w:r>
+      <w:r>
+        <w:t>방식으로</w:t>
+      </w:r>
+      <w:r>
+        <w:t xml:space="preserve"> </w:t>
+      </w:r>
+      <w:r>
+        <w:t>줄여</w:t>
+      </w:r>
+      <w:r>
+        <w:t xml:space="preserve"> </w:t>
+      </w:r>
+      <w:r>
+        <w:t>적는다</w:t>
+      </w:r>
+      <w:r>
+        <w:t>(6</w:t>
+      </w:r>
+      <w:r>
+        <w:t>조</w:t>
+      </w:r>
+      <w:r>
+        <w:t>, 7.5</w:t>
+      </w:r>
+      <w:r>
+        <w:t>천만</w:t>
+      </w:r>
+      <w:r>
+        <w:t>).</w:t>
+      </w:r>
+    </w:p>
+    <w:p>
+      <w:pPr>
+        <w:pStyle w:val="a4"/>
+        <w:numPr>
+          <w:ilvl w:val="0"/>
+          <w:numId w:val="2"/>
+        </w:numPr>
+        <w:spacing w:after="60" w:line="300" w:lineRule="auto"/>
+      </w:pPr>
+      <w:r>
+        <w:t>끊기지</w:t>
+      </w:r>
+      <w:r>
+        <w:t xml:space="preserve"> </w:t>
+      </w:r>
+      <w:r>
+        <w:t>않는</w:t>
+      </w:r>
+      <w:r>
+        <w:t xml:space="preserve"> </w:t>
+      </w:r>
+      <w:r>
+        <w:t>이동</w:t>
+      </w:r>
+      <w:r>
+        <w:t xml:space="preserve">: </w:t>
+      </w:r>
+      <w:r>
+        <w:t>지표</w:t>
+      </w:r>
+      <w:r>
+        <w:t xml:space="preserve"> </w:t>
+      </w:r>
+      <w:r>
+        <w:t>화면</w:t>
+      </w:r>
+      <w:r>
+        <w:t xml:space="preserve"> </w:t>
+      </w:r>
+      <w:r>
+        <w:t>끝에는</w:t>
+      </w:r>
+      <w:r>
+        <w:t xml:space="preserve"> </w:t>
+      </w:r>
+      <w:r>
+        <w:t>그</w:t>
+      </w:r>
+      <w:r>
+        <w:t xml:space="preserve"> </w:t>
+      </w:r>
+      <w:r>
+        <w:t>지표를</w:t>
+      </w:r>
+      <w:r>
+        <w:t xml:space="preserve"> </w:t>
+      </w:r>
+      <w:r>
+        <w:t>인용한</w:t>
+      </w:r>
+      <w:r>
+        <w:t xml:space="preserve"> </w:t>
+      </w:r>
+      <w:r>
+        <w:t>서사로</w:t>
+      </w:r>
+      <w:r>
+        <w:t xml:space="preserve"> </w:t>
+      </w:r>
+      <w:r>
+        <w:t>가는</w:t>
+      </w:r>
+      <w:r>
+        <w:t xml:space="preserve"> </w:t>
+      </w:r>
+      <w:r>
+        <w:t>링크를</w:t>
+      </w:r>
+      <w:r>
+        <w:t xml:space="preserve"> </w:t>
+      </w:r>
+      <w:r>
+        <w:t>두고</w:t>
+      </w:r>
+      <w:r>
+        <w:t xml:space="preserve">, </w:t>
+      </w:r>
+      <w:r>
+        <w:t>푸터에는</w:t>
+      </w:r>
+      <w:r>
+        <w:t xml:space="preserve"> </w:t>
+      </w:r>
+      <w:r>
+        <w:t>종합</w:t>
+      </w:r>
+      <w:r>
+        <w:t xml:space="preserve"> </w:t>
+      </w:r>
+      <w:r>
+        <w:t>결론</w:t>
+      </w:r>
+      <w:r>
+        <w:t>·</w:t>
+      </w:r>
+      <w:r>
+        <w:t>출처</w:t>
+      </w:r>
+      <w:r>
+        <w:t xml:space="preserve"> </w:t>
+      </w:r>
+      <w:r>
+        <w:t>링크와</w:t>
+      </w:r>
+      <w:r>
+        <w:t xml:space="preserve"> </w:t>
+      </w:r>
+      <w:r>
+        <w:t>데이터</w:t>
+      </w:r>
+      <w:r>
+        <w:t xml:space="preserve"> </w:t>
+      </w:r>
+      <w:r>
+        <w:t>기준일을</w:t>
+      </w:r>
+      <w:r>
+        <w:t xml:space="preserve"> </w:t>
+      </w:r>
+      <w:r>
+        <w:t>둔다</w:t>
+      </w:r>
+      <w:r>
+        <w:t xml:space="preserve">. </w:t>
+      </w:r>
+      <w:r>
+        <w:t>없는</w:t>
+      </w:r>
+      <w:r>
+        <w:t xml:space="preserve"> </w:t>
+      </w:r>
+      <w:r>
+        <w:t>주소는</w:t>
+      </w:r>
+      <w:r>
+        <w:t xml:space="preserve"> </w:t>
+      </w:r>
+      <w:r>
+        <w:t>한국어</w:t>
+      </w:r>
+      <w:r>
+        <w:t xml:space="preserve"> 404 </w:t>
+      </w:r>
+      <w:r>
+        <w:t>화면이</w:t>
+      </w:r>
+      <w:r>
+        <w:t xml:space="preserve"> </w:t>
+      </w:r>
+      <w:r>
+        <w:t>받는다</w:t>
+      </w:r>
+      <w:r>
+        <w:t>.</w:t>
+      </w:r>
+    </w:p>
+    <w:p>
+      <w:pPr>
         <w:pStyle w:val="2"/>
       </w:pPr>
-      <w:bookmarkStart w:id="10" w:name="_Toc242647974"/>
+      <w:bookmarkStart w:id="10" w:name="_Toc242815533"/>
       <w:r>
         <w:t>3.2 3</w:t>
       </w:r>
@@ -8379,7 +8789,21 @@
                 <w:sz w:val="18"/>
                 <w:szCs w:val="18"/>
               </w:rPr>
-              <w:t xml:space="preserve"> 51,920.6</w:t>
+              <w:t xml:space="preserve"> 5</w:t>
+            </w:r>
+            <w:r>
+              <w:rPr>
+                <w:sz w:val="18"/>
+                <w:szCs w:val="18"/>
+              </w:rPr>
+              <w:t>조</w:t>
+            </w:r>
+            <w:r>
+              <w:rPr>
+                <w:sz w:val="18"/>
+                <w:szCs w:val="18"/>
+              </w:rPr>
+              <w:t xml:space="preserve"> 1,921</w:t>
             </w:r>
             <w:r>
               <w:rPr>
@@ -9564,7 +9988,7 @@
       <w:pPr>
         <w:pStyle w:val="2"/>
       </w:pPr>
-      <w:bookmarkStart w:id="11" w:name="_Toc242647975"/>
+      <w:bookmarkStart w:id="11" w:name="_Toc242815534"/>
       <w:r>
         <w:t xml:space="preserve">3.3 </w:t>
       </w:r>
@@ -9848,6 +10272,132 @@
                 <w:sz w:val="18"/>
                 <w:szCs w:val="18"/>
               </w:rPr>
+              <w:t>대표</w:t>
+            </w:r>
+            <w:r>
+              <w:rPr>
+                <w:sz w:val="18"/>
+                <w:szCs w:val="18"/>
+              </w:rPr>
+              <w:t xml:space="preserve"> </w:t>
+            </w:r>
+            <w:r>
+              <w:rPr>
+                <w:sz w:val="18"/>
+                <w:szCs w:val="18"/>
+              </w:rPr>
+              <w:t>차트</w:t>
+            </w:r>
+            <w:r>
+              <w:rPr>
+                <w:sz w:val="18"/>
+                <w:szCs w:val="18"/>
+              </w:rPr>
+              <w:t xml:space="preserve"> 2</w:t>
+            </w:r>
+            <w:r>
+              <w:rPr>
+                <w:sz w:val="18"/>
+                <w:szCs w:val="18"/>
+              </w:rPr>
+              <w:t>개</w:t>
+            </w:r>
+            <w:r>
+              <w:rPr>
+                <w:sz w:val="18"/>
+                <w:szCs w:val="18"/>
+              </w:rPr>
+              <w:t>(</w:t>
+            </w:r>
+            <w:r>
+              <w:rPr>
+                <w:sz w:val="18"/>
+                <w:szCs w:val="18"/>
+              </w:rPr>
+              <w:t>상장</w:t>
+            </w:r>
+            <w:r>
+              <w:rPr>
+                <w:sz w:val="18"/>
+                <w:szCs w:val="18"/>
+              </w:rPr>
+              <w:t xml:space="preserve"> 4</w:t>
+            </w:r>
+            <w:r>
+              <w:rPr>
+                <w:sz w:val="18"/>
+                <w:szCs w:val="18"/>
+              </w:rPr>
+              <w:t>사</w:t>
+            </w:r>
+            <w:r>
+              <w:rPr>
+                <w:sz w:val="18"/>
+                <w:szCs w:val="18"/>
+              </w:rPr>
+              <w:t xml:space="preserve"> </w:t>
+            </w:r>
+            <w:r>
+              <w:rPr>
+                <w:sz w:val="18"/>
+                <w:szCs w:val="18"/>
+              </w:rPr>
+              <w:t>합산</w:t>
+            </w:r>
+            <w:r>
+              <w:rPr>
+                <w:sz w:val="18"/>
+                <w:szCs w:val="18"/>
+              </w:rPr>
+              <w:t xml:space="preserve"> </w:t>
+            </w:r>
+            <w:r>
+              <w:rPr>
+                <w:sz w:val="18"/>
+                <w:szCs w:val="18"/>
+              </w:rPr>
+              <w:t>실적</w:t>
+            </w:r>
+            <w:r>
+              <w:rPr>
+                <w:sz w:val="18"/>
+                <w:szCs w:val="18"/>
+              </w:rPr>
+              <w:t xml:space="preserve">, Top100 </w:t>
+            </w:r>
+            <w:r>
+              <w:rPr>
+                <w:sz w:val="18"/>
+                <w:szCs w:val="18"/>
+              </w:rPr>
+              <w:t>총</w:t>
+            </w:r>
+            <w:r>
+              <w:rPr>
+                <w:sz w:val="18"/>
+                <w:szCs w:val="18"/>
+              </w:rPr>
+              <w:t xml:space="preserve"> </w:t>
+            </w:r>
+            <w:r>
+              <w:rPr>
+                <w:sz w:val="18"/>
+                <w:szCs w:val="18"/>
+              </w:rPr>
+              <w:t>판매량</w:t>
+            </w:r>
+            <w:r>
+              <w:rPr>
+                <w:sz w:val="18"/>
+                <w:szCs w:val="18"/>
+              </w:rPr>
+              <w:t xml:space="preserve">), </w:t>
+            </w:r>
+            <w:r>
+              <w:rPr>
+                <w:sz w:val="18"/>
+                <w:szCs w:val="18"/>
+              </w:rPr>
               <w:t>서사</w:t>
             </w:r>
             <w:r>
@@ -9904,21 +10454,91 @@
                 <w:sz w:val="18"/>
                 <w:szCs w:val="18"/>
               </w:rPr>
-              <w:t>수동</w:t>
-            </w:r>
-            <w:r>
-              <w:rPr>
-                <w:sz w:val="18"/>
-                <w:szCs w:val="18"/>
-              </w:rPr>
-              <w:t>·</w:t>
-            </w:r>
-            <w:r>
-              <w:rPr>
-                <w:sz w:val="18"/>
-                <w:szCs w:val="18"/>
-              </w:rPr>
-              <w:t>자동</w:t>
+              <w:t>해석</w:t>
+            </w:r>
+            <w:r>
+              <w:rPr>
+                <w:sz w:val="18"/>
+                <w:szCs w:val="18"/>
+              </w:rPr>
+              <w:t xml:space="preserve"> 5</w:t>
+            </w:r>
+            <w:r>
+              <w:rPr>
+                <w:sz w:val="18"/>
+                <w:szCs w:val="18"/>
+              </w:rPr>
+              <w:t>개를</w:t>
+            </w:r>
+            <w:r>
+              <w:rPr>
+                <w:sz w:val="18"/>
+                <w:szCs w:val="18"/>
+              </w:rPr>
+              <w:t xml:space="preserve"> </w:t>
+            </w:r>
+            <w:r>
+              <w:rPr>
+                <w:sz w:val="18"/>
+                <w:szCs w:val="18"/>
+              </w:rPr>
+              <w:t>먼저</w:t>
+            </w:r>
+            <w:r>
+              <w:rPr>
+                <w:sz w:val="18"/>
+                <w:szCs w:val="18"/>
+              </w:rPr>
+              <w:t xml:space="preserve">, </w:t>
+            </w:r>
+            <w:r>
+              <w:rPr>
+                <w:sz w:val="18"/>
+                <w:szCs w:val="18"/>
+              </w:rPr>
+              <w:t>지표</w:t>
+            </w:r>
+            <w:r>
+              <w:rPr>
+                <w:sz w:val="18"/>
+                <w:szCs w:val="18"/>
+              </w:rPr>
+              <w:t xml:space="preserve"> </w:t>
+            </w:r>
+            <w:r>
+              <w:rPr>
+                <w:sz w:val="18"/>
+                <w:szCs w:val="18"/>
+              </w:rPr>
+              <w:t>변화</w:t>
+            </w:r>
+            <w:r>
+              <w:rPr>
+                <w:sz w:val="18"/>
+                <w:szCs w:val="18"/>
+              </w:rPr>
+              <w:t xml:space="preserve"> 5</w:t>
+            </w:r>
+            <w:r>
+              <w:rPr>
+                <w:sz w:val="18"/>
+                <w:szCs w:val="18"/>
+              </w:rPr>
+              <w:t>개는</w:t>
+            </w:r>
+            <w:r>
+              <w:rPr>
+                <w:sz w:val="18"/>
+                <w:szCs w:val="18"/>
+              </w:rPr>
+              <w:t xml:space="preserve"> </w:t>
+            </w:r>
+            <w:r>
+              <w:rPr>
+                <w:sz w:val="18"/>
+                <w:szCs w:val="18"/>
+              </w:rPr>
+              <w:t>접기</w:t>
             </w:r>
             <w:r>
               <w:rPr>
@@ -10167,6 +10787,20 @@
                 <w:sz w:val="18"/>
                 <w:szCs w:val="18"/>
               </w:rPr>
+              <w:t>(</w:t>
+            </w:r>
+            <w:r>
+              <w:rPr>
+                <w:sz w:val="18"/>
+                <w:szCs w:val="18"/>
+              </w:rPr>
+              <w:t>지표명이</w:t>
+            </w:r>
+            <w:r>
+              <w:rPr>
+                <w:sz w:val="18"/>
+                <w:szCs w:val="18"/>
+              </w:rPr>
               <w:t xml:space="preserve"> </w:t>
             </w:r>
             <w:r>
@@ -10181,7 +10815,7 @@
                 <w:sz w:val="18"/>
                 <w:szCs w:val="18"/>
               </w:rPr>
-              <w:t xml:space="preserve">, </w:t>
+              <w:t xml:space="preserve">), </w:t>
             </w:r>
             <w:r>
               <w:rPr>
@@ -10423,6 +11057,62 @@
                 <w:sz w:val="18"/>
                 <w:szCs w:val="18"/>
               </w:rPr>
+              <w:t>강조한</w:t>
+            </w:r>
+            <w:r>
+              <w:rPr>
+                <w:sz w:val="18"/>
+                <w:szCs w:val="18"/>
+              </w:rPr>
+              <w:t xml:space="preserve"> </w:t>
+            </w:r>
+            <w:r>
+              <w:rPr>
+                <w:sz w:val="18"/>
+                <w:szCs w:val="18"/>
+              </w:rPr>
+              <w:t>한</w:t>
+            </w:r>
+            <w:r>
+              <w:rPr>
+                <w:sz w:val="18"/>
+                <w:szCs w:val="18"/>
+              </w:rPr>
+              <w:t xml:space="preserve"> </w:t>
+            </w:r>
+            <w:r>
+              <w:rPr>
+                <w:sz w:val="18"/>
+                <w:szCs w:val="18"/>
+              </w:rPr>
+              <w:t>줄</w:t>
+            </w:r>
+            <w:r>
+              <w:rPr>
+                <w:sz w:val="18"/>
+                <w:szCs w:val="18"/>
+              </w:rPr>
+              <w:t xml:space="preserve"> </w:t>
+            </w:r>
+            <w:r>
+              <w:rPr>
+                <w:sz w:val="18"/>
+                <w:szCs w:val="18"/>
+              </w:rPr>
+              <w:t>결론</w:t>
+            </w:r>
+            <w:r>
+              <w:rPr>
+                <w:sz w:val="18"/>
+                <w:szCs w:val="18"/>
+              </w:rPr>
+              <w:t xml:space="preserve">, </w:t>
+            </w:r>
+            <w:r>
+              <w:rPr>
+                <w:sz w:val="18"/>
+                <w:szCs w:val="18"/>
+              </w:rPr>
               <w:t>서사별</w:t>
             </w:r>
             <w:r>
@@ -10676,6 +11366,62 @@
                 <w:szCs w:val="18"/>
               </w:rPr>
               <w:t>다음에</w:t>
+            </w:r>
+            <w:r>
+              <w:rPr>
+                <w:sz w:val="18"/>
+                <w:szCs w:val="18"/>
+              </w:rPr>
+              <w:t xml:space="preserve"> </w:t>
+            </w:r>
+            <w:r>
+              <w:rPr>
+                <w:sz w:val="18"/>
+                <w:szCs w:val="18"/>
+              </w:rPr>
+              <w:t>이어지고</w:t>
+            </w:r>
+            <w:r>
+              <w:rPr>
+                <w:sz w:val="18"/>
+                <w:szCs w:val="18"/>
+              </w:rPr>
+              <w:t xml:space="preserve"> </w:t>
+            </w:r>
+            <w:r>
+              <w:rPr>
+                <w:sz w:val="18"/>
+                <w:szCs w:val="18"/>
+              </w:rPr>
+              <w:t>끝에서</w:t>
+            </w:r>
+            <w:r>
+              <w:rPr>
+                <w:sz w:val="18"/>
+                <w:szCs w:val="18"/>
+              </w:rPr>
+              <w:t xml:space="preserve"> </w:t>
+            </w:r>
+            <w:r>
+              <w:rPr>
+                <w:sz w:val="18"/>
+                <w:szCs w:val="18"/>
+              </w:rPr>
+              <w:t>출처</w:t>
+            </w:r>
+            <w:r>
+              <w:rPr>
+                <w:sz w:val="18"/>
+                <w:szCs w:val="18"/>
+              </w:rPr>
+              <w:t>·</w:t>
+            </w:r>
+            <w:r>
+              <w:rPr>
+                <w:sz w:val="18"/>
+                <w:szCs w:val="18"/>
+              </w:rPr>
+              <w:t>신뢰도로</w:t>
             </w:r>
             <w:r>
               <w:rPr>
@@ -12603,7 +13349,7 @@
       <w:pPr>
         <w:pStyle w:val="2"/>
       </w:pPr>
-      <w:bookmarkStart w:id="12" w:name="_Toc242647976"/>
+      <w:bookmarkStart w:id="12" w:name="_Toc242815535"/>
       <w:r>
         <w:t xml:space="preserve">3.4 </w:t>
       </w:r>
@@ -13409,7 +14155,7 @@
       <w:pPr>
         <w:pStyle w:val="2"/>
       </w:pPr>
-      <w:bookmarkStart w:id="13" w:name="_Toc242647977"/>
+      <w:bookmarkStart w:id="13" w:name="_Toc242815536"/>
       <w:r>
         <w:t xml:space="preserve">3.5 </w:t>
       </w:r>
@@ -13610,6 +14356,36 @@
         <w:t>있다</w:t>
       </w:r>
       <w:r>
+        <w:t xml:space="preserve">. </w:t>
+      </w:r>
+      <w:r>
+        <w:t>화면</w:t>
+      </w:r>
+      <w:r>
+        <w:t xml:space="preserve"> </w:t>
+      </w:r>
+      <w:r>
+        <w:t>맨</w:t>
+      </w:r>
+      <w:r>
+        <w:t xml:space="preserve"> </w:t>
+      </w:r>
+      <w:r>
+        <w:t>위에</w:t>
+      </w:r>
+      <w:r>
+        <w:t xml:space="preserve"> </w:t>
+      </w:r>
+      <w:r>
+        <w:t>강조해</w:t>
+      </w:r>
+      <w:r>
+        <w:t xml:space="preserve"> </w:t>
+      </w:r>
+      <w:r>
+        <w:t>둔다</w:t>
+      </w:r>
+      <w:r>
         <w:t>.</w:t>
       </w:r>
     </w:p>
@@ -14012,6 +14788,78 @@
         <w:t>불일치</w:t>
       </w:r>
       <w:r>
+        <w:t xml:space="preserve">. </w:t>
+      </w:r>
+      <w:r>
+        <w:t>결론과</w:t>
+      </w:r>
+      <w:r>
+        <w:t xml:space="preserve"> </w:t>
+      </w:r>
+      <w:r>
+        <w:t>구분되는</w:t>
+      </w:r>
+      <w:r>
+        <w:t xml:space="preserve"> </w:t>
+      </w:r>
+      <w:r>
+        <w:t>별도</w:t>
+      </w:r>
+      <w:r>
+        <w:t xml:space="preserve"> </w:t>
+      </w:r>
+      <w:r>
+        <w:t>구역으로</w:t>
+      </w:r>
+      <w:r>
+        <w:t xml:space="preserve"> </w:t>
+      </w:r>
+      <w:r>
+        <w:t>두고</w:t>
+      </w:r>
+      <w:r>
+        <w:t xml:space="preserve">, </w:t>
+      </w:r>
+      <w:r>
+        <w:t>끝에</w:t>
+      </w:r>
+      <w:r>
+        <w:t xml:space="preserve"> </w:t>
+      </w:r>
+      <w:r>
+        <w:t>출처</w:t>
+      </w:r>
+      <w:r>
+        <w:t>·</w:t>
+      </w:r>
+      <w:r>
+        <w:t>신뢰도</w:t>
+      </w:r>
+      <w:r>
+        <w:t xml:space="preserve"> </w:t>
+      </w:r>
+      <w:r>
+        <w:t>화면으로</w:t>
+      </w:r>
+      <w:r>
+        <w:t xml:space="preserve"> </w:t>
+      </w:r>
+      <w:r>
+        <w:t>가는</w:t>
+      </w:r>
+      <w:r>
+        <w:t xml:space="preserve"> </w:t>
+      </w:r>
+      <w:r>
+        <w:t>링크를</w:t>
+      </w:r>
+      <w:r>
+        <w:t xml:space="preserve"> </w:t>
+      </w:r>
+      <w:r>
+        <w:t>붙인다</w:t>
+      </w:r>
+      <w:r>
         <w:t>.</w:t>
       </w:r>
     </w:p>
@@ -14019,7 +14867,7 @@
       <w:pPr>
         <w:pStyle w:val="2"/>
       </w:pPr>
-      <w:bookmarkStart w:id="14" w:name="_Toc242647978"/>
+      <w:bookmarkStart w:id="14" w:name="_Toc242815537"/>
       <w:r>
         <w:t xml:space="preserve">3.6 </w:t>
       </w:r>
@@ -14141,7 +14989,73 @@
         <w:t>서사</w:t>
       </w:r>
       <w:r>
-        <w:t>: KpiCard, NarrativeSection(</w:t>
+        <w:t>: KpiCard(</w:t>
+      </w:r>
+      <w:r>
+        <w:t>카드</w:t>
+      </w:r>
+      <w:r>
+        <w:t xml:space="preserve"> </w:t>
+      </w:r>
+      <w:r>
+        <w:t>전체가</w:t>
+      </w:r>
+      <w:r>
+        <w:t xml:space="preserve"> </w:t>
+      </w:r>
+      <w:r>
+        <w:t>지표</w:t>
+      </w:r>
+      <w:r>
+        <w:t xml:space="preserve"> </w:t>
+      </w:r>
+      <w:r>
+        <w:t>화면</w:t>
+      </w:r>
+      <w:r>
+        <w:t xml:space="preserve"> </w:t>
+      </w:r>
+      <w:r>
+        <w:t>링크</w:t>
+      </w:r>
+      <w:r>
+        <w:t xml:space="preserve">, </w:t>
+      </w:r>
+      <w:r>
+        <w:t>증감이</w:t>
+      </w:r>
+      <w:r>
+        <w:t xml:space="preserve"> </w:t>
+      </w:r>
+      <w:r>
+        <w:t>값과</w:t>
+      </w:r>
+      <w:r>
+        <w:t xml:space="preserve"> </w:t>
+      </w:r>
+      <w:r>
+        <w:t>같으면</w:t>
+      </w:r>
+      <w:r>
+        <w:t xml:space="preserve"> </w:t>
+      </w:r>
+      <w:r>
+        <w:t>증감</w:t>
+      </w:r>
+      <w:r>
+        <w:t xml:space="preserve"> </w:t>
+      </w:r>
+      <w:r>
+        <w:t>표기</w:t>
+      </w:r>
+      <w:r>
+        <w:t xml:space="preserve"> </w:t>
+      </w:r>
+      <w:r>
+        <w:t>생략</w:t>
+      </w:r>
+      <w:r>
+        <w:t>), NarrativeSection(</w:t>
       </w:r>
       <w:r>
         <w:t>서사</w:t>
@@ -14169,6 +15083,42 @@
       </w:r>
       <w:r>
         <w:t>묶음</w:t>
+      </w:r>
+      <w:r>
+        <w:t>), RelatedNarratives(</w:t>
+      </w:r>
+      <w:r>
+        <w:t>지표</w:t>
+      </w:r>
+      <w:r>
+        <w:t xml:space="preserve"> </w:t>
+      </w:r>
+      <w:r>
+        <w:t>화면</w:t>
+      </w:r>
+      <w:r>
+        <w:t xml:space="preserve"> </w:t>
+      </w:r>
+      <w:r>
+        <w:t>끝의</w:t>
+      </w:r>
+      <w:r>
+        <w:t xml:space="preserve"> </w:t>
+      </w:r>
+      <w:r>
+        <w:t>관련</w:t>
+      </w:r>
+      <w:r>
+        <w:t xml:space="preserve"> </w:t>
+      </w:r>
+      <w:r>
+        <w:t>서사</w:t>
+      </w:r>
+      <w:r>
+        <w:t xml:space="preserve"> </w:t>
+      </w:r>
+      <w:r>
+        <w:t>링크</w:t>
       </w:r>
       <w:r>
         <w:t>).</w:t>
@@ -14314,7 +15264,7 @@
       <w:pPr>
         <w:pStyle w:val="1"/>
       </w:pPr>
-      <w:bookmarkStart w:id="15" w:name="_Toc242647979"/>
+      <w:bookmarkStart w:id="15" w:name="_Toc242815538"/>
       <w:r>
         <w:t xml:space="preserve">4. </w:t>
       </w:r>
@@ -14333,7 +15283,7 @@
       <w:pPr>
         <w:pStyle w:val="2"/>
       </w:pPr>
-      <w:bookmarkStart w:id="16" w:name="_Toc242647980"/>
+      <w:bookmarkStart w:id="16" w:name="_Toc242815539"/>
       <w:r>
         <w:t xml:space="preserve">4.1 </w:t>
       </w:r>
@@ -15469,7 +16419,7 @@
       <w:pPr>
         <w:pStyle w:val="2"/>
       </w:pPr>
-      <w:bookmarkStart w:id="17" w:name="_Toc242647981"/>
+      <w:bookmarkStart w:id="17" w:name="_Toc242815540"/>
       <w:r>
         <w:t xml:space="preserve">4.2 </w:t>
       </w:r>
@@ -17008,7 +17958,7 @@
       <w:pPr>
         <w:pStyle w:val="2"/>
       </w:pPr>
-      <w:bookmarkStart w:id="18" w:name="_Toc242647982"/>
+      <w:bookmarkStart w:id="18" w:name="_Toc242815541"/>
       <w:r>
         <w:t xml:space="preserve">4.3 </w:t>
       </w:r>
@@ -18257,7 +19207,7 @@
       <w:pPr>
         <w:pStyle w:val="2"/>
       </w:pPr>
-      <w:bookmarkStart w:id="19" w:name="_Toc242647983"/>
+      <w:bookmarkStart w:id="19" w:name="_Toc242815542"/>
       <w:r>
         <w:t xml:space="preserve">4.4 </w:t>
       </w:r>
@@ -18997,7 +19947,7 @@
       <w:pPr>
         <w:pStyle w:val="2"/>
       </w:pPr>
-      <w:bookmarkStart w:id="20" w:name="_Toc242647984"/>
+      <w:bookmarkStart w:id="20" w:name="_Toc242815543"/>
       <w:r>
         <w:t xml:space="preserve">4.5 </w:t>
       </w:r>
@@ -19265,7 +20215,7 @@
       <w:pPr>
         <w:pStyle w:val="2"/>
       </w:pPr>
-      <w:bookmarkStart w:id="21" w:name="_Toc242647985"/>
+      <w:bookmarkStart w:id="21" w:name="_Toc242815544"/>
       <w:r>
         <w:t xml:space="preserve">4.6 </w:t>
       </w:r>
@@ -20881,7 +21831,7 @@
       <w:pPr>
         <w:pStyle w:val="2"/>
       </w:pPr>
-      <w:bookmarkStart w:id="22" w:name="_Toc242647986"/>
+      <w:bookmarkStart w:id="22" w:name="_Toc242815545"/>
       <w:r>
         <w:t xml:space="preserve">4.7 </w:t>
       </w:r>
@@ -21120,6 +22070,36 @@
         <w:t xml:space="preserve"> </w:t>
       </w:r>
       <w:r>
+        <w:t>일치</w:t>
+      </w:r>
+      <w:r>
+        <w:t xml:space="preserve">, </w:t>
+      </w:r>
+      <w:r>
+        <w:t>메뉴와</w:t>
+      </w:r>
+      <w:r>
+        <w:t xml:space="preserve"> </w:t>
+      </w:r>
+      <w:r>
+        <w:t>서사</w:t>
+      </w:r>
+      <w:r>
+        <w:t xml:space="preserve"> </w:t>
+      </w:r>
+      <w:r>
+        <w:t>화면의</w:t>
+      </w:r>
+      <w:r>
+        <w:t xml:space="preserve"> </w:t>
+      </w:r>
+      <w:r>
+        <w:t>제목</w:t>
+      </w:r>
+      <w:r>
+        <w:t xml:space="preserve"> </w:t>
+      </w:r>
+      <w:r>
         <w:t>일치를</w:t>
       </w:r>
       <w:r>
@@ -21212,7 +22192,7 @@
       <w:pPr>
         <w:pStyle w:val="1"/>
       </w:pPr>
-      <w:bookmarkStart w:id="23" w:name="_Toc242647987"/>
+      <w:bookmarkStart w:id="23" w:name="_Toc242815546"/>
       <w:r>
         <w:t xml:space="preserve">5. </w:t>
       </w:r>
@@ -22685,7 +23665,7 @@
       <w:pPr>
         <w:pStyle w:val="1"/>
       </w:pPr>
-      <w:bookmarkStart w:id="24" w:name="_Toc242647988"/>
+      <w:bookmarkStart w:id="24" w:name="_Toc242815547"/>
       <w:r>
         <w:t xml:space="preserve">6. </w:t>
       </w:r>
@@ -24335,7 +25315,49 @@
                 <w:sz w:val="18"/>
                 <w:szCs w:val="18"/>
               </w:rPr>
-              <w:t xml:space="preserve"> (Task 017~020)</w:t>
+              <w:t xml:space="preserve">, </w:t>
+            </w:r>
+            <w:r>
+              <w:rPr>
+                <w:sz w:val="18"/>
+                <w:szCs w:val="18"/>
+              </w:rPr>
+              <w:t>사이트</w:t>
+            </w:r>
+            <w:r>
+              <w:rPr>
+                <w:sz w:val="18"/>
+                <w:szCs w:val="18"/>
+              </w:rPr>
+              <w:t xml:space="preserve"> </w:t>
+            </w:r>
+            <w:r>
+              <w:rPr>
+                <w:sz w:val="18"/>
+                <w:szCs w:val="18"/>
+              </w:rPr>
+              <w:t>전반</w:t>
+            </w:r>
+            <w:r>
+              <w:rPr>
+                <w:sz w:val="18"/>
+                <w:szCs w:val="18"/>
+              </w:rPr>
+              <w:t xml:space="preserve"> UI/UX </w:t>
+            </w:r>
+            <w:r>
+              <w:rPr>
+                <w:sz w:val="18"/>
+                <w:szCs w:val="18"/>
+              </w:rPr>
+              <w:t>정리</w:t>
+            </w:r>
+            <w:r>
+              <w:rPr>
+                <w:sz w:val="18"/>
+                <w:szCs w:val="18"/>
+              </w:rPr>
+              <w:t xml:space="preserve"> (Task 017~021)</w:t>
             </w:r>
           </w:p>
         </w:tc>
@@ -24350,7 +25372,7 @@
       <w:pPr>
         <w:pStyle w:val="1"/>
       </w:pPr>
-      <w:bookmarkStart w:id="25" w:name="_Toc242647989"/>
+      <w:bookmarkStart w:id="25" w:name="_Toc242815548"/>
       <w:r>
         <w:t xml:space="preserve">7. </w:t>
       </w:r>
@@ -24375,7 +25397,7 @@
       <w:pPr>
         <w:pStyle w:val="2"/>
       </w:pPr>
-      <w:bookmarkStart w:id="26" w:name="_Toc242647990"/>
+      <w:bookmarkStart w:id="26" w:name="_Toc242815549"/>
       <w:r>
         <w:t xml:space="preserve">7.1 </w:t>
       </w:r>
@@ -26864,7 +27886,7 @@
       <w:pPr>
         <w:pStyle w:val="2"/>
       </w:pPr>
-      <w:bookmarkStart w:id="27" w:name="_Toc242647991"/>
+      <w:bookmarkStart w:id="27" w:name="_Toc242815550"/>
       <w:r>
         <w:t xml:space="preserve">7.2 </w:t>
       </w:r>
@@ -28212,7 +29234,7 @@
       <w:pPr>
         <w:pStyle w:val="2"/>
       </w:pPr>
-      <w:bookmarkStart w:id="28" w:name="_Toc242647992"/>
+      <w:bookmarkStart w:id="28" w:name="_Toc242815551"/>
       <w:r>
         <w:t xml:space="preserve">7.3 </w:t>
       </w:r>
@@ -28574,7 +29596,7 @@
       <w:pPr>
         <w:pStyle w:val="1"/>
       </w:pPr>
-      <w:bookmarkStart w:id="29" w:name="_Toc242647993"/>
+      <w:bookmarkStart w:id="29" w:name="_Toc242815552"/>
       <w:r>
         <w:t>부록</w:t>
       </w:r>
@@ -28948,10 +29970,10 @@
 <file path=word/numbering.xml><?xml version="1.0" encoding="utf-8"?>
 <w:numbering xmlns:wpc="http://schemas.microsoft.com/office/word/2010/wordprocessingCanvas" xmlns:cx="http://schemas.microsoft.com/office/drawing/2014/chartex" xmlns:cx1="http://schemas.microsoft.com/office/drawing/2015/9/8/chartex" xmlns:cx2="http://schemas.microsoft.com/office/drawing/2015/10/21/chartex" xmlns:cx3="http://schemas.microsoft.com/office/drawing/2016/5/9/chartex" xmlns:cx4="http://schemas.microsoft.com/office/drawing/2016/5/10/chartex" xmlns:cx5="http://schemas.microsoft.com/office/drawing/2016/5/11/chartex" xmlns:cx6="http://schemas.microsoft.com/office/drawing/2016/5/12/chartex" xmlns:cx7="http://schemas.microsoft.com/office/drawing/2016/5/13/chartex" xmlns:cx8="http://schemas.microsoft.com/office/drawing/2016/5/14/chartex" xmlns:mc="http://schemas.openxmlformats.org/markup-compatibility/2006" xmlns:aink="http://schemas.microsoft.com/office/drawing/2016/ink" xmlns:am3d="http://schemas.microsoft.com/office/drawing/2017/model3d" xmlns:o="urn:schemas-microsoft-com:office:office" xmlns:oel="http://schemas.microsoft.com/office/2019/extlst" xmlns:r="http://schemas.openxmlformats.org/officeDocument/2006/relationships" xmlns:m="http://schemas.openxmlformats.org/officeDocument/2006/math" xmlns:v="urn:schemas-microsoft-com:vml" xmlns:wp14="http://schemas.microsoft.com/office/word/2010/wordprocessingDrawing" xmlns:wp="http://schemas.openxmlformats.org/drawingml/2006/wordprocessingDrawing" xmlns:w10="urn:schemas-microsoft-com:office:word" xmlns:w="http://schemas.openxmlformats.org/wordprocessingml/2006/main" xmlns:w14="http://schemas.microsoft.com/office/word/2010/wordml" xmlns:w15="http://schemas.microsoft.com/office/word/2012/wordml" xmlns:w16cex="http://schemas.microsoft.com/office/word/2018/wordml/cex" xmlns:w16cid="http://schemas.microsoft.com/office/word/2016/wordml/cid" xmlns:w16="http://schemas.microsoft.com/office/word/2018/wordml" xmlns:w16du="http://schemas.microsoft.com/office/word/2023/wordml/word16du" xmlns:w16sdtdh="http://schemas.microsoft.com/office/word/2020/wordml/sdtdatahash" xmlns:w16sdtfl="http://schemas.microsoft.com/office/word/2024/wordml/sdtformatlock" xmlns:w16se="http://schemas.microsoft.com/office/word/2015/wordml/symex" xmlns:wpg="http://schemas.microsoft.com/office/word/2010/wordprocessingGroup" xmlns:wpi="http://schemas.microsoft.com/office/word/2010/wordprocessingInk" xmlns:wne="http://schemas.microsoft.com/office/word/2006/wordml" xmlns:wps="http://schemas.microsoft.com/office/word/2010/wordprocessingShape" mc:Ignorable="w14 w15 w16se w16cid w16 w16cex w16sdtdh w16sdtfl w16du wp14">
   <w:abstractNum w:abstractNumId="0" w15:restartNumberingAfterBreak="0">
-    <w:nsid w:val="35B93137"/>
+    <w:nsid w:val="374D3120"/>
     <w:multiLevelType w:val="hybridMultilevel"/>
-    <w:tmpl w:val="90A8F772"/>
-    <w:lvl w:ilvl="0" w:tplc="71BA46F6" w:tentative="1">
+    <w:tmpl w:val="17184352"/>
+    <w:lvl w:ilvl="0" w:tplc="20D25BE4" w:tentative="1">
       <w:start w:val="1"/>
       <w:numFmt w:val="bullet"/>
       <w:lvlText w:val="●"/>
@@ -28960,7 +29982,7 @@
         <w:ind w:left="720" w:hanging="360"/>
       </w:pPr>
     </w:lvl>
-    <w:lvl w:ilvl="1" w:tplc="A4FC05C2" w:tentative="1">
+    <w:lvl w:ilvl="1" w:tplc="CD2A76AE" w:tentative="1">
       <w:start w:val="1"/>
       <w:numFmt w:val="bullet"/>
       <w:lvlText w:val="○"/>
@@ -28969,7 +29991,7 @@
         <w:ind w:left="1440" w:hanging="360"/>
       </w:pPr>
     </w:lvl>
-    <w:lvl w:ilvl="2" w:tplc="25F21B8C" w:tentative="1">
+    <w:lvl w:ilvl="2" w:tplc="50962402" w:tentative="1">
       <w:start w:val="1"/>
       <w:numFmt w:val="bullet"/>
       <w:lvlText w:val="■"/>
@@ -28978,7 +30000,7 @@
         <w:ind w:left="2160" w:hanging="360"/>
       </w:pPr>
     </w:lvl>
-    <w:lvl w:ilvl="3" w:tplc="317CA7EE" w:tentative="1">
+    <w:lvl w:ilvl="3" w:tplc="B8D2077C" w:tentative="1">
       <w:start w:val="1"/>
       <w:numFmt w:val="bullet"/>
       <w:lvlText w:val="●"/>
@@ -28987,7 +30009,7 @@
         <w:ind w:left="2880" w:hanging="360"/>
       </w:pPr>
     </w:lvl>
-    <w:lvl w:ilvl="4" w:tplc="D26859AA" w:tentative="1">
+    <w:lvl w:ilvl="4" w:tplc="61E62DEE" w:tentative="1">
       <w:start w:val="1"/>
       <w:numFmt w:val="bullet"/>
       <w:lvlText w:val="○"/>
@@ -28996,7 +30018,7 @@
         <w:ind w:left="3600" w:hanging="360"/>
       </w:pPr>
     </w:lvl>
-    <w:lvl w:ilvl="5" w:tplc="65B66C68" w:tentative="1">
+    <w:lvl w:ilvl="5" w:tplc="491ABAD4" w:tentative="1">
       <w:start w:val="1"/>
       <w:numFmt w:val="bullet"/>
       <w:lvlText w:val="■"/>
@@ -29005,7 +30027,7 @@
         <w:ind w:left="4320" w:hanging="360"/>
       </w:pPr>
     </w:lvl>
-    <w:lvl w:ilvl="6" w:tplc="69E25A6E" w:tentative="1">
+    <w:lvl w:ilvl="6" w:tplc="C7F231A8" w:tentative="1">
       <w:start w:val="1"/>
       <w:numFmt w:val="bullet"/>
       <w:lvlText w:val="●"/>
@@ -29014,7 +30036,7 @@
         <w:ind w:left="5040" w:hanging="360"/>
       </w:pPr>
     </w:lvl>
-    <w:lvl w:ilvl="7" w:tplc="AF40A480" w:tentative="1">
+    <w:lvl w:ilvl="7" w:tplc="7706C6AE" w:tentative="1">
       <w:start w:val="1"/>
       <w:numFmt w:val="bullet"/>
       <w:lvlText w:val="●"/>
@@ -29023,7 +30045,7 @@
         <w:ind w:left="5760" w:hanging="360"/>
       </w:pPr>
     </w:lvl>
-    <w:lvl w:ilvl="8" w:tplc="39E0AF48" w:tentative="1">
+    <w:lvl w:ilvl="8" w:tplc="B7D4F320" w:tentative="1">
       <w:start w:val="1"/>
       <w:numFmt w:val="bullet"/>
       <w:lvlText w:val="●"/>
@@ -29034,10 +30056,10 @@
     </w:lvl>
   </w:abstractNum>
   <w:abstractNum w:abstractNumId="1" w15:restartNumberingAfterBreak="0">
-    <w:nsid w:val="6F903D48"/>
+    <w:nsid w:val="79D833B1"/>
     <w:multiLevelType w:val="hybridMultilevel"/>
-    <w:tmpl w:val="86EA2E40"/>
-    <w:lvl w:ilvl="0" w:tplc="C16E282C">
+    <w:tmpl w:val="6FDCCCC0"/>
+    <w:lvl w:ilvl="0" w:tplc="6F4E6EFA">
       <w:start w:val="1"/>
       <w:numFmt w:val="bullet"/>
       <w:lvlText w:val="•"/>
@@ -29046,54 +30068,54 @@
         <w:ind w:left="420" w:hanging="260"/>
       </w:pPr>
     </w:lvl>
-    <w:lvl w:ilvl="1" w:tplc="9740FA62">
+    <w:lvl w:ilvl="1" w:tplc="E56ACF8E">
       <w:numFmt w:val="decimal"/>
       <w:lvlText w:val=""/>
       <w:lvlJc w:val="left"/>
     </w:lvl>
-    <w:lvl w:ilvl="2" w:tplc="03B212E4">
+    <w:lvl w:ilvl="2" w:tplc="2F8A0634">
       <w:numFmt w:val="decimal"/>
       <w:lvlText w:val=""/>
       <w:lvlJc w:val="left"/>
     </w:lvl>
-    <w:lvl w:ilvl="3" w:tplc="27A6639E">
+    <w:lvl w:ilvl="3" w:tplc="6B9A91F0">
       <w:numFmt w:val="decimal"/>
       <w:lvlText w:val=""/>
       <w:lvlJc w:val="left"/>
     </w:lvl>
-    <w:lvl w:ilvl="4" w:tplc="309C3192">
+    <w:lvl w:ilvl="4" w:tplc="38C64C60">
       <w:numFmt w:val="decimal"/>
       <w:lvlText w:val=""/>
       <w:lvlJc w:val="left"/>
     </w:lvl>
-    <w:lvl w:ilvl="5" w:tplc="3DAEB806">
+    <w:lvl w:ilvl="5" w:tplc="65E8DB56">
       <w:numFmt w:val="decimal"/>
       <w:lvlText w:val=""/>
       <w:lvlJc w:val="left"/>
     </w:lvl>
-    <w:lvl w:ilvl="6" w:tplc="48A69C16">
+    <w:lvl w:ilvl="6" w:tplc="F516E13C">
       <w:numFmt w:val="decimal"/>
       <w:lvlText w:val=""/>
       <w:lvlJc w:val="left"/>
     </w:lvl>
-    <w:lvl w:ilvl="7" w:tplc="9AFAF580">
+    <w:lvl w:ilvl="7" w:tplc="4A8E7ABE">
       <w:numFmt w:val="decimal"/>
       <w:lvlText w:val=""/>
       <w:lvlJc w:val="left"/>
     </w:lvl>
-    <w:lvl w:ilvl="8" w:tplc="AFE46DA4">
+    <w:lvl w:ilvl="8" w:tplc="4C7A577C">
       <w:numFmt w:val="decimal"/>
       <w:lvlText w:val=""/>
       <w:lvlJc w:val="left"/>
     </w:lvl>
   </w:abstractNum>
-  <w:num w:numId="1" w16cid:durableId="150220019">
+  <w:num w:numId="1" w16cid:durableId="1444418677">
     <w:abstractNumId w:val="0"/>
     <w:lvlOverride w:ilvl="0">
       <w:startOverride w:val="1"/>
     </w:lvlOverride>
   </w:num>
-  <w:num w:numId="2" w16cid:durableId="387537394">
+  <w:num w:numId="2" w16cid:durableId="11762341">
     <w:abstractNumId w:val="1"/>
     <w:lvlOverride w:ilvl="0">
       <w:startOverride w:val="1"/>
@@ -29721,7 +30743,7 @@
     <w:link w:val="Char1"/>
     <w:uiPriority w:val="99"/>
     <w:unhideWhenUsed/>
-    <w:rsid w:val="00D50446"/>
+    <w:rsid w:val="00A9314B"/>
     <w:pPr>
       <w:tabs>
         <w:tab w:val="center" w:pos="4513"/>
@@ -29735,7 +30757,7 @@
     <w:basedOn w:val="a0"/>
     <w:link w:val="aa"/>
     <w:uiPriority w:val="99"/>
-    <w:rsid w:val="00D50446"/>
+    <w:rsid w:val="00A9314B"/>
   </w:style>
   <w:style w:type="paragraph" w:styleId="ab">
     <w:name w:val="footer"/>
@@ -29743,7 +30765,7 @@
     <w:link w:val="Char2"/>
     <w:uiPriority w:val="99"/>
     <w:unhideWhenUsed/>
-    <w:rsid w:val="00D50446"/>
+    <w:rsid w:val="00A9314B"/>
     <w:pPr>
       <w:tabs>
         <w:tab w:val="center" w:pos="4513"/>
@@ -29757,7 +30779,7 @@
     <w:basedOn w:val="a0"/>
     <w:link w:val="ab"/>
     <w:uiPriority w:val="99"/>
-    <w:rsid w:val="00D50446"/>
+    <w:rsid w:val="00A9314B"/>
   </w:style>
   <w:style w:type="paragraph" w:styleId="11">
     <w:name w:val="toc 1"/>
@@ -29766,7 +30788,7 @@
     <w:autoRedefine/>
     <w:uiPriority w:val="39"/>
     <w:unhideWhenUsed/>
-    <w:rsid w:val="00D50446"/>
+    <w:rsid w:val="00A9314B"/>
   </w:style>
   <w:style w:type="paragraph" w:styleId="20">
     <w:name w:val="toc 2"/>
@@ -29775,7 +30797,7 @@
     <w:autoRedefine/>
     <w:uiPriority w:val="39"/>
     <w:unhideWhenUsed/>
-    <w:rsid w:val="00D50446"/>
+    <w:rsid w:val="00A9314B"/>
     <w:pPr>
       <w:ind w:leftChars="200" w:left="425"/>
     </w:pPr>
